--- a/MLTrain_Notebook/Notebook/docs/đánh giá và viết báo cáo.docx
+++ b/MLTrain_Notebook/Notebook/docs/đánh giá và viết báo cáo.docx
@@ -12,7 +12,10 @@
         </w:rPr>
       </w:pPr>
       <w:r>
-        <w:t xml:space="preserve">Vẽ biểu đồ để phân tích: </w:t>
+        <w:rPr>
+          <w:highlight w:val="none"/>
+        </w:rPr>
+        <w:t xml:space="preserve">I. Tiền xử lí:</w:t>
       </w:r>
       <w:r>
         <w:rPr>
@@ -27,32 +30,11 @@
     </w:p>
     <w:p>
       <w:pPr>
-        <w:pBdr/>
-        <w:spacing/>
-        <w:ind/>
-        <w:rPr>
-          <w:highlight w:val="none"/>
-        </w:rPr>
-      </w:pPr>
-      <w:r>
-        <w:rPr>
-          <w:highlight w:val="none"/>
-        </w:rPr>
-        <w:t xml:space="preserve">Tiền xử lí:</w:t>
-      </w:r>
-      <w:r>
-        <w:rPr>
-          <w:highlight w:val="none"/>
-        </w:rPr>
-      </w:r>
-      <w:r>
-        <w:rPr>
-          <w:highlight w:val="none"/>
-        </w:rPr>
-      </w:r>
-    </w:p>
-    <w:p>
-      <w:pPr>
+        <w:pStyle w:val="898"/>
+        <w:numPr>
+          <w:ilvl w:val="0"/>
+          <w:numId w:val="3"/>
+        </w:numPr>
         <w:pBdr/>
         <w:spacing/>
         <w:ind/>
@@ -90,190 +72,13 @@
         <w:rPr>
           <w:highlight w:val="none"/>
         </w:rPr>
-        <w:t xml:space="preserve">Biểu đồ chứng minh feature engineering tại sao lại chọn các mốc lag ở 0 1 6 18</w:t>
-      </w:r>
-      <w:r>
-        <w:rPr>
-          <w:highlight w:val="none"/>
-        </w:rPr>
-        <w:t xml:space="preserve"> (ứng với các mốc 0s 10s 60s 180s) </w:t>
-      </w:r>
-      <w:r>
-        <w:t xml:space="preserve">Biểu đồ PACF (Partial Autocorrelation)</w:t>
-      </w:r>
-      <w:r>
-        <w:rPr>
-          <w:highlight w:val="none"/>
-        </w:rPr>
-        <w:t xml:space="preserve"> (trước đó có giải thích vì sao phải có lag và sử dùng feature engineering để làm gì? Cho mô hình nào?)</w:t>
-      </w:r>
-      <w:r>
-        <w:rPr>
-          <w:highlight w:val="none"/>
-        </w:rPr>
-      </w:r>
-      <w:r>
-        <w:rPr>
-          <w:highlight w:val="none"/>
-        </w:rPr>
-      </w:r>
-    </w:p>
-    <w:p>
-      <w:pPr>
-        <w:pBdr/>
-        <w:spacing/>
-        <w:ind/>
-        <w:rPr>
-          <w:highlight w:val="none"/>
-        </w:rPr>
-      </w:pPr>
-      <w:r>
-        <w:rPr>
-          <w:highlight w:val="none"/>
-        </w:rPr>
-        <w:t xml:space="preserve">Lí do chọn K-means để tạo tâm gán nhãn thay vì gán nhãn thủ công hoặc là dùng thuật toán gán nhãn chi tiết khác</w:t>
-      </w:r>
-      <w:r>
-        <w:rPr>
-          <w:highlight w:val="none"/>
-        </w:rPr>
-      </w:r>
-      <w:r>
-        <w:rPr>
-          <w:highlight w:val="none"/>
-        </w:rPr>
-      </w:r>
-    </w:p>
-    <w:p>
-      <w:pPr>
-        <w:pBdr/>
-        <w:spacing/>
-        <w:ind/>
-        <w:rPr>
-          <w:highlight w:val="none"/>
-        </w:rPr>
-      </w:pPr>
-      <w:r>
-        <w:rPr>
-          <w:highlight w:val="none"/>
-        </w:rPr>
-        <w:t xml:space="preserve">+ vì cảm biến này không thể đo ước lượng chính xác được mức độ của từng loại khi riêng biệt, chỉ có thể gán nhãn theo mức độ chung của tín hiệu analog của các cảm biến( theo cơ sở phân loại thấp nhất là bình thường)</w:t>
-      </w:r>
-      <w:r>
-        <w:rPr>
-          <w:highlight w:val="none"/>
-        </w:rPr>
-      </w:r>
-      <w:r>
-        <w:rPr>
-          <w:highlight w:val="none"/>
-        </w:rPr>
-      </w:r>
-    </w:p>
-    <w:p>
-      <w:pPr>
-        <w:pBdr/>
-        <w:spacing/>
-        <w:ind/>
-        <w:rPr>
-          <w:highlight w:val="none"/>
-        </w:rPr>
-      </w:pPr>
-      <w:r>
-        <w:rPr>
-          <w:highlight w:val="none"/>
-        </w:rPr>
-        <w:t xml:space="preserve">+sử dụng 4 nhãn cho 4 mức độ là có phù hợp </w:t>
-      </w:r>
-      <w:r>
-        <w:t xml:space="preserve">Elbow + Silhouette (2 subplot cạnh nhau)</w:t>
-      </w:r>
-      <w:r>
-        <w:rPr>
-          <w:highlight w:val="none"/>
-        </w:rPr>
-      </w:r>
-      <w:r>
-        <w:rPr>
-          <w:highlight w:val="none"/>
-        </w:rPr>
-      </w:r>
-    </w:p>
-    <w:p>
-      <w:pPr>
-        <w:pBdr/>
-        <w:spacing/>
-        <w:ind/>
-        <w:rPr>
-          <w:highlight w:val="none"/>
-        </w:rPr>
-      </w:pPr>
-      <w:r>
-        <w:rPr>
-          <w:highlight w:val="none"/>
-        </w:rPr>
-        <w:t xml:space="preserve">Đánh giá k-means </w:t>
-      </w:r>
-      <w:r>
-        <w:t xml:space="preserve">Scatter Hour vs pct_change theo cluster + centroid</w:t>
-      </w:r>
-      <w:r>
-        <w:rPr>
-          <w:highlight w:val="none"/>
-        </w:rPr>
-      </w:r>
-      <w:r>
-        <w:rPr>
-          <w:highlight w:val="none"/>
-        </w:rPr>
-      </w:r>
-    </w:p>
-    <w:p>
-      <w:pPr>
-        <w:pBdr/>
-        <w:spacing/>
-        <w:ind/>
-        <w:rPr>
-          <w:highlight w:val="none"/>
-        </w:rPr>
-      </w:pPr>
-      <w:r>
-        <w:rPr>
-          <w:highlight w:val="none"/>
-        </w:rPr>
-        <w:t xml:space="preserve">Rút ra bảng ngưỡng từ K-means để tạo bảng gán nhãn (ví dụ)</w:t>
-      </w:r>
-      <w:r>
-        <w:rPr>
-          <w:highlight w:val="none"/>
-        </w:rPr>
-      </w:r>
-      <w:r>
-        <w:rPr>
-          <w:highlight w:val="none"/>
-        </w:rPr>
-      </w:r>
-    </w:p>
-    <w:p>
-      <w:pPr>
-        <w:pBdr/>
-        <w:spacing/>
-        <w:ind/>
-        <w:rPr>
-          <w:highlight w:val="none"/>
-        </w:rPr>
-      </w:pPr>
-      <w:r>
-        <w:rPr>
-          <w:highlight w:val="none"/>
-        </w:rPr>
       </w:r>
       <w:r>
         <mc:AlternateContent>
           <mc:Choice Requires="wpg">
             <w:drawing>
               <wp:inline xmlns:wp="http://schemas.openxmlformats.org/drawingml/2006/wordprocessingDrawing" distT="0" distB="0" distL="0" distR="0">
-                <wp:extent cx="2525100" cy="931966"/>
+                <wp:extent cx="5943600" cy="2370245"/>
                 <wp:effectExtent l="0" t="0" r="0" b="0"/>
                 <wp:docPr id="1" name=""/>
                 <wp:cNvGraphicFramePr>
@@ -283,20 +88,20 @@
                   <a:graphicData uri="http://schemas.openxmlformats.org/drawingml/2006/picture">
                     <pic:pic xmlns:pic="http://schemas.openxmlformats.org/drawingml/2006/picture">
                       <pic:nvPicPr>
-                        <pic:cNvPr id="167481899" name=""/>
+                        <pic:cNvPr id="1782222543" name=""/>
                         <pic:cNvPicPr>
                           <a:picLocks noChangeAspect="1"/>
                         </pic:cNvPicPr>
                         <pic:nvPr/>
                       </pic:nvPicPr>
                       <pic:blipFill rotWithShape="1">
-                        <a:blip r:embed="rId8"/>
+                        <a:blip r:embed="rId9"/>
                         <a:stretch/>
                       </pic:blipFill>
                       <pic:spPr bwMode="auto">
-                        <a:xfrm flipH="0" flipV="0">
+                        <a:xfrm>
                           <a:off x="0" y="0"/>
-                          <a:ext cx="2525099" cy="931965"/>
+                          <a:ext cx="5943599" cy="2370245"/>
                         </a:xfrm>
                         <a:prstGeom prst="rect">
                           <a:avLst/>
@@ -329,8 +134,8 @@
                 <v:path o:extrusionok="f" gradientshapeok="t" o:connecttype="rect"/>
                 <o:lock v:ext="edit" aspectratio="t"/>
               </v:shapetype>
-              <v:shape id="_x0000_i0" o:spid="_x0000_s0" type="#_x0000_t75" style="width:198.83pt;height:73.38pt;mso-wrap-distance-left:0.00pt;mso-wrap-distance-top:0.00pt;mso-wrap-distance-right:0.00pt;mso-wrap-distance-bottom:0.00pt;z-index:1;" stroked="false">
-                <v:imagedata r:id="rId8" o:title=""/>
+              <v:shape id="_x0000_i0" o:spid="_x0000_s0" type="#_x0000_t75" style="width:468.00pt;height:186.63pt;mso-wrap-distance-left:0.00pt;mso-wrap-distance-top:0.00pt;mso-wrap-distance-right:0.00pt;mso-wrap-distance-bottom:0.00pt;z-index:1;" stroked="false">
+                <v:imagedata r:id="rId9" o:title=""/>
                 <o:lock v:ext="edit" rotation="t"/>
               </v:shape>
             </w:pict>
@@ -352,11 +157,2027 @@
       <w:pPr>
         <w:pBdr/>
         <w:spacing/>
-        <w:ind/>
+        <w:ind w:firstLine="708"/>
         <w:rPr>
           <w:highlight w:val="none"/>
         </w:rPr>
       </w:pPr>
+      <w:r>
+        <w:rPr>
+          <w:highlight w:val="none"/>
+        </w:rPr>
+        <w:t xml:space="preserve">2. Biểu đồ chứng minh feature engineering tại sao lại chọn các mốc lag ở 0 1 6 18</w:t>
+      </w:r>
+      <w:r>
+        <w:rPr>
+          <w:highlight w:val="none"/>
+        </w:rPr>
+        <w:t xml:space="preserve"> (ứng với các mốc 0s 10s 60s 180s) </w:t>
+      </w:r>
+      <w:r>
+        <w:t xml:space="preserve">Biểu đồ PACF (Partial Autocorrelation)</w:t>
+      </w:r>
+      <w:r>
+        <w:rPr>
+          <w:highlight w:val="none"/>
+        </w:rPr>
+        <w:t xml:space="preserve"> (trước đó có giải thích vì sao phải có lag và sử dùng feature engineering để làm gì? Cho mô hình nào?)</w:t>
+      </w:r>
+      <w:r>
+        <w:rPr>
+          <w:highlight w:val="none"/>
+        </w:rPr>
+      </w:r>
+      <w:r>
+        <w:rPr>
+          <w:highlight w:val="none"/>
+        </w:rPr>
+      </w:r>
+    </w:p>
+    <w:p>
+      <w:pPr>
+        <w:pBdr/>
+        <w:spacing/>
+        <w:ind/>
+        <w:rPr>
+          <w:highlight w:val="none"/>
+        </w:rPr>
+      </w:pPr>
+      <w:r>
+        <w:rPr>
+          <w:highlight w:val="none"/>
+        </w:rPr>
+      </w:r>
+      <w:r>
+        <w:rPr>
+          <w:highlight w:val="none"/>
+        </w:rPr>
+        <w:t xml:space="preserve">feature engineering</w:t>
+      </w:r>
+      <w:r>
+        <w:rPr>
+          <w:highlight w:val="none"/>
+        </w:rPr>
+        <w:t xml:space="preserve">:</w:t>
+      </w:r>
+      <w:r>
+        <w:t xml:space="preserve">biến dữ liệu gốc thành những đặc trưng giúp mô hình học dễ hơn</w:t>
+      </w:r>
+      <w:r>
+        <w:rPr>
+          <w:highlight w:val="none"/>
+        </w:rPr>
+        <w:t xml:space="preserve">( cho mô hình biết về giá trị của ADC quá khứ trước đó (lag), cho biết thêm về ngữ cảnh thời gian (vd từ 23h-0h là sát nhau về thời gian), về ngữ cảnh thống kê là độ tăng của chỉ số(ví dụ hiện tại là 255 trước là 200 thì tăng 55)</w:t>
+      </w:r>
+      <w:r>
+        <w:rPr>
+          <w:highlight w:val="none"/>
+        </w:rPr>
+      </w:r>
+      <w:r>
+        <w:rPr>
+          <w:highlight w:val="none"/>
+        </w:rPr>
+      </w:r>
+    </w:p>
+    <w:p>
+      <w:pPr>
+        <w:pBdr/>
+        <w:spacing/>
+        <w:ind/>
+        <w:rPr>
+          <w:highlight w:val="none"/>
+        </w:rPr>
+      </w:pPr>
+      <w:r>
+        <w:rPr>
+          <w:highlight w:val="none"/>
+        </w:rPr>
+      </w:r>
+      <w:r>
+        <w:rPr>
+          <w:highlight w:val="none"/>
+        </w:rPr>
+        <w:t xml:space="preserve">feature engineering</w:t>
+      </w:r>
+      <w:r>
+        <w:rPr>
+          <w:highlight w:val="none"/>
+        </w:rPr>
+        <w:t xml:space="preserve"> sẽ giúp cho mô hình MOLR học chính xác hơn bằng cách bổ sung thêm thông tin về dữ liệu</w:t>
+      </w:r>
+      <w:r>
+        <w:rPr>
+          <w:highlight w:val="none"/>
+        </w:rPr>
+      </w:r>
+      <w:r>
+        <w:rPr>
+          <w:highlight w:val="none"/>
+        </w:rPr>
+      </w:r>
+    </w:p>
+    <w:p>
+      <w:pPr>
+        <w:pBdr/>
+        <w:spacing/>
+        <w:ind/>
+        <w:rPr>
+          <w:highlight w:val="none"/>
+        </w:rPr>
+      </w:pPr>
+      <w:r>
+        <w:rPr>
+          <w:highlight w:val="none"/>
+        </w:rPr>
+      </w:r>
+      <w:r>
+        <w:rPr>
+          <w:highlight w:val="none"/>
+        </w:rPr>
+        <w:t xml:space="preserve">Sử dụng biểu đồ </w:t>
+      </w:r>
+      <w:r>
+        <w:t xml:space="preserve">PACF</w:t>
+      </w:r>
+      <w:r>
+        <w:rPr>
+          <w:highlight w:val="none"/>
+        </w:rPr>
+        <w:t xml:space="preserve">: </w:t>
+      </w:r>
+      <w:r>
+        <w:t xml:space="preserve">PACF biểu diễn mức tương quan trực tiếp giữa giá trị hiện tại và giá trị ở lag = k, sau khi đã loại bỏ ảnh hưởng của các lag ở giữa từ đó biết được lag nào là tối ưu chính xác cho mô hình dự đoán</w:t>
+      </w:r>
+      <w:r>
+        <w:rPr>
+          <w:highlight w:val="none"/>
+        </w:rPr>
+      </w:r>
+      <w:r>
+        <w:rPr>
+          <w:highlight w:val="none"/>
+        </w:rPr>
+      </w:r>
+    </w:p>
+    <w:p>
+      <w:pPr>
+        <w:pBdr/>
+        <w:spacing/>
+        <w:ind/>
+        <w:rPr>
+          <w:highlight w:val="none"/>
+        </w:rPr>
+      </w:pPr>
+      <w:r>
+        <w:rPr>
+          <w:highlight w:val="none"/>
+        </w:rPr>
+      </w:r>
+      <w:r>
+        <mc:AlternateContent>
+          <mc:Choice Requires="wpg">
+            <w:drawing>
+              <wp:inline xmlns:wp="http://schemas.openxmlformats.org/drawingml/2006/wordprocessingDrawing" distT="0" distB="0" distL="0" distR="0">
+                <wp:extent cx="5519861" cy="2274795"/>
+                <wp:effectExtent l="0" t="0" r="0" b="0"/>
+                <wp:docPr id="2" name=""/>
+                <wp:cNvGraphicFramePr>
+                  <a:graphicFrameLocks xmlns:a="http://schemas.openxmlformats.org/drawingml/2006/main" noChangeAspect="1"/>
+                </wp:cNvGraphicFramePr>
+                <a:graphic xmlns:a="http://schemas.openxmlformats.org/drawingml/2006/main">
+                  <a:graphicData uri="http://schemas.openxmlformats.org/drawingml/2006/picture">
+                    <pic:pic xmlns:pic="http://schemas.openxmlformats.org/drawingml/2006/picture">
+                      <pic:nvPicPr>
+                        <pic:cNvPr id="2052007030" name=""/>
+                        <pic:cNvPicPr>
+                          <a:picLocks noChangeAspect="1"/>
+                        </pic:cNvPicPr>
+                        <pic:nvPr/>
+                      </pic:nvPicPr>
+                      <pic:blipFill rotWithShape="1">
+                        <a:blip r:embed="rId10"/>
+                        <a:stretch/>
+                      </pic:blipFill>
+                      <pic:spPr bwMode="auto">
+                        <a:xfrm flipH="0" flipV="0">
+                          <a:off x="0" y="0"/>
+                          <a:ext cx="5519860" cy="2274795"/>
+                        </a:xfrm>
+                        <a:prstGeom prst="rect">
+                          <a:avLst/>
+                        </a:prstGeom>
+                      </pic:spPr>
+                    </pic:pic>
+                  </a:graphicData>
+                </a:graphic>
+              </wp:inline>
+            </w:drawing>
+          </mc:Choice>
+          <mc:Fallback>
+            <w:pict>
+              <v:shapetype id="_x0000_t75" coordsize="21600,21600" o:spt="75" o:preferrelative="t" path="m@4@5l@4@11@9@11@9@5xe" filled="f" stroked="f">
+                <v:stroke joinstyle="miter"/>
+                <v:formulas>
+                  <v:f eqn="if lineDrawn pixelLineWidth 0"/>
+                  <v:f eqn="sum @0 1 0"/>
+                  <v:f eqn="sum 0 0 @1"/>
+                  <v:f eqn="prod @2 1 2"/>
+                  <v:f eqn="prod @3 21600 pixelWidth"/>
+                  <v:f eqn="prod @3 21600 pixelHeight"/>
+                  <v:f eqn="sum @0 0 1"/>
+                  <v:f eqn="prod @6 1 2"/>
+                  <v:f eqn="prod @7 21600 pixelWidth"/>
+                  <v:f eqn="sum @8 21600 0"/>
+                  <v:f eqn="prod @7 21600 pixelHeight"/>
+                  <v:f eqn="sum @10 21600 0"/>
+                </v:formulas>
+                <v:path o:extrusionok="f" gradientshapeok="t" o:connecttype="rect"/>
+                <o:lock v:ext="edit" aspectratio="t"/>
+              </v:shapetype>
+              <v:shape id="_x0000_i1" o:spid="_x0000_s1" type="#_x0000_t75" style="width:434.63pt;height:179.12pt;mso-wrap-distance-left:0.00pt;mso-wrap-distance-top:0.00pt;mso-wrap-distance-right:0.00pt;mso-wrap-distance-bottom:0.00pt;z-index:1;" stroked="false">
+                <v:imagedata r:id="rId10" o:title=""/>
+                <o:lock v:ext="edit" rotation="t"/>
+              </v:shape>
+            </w:pict>
+          </mc:Fallback>
+        </mc:AlternateContent>
+      </w:r>
+      <w:r>
+        <w:rPr>
+          <w:highlight w:val="none"/>
+        </w:rPr>
+      </w:r>
+      <w:r>
+        <w:rPr>
+          <w:highlight w:val="none"/>
+        </w:rPr>
+      </w:r>
+    </w:p>
+    <w:p>
+      <w:pPr>
+        <w:pBdr/>
+        <w:spacing/>
+        <w:ind/>
+        <w:rPr>
+          <w:highlight w:val="none"/>
+        </w:rPr>
+      </w:pPr>
+      <w:r>
+        <w:rPr>
+          <w:highlight w:val="none"/>
+        </w:rPr>
+        <w:t xml:space="preserve">Sau khi chọn thử các bộ lag và test với MOLR thì rút ra được bảng đánh giá:</w:t>
+      </w:r>
+      <w:r>
+        <w:rPr>
+          <w:highlight w:val="none"/>
+        </w:rPr>
+      </w:r>
+      <w:r>
+        <w:rPr>
+          <w:highlight w:val="none"/>
+        </w:rPr>
+      </w:r>
+    </w:p>
+    <w:p>
+      <w:pPr>
+        <w:pBdr/>
+        <w:spacing/>
+        <w:ind/>
+        <w:rPr>
+          <w:highlight w:val="none"/>
+        </w:rPr>
+      </w:pPr>
+      <w:r>
+        <w:rPr>
+          <w:highlight w:val="none"/>
+        </w:rPr>
+      </w:r>
+      <w:r>
+        <mc:AlternateContent>
+          <mc:Choice Requires="wpg">
+            <w:drawing>
+              <wp:inline xmlns:wp="http://schemas.openxmlformats.org/drawingml/2006/wordprocessingDrawing" distT="0" distB="0" distL="0" distR="0">
+                <wp:extent cx="5943600" cy="1147696"/>
+                <wp:effectExtent l="0" t="0" r="0" b="0"/>
+                <wp:docPr id="3" name=""/>
+                <wp:cNvGraphicFramePr>
+                  <a:graphicFrameLocks xmlns:a="http://schemas.openxmlformats.org/drawingml/2006/main" noChangeAspect="1"/>
+                </wp:cNvGraphicFramePr>
+                <a:graphic xmlns:a="http://schemas.openxmlformats.org/drawingml/2006/main">
+                  <a:graphicData uri="http://schemas.openxmlformats.org/drawingml/2006/picture">
+                    <pic:pic xmlns:pic="http://schemas.openxmlformats.org/drawingml/2006/picture">
+                      <pic:nvPicPr>
+                        <pic:cNvPr id="1161872842" name=""/>
+                        <pic:cNvPicPr>
+                          <a:picLocks noChangeAspect="1"/>
+                        </pic:cNvPicPr>
+                        <pic:nvPr/>
+                      </pic:nvPicPr>
+                      <pic:blipFill rotWithShape="1">
+                        <a:blip r:embed="rId11"/>
+                        <a:stretch/>
+                      </pic:blipFill>
+                      <pic:spPr bwMode="auto">
+                        <a:xfrm>
+                          <a:off x="0" y="0"/>
+                          <a:ext cx="5943599" cy="1147695"/>
+                        </a:xfrm>
+                        <a:prstGeom prst="rect">
+                          <a:avLst/>
+                        </a:prstGeom>
+                      </pic:spPr>
+                    </pic:pic>
+                  </a:graphicData>
+                </a:graphic>
+              </wp:inline>
+            </w:drawing>
+          </mc:Choice>
+          <mc:Fallback>
+            <w:pict>
+              <v:shapetype id="_x0000_t75" coordsize="21600,21600" o:spt="75" o:preferrelative="t" path="m@4@5l@4@11@9@11@9@5xe" filled="f" stroked="f">
+                <v:stroke joinstyle="miter"/>
+                <v:formulas>
+                  <v:f eqn="if lineDrawn pixelLineWidth 0"/>
+                  <v:f eqn="sum @0 1 0"/>
+                  <v:f eqn="sum 0 0 @1"/>
+                  <v:f eqn="prod @2 1 2"/>
+                  <v:f eqn="prod @3 21600 pixelWidth"/>
+                  <v:f eqn="prod @3 21600 pixelHeight"/>
+                  <v:f eqn="sum @0 0 1"/>
+                  <v:f eqn="prod @6 1 2"/>
+                  <v:f eqn="prod @7 21600 pixelWidth"/>
+                  <v:f eqn="sum @8 21600 0"/>
+                  <v:f eqn="prod @7 21600 pixelHeight"/>
+                  <v:f eqn="sum @10 21600 0"/>
+                </v:formulas>
+                <v:path o:extrusionok="f" gradientshapeok="t" o:connecttype="rect"/>
+                <o:lock v:ext="edit" aspectratio="t"/>
+              </v:shapetype>
+              <v:shape id="_x0000_i2" o:spid="_x0000_s2" type="#_x0000_t75" style="width:468.00pt;height:90.37pt;mso-wrap-distance-left:0.00pt;mso-wrap-distance-top:0.00pt;mso-wrap-distance-right:0.00pt;mso-wrap-distance-bottom:0.00pt;z-index:1;" stroked="false">
+                <v:imagedata r:id="rId11" o:title=""/>
+                <o:lock v:ext="edit" rotation="t"/>
+              </v:shape>
+            </w:pict>
+          </mc:Fallback>
+        </mc:AlternateContent>
+      </w:r>
+      <w:r>
+        <w:rPr>
+          <w:highlight w:val="none"/>
+        </w:rPr>
+      </w:r>
+      <w:r>
+        <w:rPr>
+          <w:highlight w:val="none"/>
+        </w:rPr>
+      </w:r>
+    </w:p>
+    <w:p>
+      <w:pPr>
+        <w:pBdr/>
+        <w:spacing/>
+        <w:ind/>
+        <w:rPr>
+          <w:highlight w:val="none"/>
+        </w:rPr>
+      </w:pPr>
+      <w:r>
+        <w:rPr>
+          <w:highlight w:val="none"/>
+        </w:rPr>
+        <w:t xml:space="preserve">Nhận thấy rằng chỉ có sự cải thiện đáng kể khi tăng số lượng lag tuy nhiên tăng lag cũng làm phải tăng tính toán và với 1 vi điều khiển nhúng ít tài nguyên như esp32 là đánh đổi không đáng.</w:t>
+      </w:r>
+      <w:r>
+        <w:rPr>
+          <w:highlight w:val="none"/>
+        </w:rPr>
+      </w:r>
+      <w:r>
+        <w:rPr>
+          <w:highlight w:val="none"/>
+        </w:rPr>
+      </w:r>
+    </w:p>
+    <w:p>
+      <w:pPr>
+        <w:pBdr/>
+        <w:spacing/>
+        <w:ind/>
+        <w:rPr>
+          <w:highlight w:val="none"/>
+        </w:rPr>
+      </w:pPr>
+      <w:r>
+        <w:rPr>
+          <w:highlight w:val="none"/>
+        </w:rPr>
+      </w:r>
+      <w:r>
+        <w:rPr>
+          <w:highlight w:val="none"/>
+        </w:rPr>
+      </w:r>
+      <w:r>
+        <w:rPr>
+          <w:highlight w:val="none"/>
+        </w:rPr>
+      </w:r>
+    </w:p>
+    <w:p>
+      <w:pPr>
+        <w:pBdr/>
+        <w:spacing/>
+        <w:ind/>
+        <w:rPr>
+          <w:highlight w:val="none"/>
+        </w:rPr>
+      </w:pPr>
+      <w:r>
+        <w:rPr>
+          <w:highlight w:val="none"/>
+        </w:rPr>
+        <w:t xml:space="preserve">II. Chứng minh mô hình và sự lựa chọn các tham số</w:t>
+      </w:r>
+      <w:r>
+        <w:rPr>
+          <w:highlight w:val="none"/>
+        </w:rPr>
+      </w:r>
+      <w:r>
+        <w:rPr>
+          <w:highlight w:val="none"/>
+        </w:rPr>
+      </w:r>
+    </w:p>
+    <w:p>
+      <w:pPr>
+        <w:pBdr/>
+        <w:spacing/>
+        <w:ind/>
+        <w:rPr>
+          <w:highlight w:val="none"/>
+        </w:rPr>
+      </w:pPr>
+      <w:r>
+        <w:rPr>
+          <w:highlight w:val="none"/>
+        </w:rPr>
+        <w:t xml:space="preserve">1.Lí do chọn K-means để tạo tâm gán nhãn thay vì gán nhãn thủ công hoặc là dùng thuật toán gán nhãn chi tiết khác và chỉ gán nhãn theo 1 cảm biến MQ là MQ2 </w:t>
+      </w:r>
+      <w:r>
+        <w:rPr>
+          <w:highlight w:val="none"/>
+        </w:rPr>
+        <w:t xml:space="preserve">:</w:t>
+      </w:r>
+      <w:r>
+        <w:rPr>
+          <w:highlight w:val="none"/>
+        </w:rPr>
+      </w:r>
+      <w:r>
+        <w:rPr>
+          <w:highlight w:val="none"/>
+        </w:rPr>
+      </w:r>
+    </w:p>
+    <w:p>
+      <w:pPr>
+        <w:pBdr/>
+        <w:spacing/>
+        <w:ind w:firstLine="708"/>
+        <w:rPr>
+          <w:highlight w:val="none"/>
+        </w:rPr>
+      </w:pPr>
+      <w:r>
+        <w:rPr>
+          <w:highlight w:val="none"/>
+        </w:rPr>
+        <w:t xml:space="preserve">+ </w:t>
+      </w:r>
+      <w:r>
+        <w:t xml:space="preserve">Các cảm biến MQ (của hãng Winsen) sử dụng chung một công nghệ lõi là sợi đốt SnO2. Chúng không đo được đích danh một loại khí cụ thể nào, mà chỉ phản ứng mạnh nhất với một loại khí, nhưng vẫn "nhạy" với các khí khác.</w:t>
+      </w:r>
+      <w:r>
+        <w:rPr>
+          <w:highlight w:val="none"/>
+        </w:rPr>
+        <w:t xml:space="preserve"> Chỉ có thể gán nhãn theo mức độ chung của tín hiệu analog của các cảm biến( theo cơ sở phân loại thấp nhất là bình thường)</w:t>
+      </w:r>
+      <w:r>
+        <w:rPr>
+          <w:highlight w:val="none"/>
+        </w:rPr>
+      </w:r>
+      <w:r>
+        <w:rPr>
+          <w:highlight w:val="none"/>
+        </w:rPr>
+      </w:r>
+    </w:p>
+    <w:p>
+      <w:pPr>
+        <w:pBdr/>
+        <w:spacing/>
+        <w:ind w:firstLine="708"/>
+        <w:rPr>
+          <w:highlight w:val="none"/>
+        </w:rPr>
+      </w:pPr>
+      <w:r>
+        <w:rPr>
+          <w:highlight w:val="none"/>
+        </w:rPr>
+        <w:t xml:space="preserve">+sử dụng 4 nhãn cho 4 mức độ là có phù hợp </w:t>
+      </w:r>
+      <w:r>
+        <w:t xml:space="preserve">Elbow + Silhouette (2 subplot cạnh nhau)</w:t>
+      </w:r>
+      <w:r>
+        <w:rPr>
+          <w:highlight w:val="none"/>
+        </w:rPr>
+      </w:r>
+      <w:r>
+        <w:rPr>
+          <w:highlight w:val="none"/>
+        </w:rPr>
+      </w:r>
+    </w:p>
+    <w:p>
+      <w:pPr>
+        <w:pBdr/>
+        <w:spacing/>
+        <w:ind w:firstLine="708" w:left="708"/>
+        <w:rPr>
+          <w:highlight w:val="none"/>
+        </w:rPr>
+      </w:pPr>
+      <w:r>
+        <w:rPr>
+          <w:highlight w:val="none"/>
+        </w:rPr>
+        <w:t xml:space="preserve">Elbow method là dựa vào các k để đo tổng khoảng cách từ các điểm dữ liệu đến tâm của chúng, tốc độ chênh lệch khoảng cách càng giữa các k càng chậm thì càng ổn định</w:t>
+      </w:r>
+      <w:r>
+        <w:rPr>
+          <w:highlight w:val="none"/>
+        </w:rPr>
+      </w:r>
+      <w:r>
+        <w:rPr>
+          <w:highlight w:val="none"/>
+        </w:rPr>
+      </w:r>
+    </w:p>
+    <w:p>
+      <w:pPr>
+        <w:pBdr/>
+        <w:spacing/>
+        <w:ind w:firstLine="708" w:left="708"/>
+        <w:rPr>
+          <w:highlight w:val="none"/>
+        </w:rPr>
+      </w:pPr>
+      <w:r>
+        <w:rPr>
+          <w:highlight w:val="none"/>
+        </w:rPr>
+      </w:r>
+      <w:r>
+        <mc:AlternateContent>
+          <mc:Choice Requires="wpg">
+            <w:drawing>
+              <wp:inline xmlns:wp="http://schemas.openxmlformats.org/drawingml/2006/wordprocessingDrawing" distT="0" distB="0" distL="0" distR="0">
+                <wp:extent cx="4216740" cy="2509010"/>
+                <wp:effectExtent l="0" t="0" r="0" b="0"/>
+                <wp:docPr id="4" name=""/>
+                <wp:cNvGraphicFramePr>
+                  <a:graphicFrameLocks xmlns:a="http://schemas.openxmlformats.org/drawingml/2006/main" noChangeAspect="1"/>
+                </wp:cNvGraphicFramePr>
+                <a:graphic xmlns:a="http://schemas.openxmlformats.org/drawingml/2006/main">
+                  <a:graphicData uri="http://schemas.openxmlformats.org/drawingml/2006/picture">
+                    <pic:pic xmlns:pic="http://schemas.openxmlformats.org/drawingml/2006/picture">
+                      <pic:nvPicPr>
+                        <pic:cNvPr id="42267543" name=""/>
+                        <pic:cNvPicPr>
+                          <a:picLocks noChangeAspect="1"/>
+                        </pic:cNvPicPr>
+                        <pic:nvPr/>
+                      </pic:nvPicPr>
+                      <pic:blipFill rotWithShape="1">
+                        <a:blip r:embed="rId12"/>
+                        <a:stretch/>
+                      </pic:blipFill>
+                      <pic:spPr bwMode="auto">
+                        <a:xfrm flipH="0" flipV="0">
+                          <a:off x="0" y="0"/>
+                          <a:ext cx="4216739" cy="2509010"/>
+                        </a:xfrm>
+                        <a:prstGeom prst="rect">
+                          <a:avLst/>
+                        </a:prstGeom>
+                      </pic:spPr>
+                    </pic:pic>
+                  </a:graphicData>
+                </a:graphic>
+              </wp:inline>
+            </w:drawing>
+          </mc:Choice>
+          <mc:Fallback>
+            <w:pict>
+              <v:shapetype id="_x0000_t75" coordsize="21600,21600" o:spt="75" o:preferrelative="t" path="m@4@5l@4@11@9@11@9@5xe" filled="f" stroked="f">
+                <v:stroke joinstyle="miter"/>
+                <v:formulas>
+                  <v:f eqn="if lineDrawn pixelLineWidth 0"/>
+                  <v:f eqn="sum @0 1 0"/>
+                  <v:f eqn="sum 0 0 @1"/>
+                  <v:f eqn="prod @2 1 2"/>
+                  <v:f eqn="prod @3 21600 pixelWidth"/>
+                  <v:f eqn="prod @3 21600 pixelHeight"/>
+                  <v:f eqn="sum @0 0 1"/>
+                  <v:f eqn="prod @6 1 2"/>
+                  <v:f eqn="prod @7 21600 pixelWidth"/>
+                  <v:f eqn="sum @8 21600 0"/>
+                  <v:f eqn="prod @7 21600 pixelHeight"/>
+                  <v:f eqn="sum @10 21600 0"/>
+                </v:formulas>
+                <v:path o:extrusionok="f" gradientshapeok="t" o:connecttype="rect"/>
+                <o:lock v:ext="edit" aspectratio="t"/>
+              </v:shapetype>
+              <v:shape id="_x0000_i3" o:spid="_x0000_s3" type="#_x0000_t75" style="width:332.03pt;height:197.56pt;mso-wrap-distance-left:0.00pt;mso-wrap-distance-top:0.00pt;mso-wrap-distance-right:0.00pt;mso-wrap-distance-bottom:0.00pt;z-index:1;" stroked="false">
+                <v:imagedata r:id="rId12" o:title=""/>
+                <o:lock v:ext="edit" rotation="t"/>
+              </v:shape>
+            </w:pict>
+          </mc:Fallback>
+        </mc:AlternateContent>
+      </w:r>
+      <w:r>
+        <w:rPr>
+          <w:highlight w:val="none"/>
+        </w:rPr>
+      </w:r>
+      <w:r>
+        <w:rPr>
+          <w:highlight w:val="none"/>
+        </w:rPr>
+      </w:r>
+    </w:p>
+    <w:p>
+      <w:pPr>
+        <w:pBdr/>
+        <w:spacing/>
+        <w:ind w:firstLine="708" w:left="708"/>
+        <w:rPr>
+          <w:highlight w:val="none"/>
+        </w:rPr>
+      </w:pPr>
+      <w:r>
+        <w:rPr>
+          <w:highlight w:val="none"/>
+        </w:rPr>
+      </w:r>
+      <w:r>
+        <w:t xml:space="preserve">Silhouette</w:t>
+      </w:r>
+      <w:r>
+        <w:rPr>
+          <w:highlight w:val="none"/>
+        </w:rPr>
+        <w:t xml:space="preserve"> đo tỉ lệ khoảng cách gần nhau giữa các phần tử của cụm và độ xa của cụm này tới cụm kia( thang đo từ -1 1) vậy nên càng lớn thì càng tốt</w:t>
+      </w:r>
+      <w:r>
+        <w:rPr>
+          <w:highlight w:val="none"/>
+        </w:rPr>
+      </w:r>
+      <w:r>
+        <w:rPr>
+          <w:highlight w:val="none"/>
+        </w:rPr>
+      </w:r>
+    </w:p>
+    <w:p>
+      <w:pPr>
+        <w:pBdr/>
+        <w:spacing/>
+        <w:ind w:firstLine="708" w:left="708"/>
+        <w:rPr>
+          <w:highlight w:val="none"/>
+        </w:rPr>
+      </w:pPr>
+      <w:r>
+        <w:rPr>
+          <w:highlight w:val="none"/>
+        </w:rPr>
+      </w:r>
+      <w:r>
+        <mc:AlternateContent>
+          <mc:Choice Requires="wpg">
+            <w:drawing>
+              <wp:inline xmlns:wp="http://schemas.openxmlformats.org/drawingml/2006/wordprocessingDrawing" distT="0" distB="0" distL="0" distR="0">
+                <wp:extent cx="4797765" cy="3052013"/>
+                <wp:effectExtent l="0" t="0" r="0" b="0"/>
+                <wp:docPr id="5" name=""/>
+                <wp:cNvGraphicFramePr>
+                  <a:graphicFrameLocks xmlns:a="http://schemas.openxmlformats.org/drawingml/2006/main" noChangeAspect="1"/>
+                </wp:cNvGraphicFramePr>
+                <a:graphic xmlns:a="http://schemas.openxmlformats.org/drawingml/2006/main">
+                  <a:graphicData uri="http://schemas.openxmlformats.org/drawingml/2006/picture">
+                    <pic:pic xmlns:pic="http://schemas.openxmlformats.org/drawingml/2006/picture">
+                      <pic:nvPicPr>
+                        <pic:cNvPr id="1099325296" name=""/>
+                        <pic:cNvPicPr>
+                          <a:picLocks noChangeAspect="1"/>
+                        </pic:cNvPicPr>
+                        <pic:nvPr/>
+                      </pic:nvPicPr>
+                      <pic:blipFill rotWithShape="1">
+                        <a:blip r:embed="rId13"/>
+                        <a:stretch/>
+                      </pic:blipFill>
+                      <pic:spPr bwMode="auto">
+                        <a:xfrm flipH="0" flipV="0">
+                          <a:off x="0" y="0"/>
+                          <a:ext cx="4797765" cy="3052013"/>
+                        </a:xfrm>
+                        <a:prstGeom prst="rect">
+                          <a:avLst/>
+                        </a:prstGeom>
+                      </pic:spPr>
+                    </pic:pic>
+                  </a:graphicData>
+                </a:graphic>
+              </wp:inline>
+            </w:drawing>
+          </mc:Choice>
+          <mc:Fallback>
+            <w:pict>
+              <v:shapetype id="_x0000_t75" coordsize="21600,21600" o:spt="75" o:preferrelative="t" path="m@4@5l@4@11@9@11@9@5xe" filled="f" stroked="f">
+                <v:stroke joinstyle="miter"/>
+                <v:formulas>
+                  <v:f eqn="if lineDrawn pixelLineWidth 0"/>
+                  <v:f eqn="sum @0 1 0"/>
+                  <v:f eqn="sum 0 0 @1"/>
+                  <v:f eqn="prod @2 1 2"/>
+                  <v:f eqn="prod @3 21600 pixelWidth"/>
+                  <v:f eqn="prod @3 21600 pixelHeight"/>
+                  <v:f eqn="sum @0 0 1"/>
+                  <v:f eqn="prod @6 1 2"/>
+                  <v:f eqn="prod @7 21600 pixelWidth"/>
+                  <v:f eqn="sum @8 21600 0"/>
+                  <v:f eqn="prod @7 21600 pixelHeight"/>
+                  <v:f eqn="sum @10 21600 0"/>
+                </v:formulas>
+                <v:path o:extrusionok="f" gradientshapeok="t" o:connecttype="rect"/>
+                <o:lock v:ext="edit" aspectratio="t"/>
+              </v:shapetype>
+              <v:shape id="_x0000_i4" o:spid="_x0000_s4" type="#_x0000_t75" style="width:377.78pt;height:240.32pt;mso-wrap-distance-left:0.00pt;mso-wrap-distance-top:0.00pt;mso-wrap-distance-right:0.00pt;mso-wrap-distance-bottom:0.00pt;z-index:1;" stroked="false">
+                <v:imagedata r:id="rId13" o:title=""/>
+                <o:lock v:ext="edit" rotation="t"/>
+              </v:shape>
+            </w:pict>
+          </mc:Fallback>
+        </mc:AlternateContent>
+      </w:r>
+      <w:r>
+        <w:rPr>
+          <w:highlight w:val="none"/>
+        </w:rPr>
+      </w:r>
+      <w:r>
+        <w:rPr>
+          <w:highlight w:val="none"/>
+        </w:rPr>
+      </w:r>
+    </w:p>
+    <w:p>
+      <w:pPr>
+        <w:pBdr/>
+        <w:spacing/>
+        <w:ind w:firstLine="708" w:left="708"/>
+        <w:rPr>
+          <w:highlight w:val="none"/>
+        </w:rPr>
+      </w:pPr>
+      <w:r>
+        <w:rPr>
+          <w:highlight w:val="none"/>
+        </w:rPr>
+        <w:t xml:space="preserve">Dù k=2 có vẻ lớn nhấ</w:t>
+      </w:r>
+      <w:r>
+        <w:rPr>
+          <w:highlight w:val="none"/>
+        </w:rPr>
+        <w:t xml:space="preserve">t nhưng khi kết hợp dữ liệu của cả 2 biểu đồ thì không ổn và đồng thời trong thực tế thì nếu chia 2 trạng thái bình thường và không bình thường thì thông tin quá chung chung có thể gây cảnh báo sai vì ranh giới giữa bình thường và không bình thường là nhỏ.</w:t>
+      </w:r>
+      <w:r>
+        <w:rPr>
+          <w:highlight w:val="none"/>
+        </w:rPr>
+      </w:r>
+      <w:r>
+        <w:rPr>
+          <w:highlight w:val="none"/>
+        </w:rPr>
+      </w:r>
+    </w:p>
+    <w:p>
+      <w:pPr>
+        <w:pBdr>
+          <w:top w:val="none" w:color="000000" w:sz="4" w:space="0"/>
+          <w:left w:val="none" w:color="000000" w:sz="4" w:space="0"/>
+          <w:bottom w:val="none" w:color="000000" w:sz="4" w:space="0"/>
+          <w:right w:val="none" w:color="000000" w:sz="4" w:space="0"/>
+        </w:pBdr>
+        <w:shd w:val="clear" w:color="282a2c" w:fill="282a2c"/>
+        <w:spacing/>
+        <w:ind w:right="0" w:firstLine="0" w:left="0"/>
+        <w:rPr/>
+      </w:pPr>
+      <w:r>
+        <w:rPr>
+          <w:rFonts w:ascii="Courier New" w:hAnsi="Courier New" w:eastAsia="Courier New" w:cs="Courier New"/>
+          <w:color w:val="e3e3e3"/>
+          <w:sz w:val="21"/>
+          <w:highlight w:val="none"/>
+        </w:rPr>
+        <w:t xml:space="preserve">========== ĐÁNH GIÁ SỐ CỤM K-MEANS (ELBOW &amp; SILHOUETTE) ==========</w:t>
+      </w:r>
+      <w:r/>
+    </w:p>
+    <w:p>
+      <w:pPr>
+        <w:pBdr>
+          <w:top w:val="none" w:color="000000" w:sz="4" w:space="0"/>
+          <w:left w:val="none" w:color="000000" w:sz="4" w:space="0"/>
+          <w:bottom w:val="none" w:color="000000" w:sz="4" w:space="0"/>
+          <w:right w:val="none" w:color="000000" w:sz="4" w:space="0"/>
+        </w:pBdr>
+        <w:shd w:val="clear" w:color="282a2c" w:fill="282a2c"/>
+        <w:spacing/>
+        <w:ind w:right="0" w:firstLine="0" w:left="0"/>
+        <w:rPr/>
+      </w:pPr>
+      <w:r>
+        <w:rPr>
+          <w:rFonts w:ascii="Courier New" w:hAnsi="Courier New" w:eastAsia="Courier New" w:cs="Courier New"/>
+          <w:sz w:val="21"/>
+        </w:rPr>
+      </w:r>
+      <w:r/>
+    </w:p>
+    <w:p>
+      <w:pPr>
+        <w:pBdr>
+          <w:top w:val="none" w:color="000000" w:sz="4" w:space="0"/>
+          <w:left w:val="none" w:color="000000" w:sz="4" w:space="0"/>
+          <w:bottom w:val="none" w:color="000000" w:sz="4" w:space="0"/>
+          <w:right w:val="none" w:color="000000" w:sz="4" w:space="0"/>
+        </w:pBdr>
+        <w:shd w:val="clear" w:color="282a2c" w:fill="282a2c"/>
+        <w:spacing/>
+        <w:ind w:right="0" w:firstLine="0" w:left="0"/>
+        <w:rPr/>
+      </w:pPr>
+      <w:r>
+        <w:rPr>
+          <w:rFonts w:ascii="Courier New" w:hAnsi="Courier New" w:eastAsia="Courier New" w:cs="Courier New"/>
+          <w:color w:val="e3e3e3"/>
+          <w:sz w:val="21"/>
+          <w:highlight w:val="none"/>
+        </w:rPr>
+        <w:t xml:space="preserve">K=2 | Inertia=306486.16 | Silhouette=0.8497</w:t>
+      </w:r>
+      <w:r/>
+    </w:p>
+    <w:p>
+      <w:pPr>
+        <w:pBdr>
+          <w:top w:val="none" w:color="000000" w:sz="4" w:space="0"/>
+          <w:left w:val="none" w:color="000000" w:sz="4" w:space="0"/>
+          <w:bottom w:val="none" w:color="000000" w:sz="4" w:space="0"/>
+          <w:right w:val="none" w:color="000000" w:sz="4" w:space="0"/>
+        </w:pBdr>
+        <w:shd w:val="clear" w:color="282a2c" w:fill="282a2c"/>
+        <w:spacing/>
+        <w:ind w:right="0" w:firstLine="0" w:left="0"/>
+        <w:rPr/>
+      </w:pPr>
+      <w:r>
+        <w:rPr>
+          <w:rFonts w:ascii="Courier New" w:hAnsi="Courier New" w:eastAsia="Courier New" w:cs="Courier New"/>
+          <w:color w:val="e3e3e3"/>
+          <w:sz w:val="21"/>
+          <w:highlight w:val="none"/>
+        </w:rPr>
+        <w:t xml:space="preserve">K=3 | Inertia=180396.22 | Silhouette=0.7430</w:t>
+      </w:r>
+      <w:r/>
+    </w:p>
+    <w:p>
+      <w:pPr>
+        <w:pBdr>
+          <w:top w:val="none" w:color="000000" w:sz="4" w:space="0"/>
+          <w:left w:val="none" w:color="000000" w:sz="4" w:space="0"/>
+          <w:bottom w:val="none" w:color="000000" w:sz="4" w:space="0"/>
+          <w:right w:val="none" w:color="000000" w:sz="4" w:space="0"/>
+        </w:pBdr>
+        <w:shd w:val="clear" w:color="282a2c" w:fill="282a2c"/>
+        <w:spacing/>
+        <w:ind w:right="0" w:firstLine="0" w:left="0"/>
+        <w:rPr/>
+      </w:pPr>
+      <w:r>
+        <w:rPr>
+          <w:rFonts w:ascii="Courier New" w:hAnsi="Courier New" w:eastAsia="Courier New" w:cs="Courier New"/>
+          <w:color w:val="e3e3e3"/>
+          <w:sz w:val="21"/>
+          <w:highlight w:val="none"/>
+        </w:rPr>
+        <w:t xml:space="preserve">K=4 | Inertia=110126.55 | Silhouette=0.7548</w:t>
+      </w:r>
+      <w:r/>
+    </w:p>
+    <w:p>
+      <w:pPr>
+        <w:pBdr>
+          <w:top w:val="none" w:color="000000" w:sz="4" w:space="0"/>
+          <w:left w:val="none" w:color="000000" w:sz="4" w:space="0"/>
+          <w:bottom w:val="none" w:color="000000" w:sz="4" w:space="0"/>
+          <w:right w:val="none" w:color="000000" w:sz="4" w:space="0"/>
+        </w:pBdr>
+        <w:shd w:val="clear" w:color="282a2c" w:fill="282a2c"/>
+        <w:spacing/>
+        <w:ind w:right="0" w:firstLine="0" w:left="0"/>
+        <w:rPr/>
+      </w:pPr>
+      <w:r>
+        <w:rPr>
+          <w:rFonts w:ascii="Courier New" w:hAnsi="Courier New" w:eastAsia="Courier New" w:cs="Courier New"/>
+          <w:color w:val="e3e3e3"/>
+          <w:sz w:val="21"/>
+          <w:highlight w:val="none"/>
+        </w:rPr>
+        <w:t xml:space="preserve">K=5 | Inertia=79803.93 | Silhouette=0.6093</w:t>
+      </w:r>
+      <w:r/>
+    </w:p>
+    <w:p>
+      <w:pPr>
+        <w:pBdr>
+          <w:top w:val="none" w:color="000000" w:sz="4" w:space="0"/>
+          <w:left w:val="none" w:color="000000" w:sz="4" w:space="0"/>
+          <w:bottom w:val="none" w:color="000000" w:sz="4" w:space="0"/>
+          <w:right w:val="none" w:color="000000" w:sz="4" w:space="0"/>
+        </w:pBdr>
+        <w:shd w:val="clear" w:color="282a2c" w:fill="282a2c"/>
+        <w:spacing/>
+        <w:ind w:right="0" w:firstLine="0" w:left="0"/>
+        <w:rPr/>
+      </w:pPr>
+      <w:r>
+        <w:rPr>
+          <w:rFonts w:ascii="Courier New" w:hAnsi="Courier New" w:eastAsia="Courier New" w:cs="Courier New"/>
+          <w:color w:val="e3e3e3"/>
+          <w:sz w:val="21"/>
+          <w:highlight w:val="none"/>
+        </w:rPr>
+        <w:t xml:space="preserve">K=6 | Inertia=60178.01 | Silhouette=0.4722</w:t>
+      </w:r>
+      <w:r/>
+    </w:p>
+    <w:p>
+      <w:pPr>
+        <w:pBdr/>
+        <w:spacing/>
+        <w:ind w:firstLine="0" w:left="0"/>
+        <w:rPr>
+          <w:highlight w:val="none"/>
+        </w:rPr>
+      </w:pPr>
+      <w:r>
+        <w:rPr>
+          <w:rFonts w:ascii="Courier New" w:hAnsi="Courier New" w:eastAsia="Courier New" w:cs="Courier New"/>
+          <w:color w:val="e3e3e3"/>
+          <w:sz w:val="21"/>
+          <w:highlight w:val="none"/>
+        </w:rPr>
+        <w:t xml:space="preserve">K=7 | Inertia=43426.37 | Silhouette=0.5409</w:t>
+      </w:r>
+      <w:r>
+        <w:rPr>
+          <w:highlight w:val="none"/>
+        </w:rPr>
+      </w:r>
+      <w:r>
+        <w:rPr>
+          <w:highlight w:val="none"/>
+        </w:rPr>
+      </w:r>
+    </w:p>
+    <w:p>
+      <w:pPr>
+        <w:pBdr/>
+        <w:spacing/>
+        <w:ind/>
+        <w:rPr>
+          <w:highlight w:val="none"/>
+        </w:rPr>
+      </w:pPr>
+      <w:r>
+        <w:rPr>
+          <w:highlight w:val="none"/>
+        </w:rPr>
+        <w:t xml:space="preserve">Đánh giá k-means </w:t>
+      </w:r>
+      <w:r>
+        <w:t xml:space="preserve">Scatter Hour vs pct_change theo cluster + centroid</w:t>
+      </w:r>
+      <w:r>
+        <w:rPr>
+          <w:highlight w:val="none"/>
+        </w:rPr>
+      </w:r>
+      <w:r>
+        <w:rPr>
+          <w:highlight w:val="none"/>
+        </w:rPr>
+      </w:r>
+    </w:p>
+    <w:p>
+      <w:pPr>
+        <w:pBdr/>
+        <w:spacing/>
+        <w:ind/>
+        <w:rPr>
+          <w:b/>
+          <w:bCs/>
+          <w:highlight w:val="none"/>
+        </w:rPr>
+      </w:pPr>
+      <w:r>
+        <w:rPr>
+          <w:b/>
+          <w:bCs/>
+          <w:highlight w:val="none"/>
+        </w:rPr>
+      </w:r>
+      <w:r>
+        <mc:AlternateContent>
+          <mc:Choice Requires="wpg">
+            <w:drawing>
+              <wp:inline xmlns:wp="http://schemas.openxmlformats.org/drawingml/2006/wordprocessingDrawing" distT="0" distB="0" distL="0" distR="0">
+                <wp:extent cx="5439750" cy="2699287"/>
+                <wp:effectExtent l="0" t="0" r="0" b="0"/>
+                <wp:docPr id="6" name=""/>
+                <wp:cNvGraphicFramePr>
+                  <a:graphicFrameLocks xmlns:a="http://schemas.openxmlformats.org/drawingml/2006/main" noChangeAspect="1"/>
+                </wp:cNvGraphicFramePr>
+                <a:graphic xmlns:a="http://schemas.openxmlformats.org/drawingml/2006/main">
+                  <a:graphicData uri="http://schemas.openxmlformats.org/drawingml/2006/picture">
+                    <pic:pic xmlns:pic="http://schemas.openxmlformats.org/drawingml/2006/picture">
+                      <pic:nvPicPr>
+                        <pic:cNvPr id="586075374" name=""/>
+                        <pic:cNvPicPr>
+                          <a:picLocks noChangeAspect="1"/>
+                        </pic:cNvPicPr>
+                        <pic:nvPr/>
+                      </pic:nvPicPr>
+                      <pic:blipFill rotWithShape="1">
+                        <a:blip r:embed="rId14"/>
+                        <a:stretch/>
+                      </pic:blipFill>
+                      <pic:spPr bwMode="auto">
+                        <a:xfrm flipH="0" flipV="0">
+                          <a:off x="0" y="0"/>
+                          <a:ext cx="5439749" cy="2699287"/>
+                        </a:xfrm>
+                        <a:prstGeom prst="rect">
+                          <a:avLst/>
+                        </a:prstGeom>
+                      </pic:spPr>
+                    </pic:pic>
+                  </a:graphicData>
+                </a:graphic>
+              </wp:inline>
+            </w:drawing>
+          </mc:Choice>
+          <mc:Fallback>
+            <w:pict>
+              <v:shapetype id="_x0000_t75" coordsize="21600,21600" o:spt="75" o:preferrelative="t" path="m@4@5l@4@11@9@11@9@5xe" filled="f" stroked="f">
+                <v:stroke joinstyle="miter"/>
+                <v:formulas>
+                  <v:f eqn="if lineDrawn pixelLineWidth 0"/>
+                  <v:f eqn="sum @0 1 0"/>
+                  <v:f eqn="sum 0 0 @1"/>
+                  <v:f eqn="prod @2 1 2"/>
+                  <v:f eqn="prod @3 21600 pixelWidth"/>
+                  <v:f eqn="prod @3 21600 pixelHeight"/>
+                  <v:f eqn="sum @0 0 1"/>
+                  <v:f eqn="prod @6 1 2"/>
+                  <v:f eqn="prod @7 21600 pixelWidth"/>
+                  <v:f eqn="sum @8 21600 0"/>
+                  <v:f eqn="prod @7 21600 pixelHeight"/>
+                  <v:f eqn="sum @10 21600 0"/>
+                </v:formulas>
+                <v:path o:extrusionok="f" gradientshapeok="t" o:connecttype="rect"/>
+                <o:lock v:ext="edit" aspectratio="t"/>
+              </v:shapetype>
+              <v:shape id="_x0000_i5" o:spid="_x0000_s5" type="#_x0000_t75" style="width:428.33pt;height:212.54pt;mso-wrap-distance-left:0.00pt;mso-wrap-distance-top:0.00pt;mso-wrap-distance-right:0.00pt;mso-wrap-distance-bottom:0.00pt;z-index:1;" stroked="false">
+                <v:imagedata r:id="rId14" o:title=""/>
+                <o:lock v:ext="edit" rotation="t"/>
+              </v:shape>
+            </w:pict>
+          </mc:Fallback>
+        </mc:AlternateContent>
+      </w:r>
+      <w:r>
+        <w:rPr>
+          <w:b/>
+          <w:bCs/>
+          <w:highlight w:val="none"/>
+        </w:rPr>
+      </w:r>
+      <w:r>
+        <w:rPr>
+          <w:b/>
+          <w:bCs/>
+          <w:highlight w:val="none"/>
+        </w:rPr>
+      </w:r>
+    </w:p>
+    <w:p>
+      <w:pPr>
+        <w:pBdr/>
+        <w:spacing/>
+        <w:ind w:firstLine="708"/>
+        <w:rPr>
+          <w:b w:val="0"/>
+          <w:bCs w:val="0"/>
+          <w:highlight w:val="none"/>
+        </w:rPr>
+      </w:pPr>
+      <w:r>
+        <w:rPr>
+          <w:b/>
+          <w:bCs/>
+          <w:highlight w:val="none"/>
+        </w:rPr>
+        <w:t xml:space="preserve">1.</w:t>
+      </w:r>
+      <w:r>
+        <w:rPr>
+          <w:b w:val="0"/>
+          <w:bCs w:val="0"/>
+          <w:highlight w:val="none"/>
+        </w:rPr>
+        <w:t xml:space="preserve">Trạng thái mức trung bình  L1</w:t>
+      </w:r>
+      <w:r>
+        <w:rPr>
+          <w:b w:val="0"/>
+          <w:bCs w:val="0"/>
+          <w:highlight w:val="none"/>
+        </w:rPr>
+      </w:r>
+      <w:r>
+        <w:rPr>
+          <w:b w:val="0"/>
+          <w:bCs w:val="0"/>
+          <w:highlight w:val="none"/>
+        </w:rPr>
+      </w:r>
+    </w:p>
+    <w:p>
+      <w:pPr>
+        <w:pBdr/>
+        <w:spacing/>
+        <w:ind w:left="709"/>
+        <w:rPr>
+          <w:b w:val="0"/>
+          <w:bCs w:val="0"/>
+          <w:highlight w:val="none"/>
+        </w:rPr>
+      </w:pPr>
+      <w:r>
+        <w:rPr>
+          <w:b w:val="0"/>
+          <w:bCs w:val="0"/>
+          <w:highlight w:val="none"/>
+        </w:rPr>
+        <w:tab/>
+        <w:t xml:space="preserve">+Tâm cụm:-0.011%</w:t>
+      </w:r>
+      <w:r>
+        <w:rPr>
+          <w:b w:val="0"/>
+          <w:bCs w:val="0"/>
+          <w:highlight w:val="none"/>
+        </w:rPr>
+      </w:r>
+      <w:r>
+        <w:rPr>
+          <w:b w:val="0"/>
+          <w:bCs w:val="0"/>
+          <w:highlight w:val="none"/>
+        </w:rPr>
+      </w:r>
+    </w:p>
+    <w:p>
+      <w:pPr>
+        <w:pBdr/>
+        <w:spacing/>
+        <w:ind w:left="709"/>
+        <w:rPr>
+          <w:b w:val="0"/>
+          <w:bCs w:val="0"/>
+          <w:highlight w:val="none"/>
+        </w:rPr>
+      </w:pPr>
+      <w:r>
+        <w:rPr>
+          <w:b w:val="0"/>
+          <w:bCs w:val="0"/>
+          <w:highlight w:val="none"/>
+        </w:rPr>
+        <w:tab/>
+        <w:t xml:space="preserve">+Số lượng:68,919 mẫu</w:t>
+      </w:r>
+      <w:r>
+        <w:rPr>
+          <w:b w:val="0"/>
+          <w:bCs w:val="0"/>
+          <w:highlight w:val="none"/>
+        </w:rPr>
+      </w:r>
+      <w:r>
+        <w:rPr>
+          <w:b w:val="0"/>
+          <w:bCs w:val="0"/>
+          <w:highlight w:val="none"/>
+        </w:rPr>
+      </w:r>
+    </w:p>
+    <w:p>
+      <w:pPr>
+        <w:pBdr/>
+        <w:spacing/>
+        <w:ind w:left="709"/>
+        <w:rPr>
+          <w:b w:val="0"/>
+          <w:bCs w:val="0"/>
+          <w:highlight w:val="none"/>
+        </w:rPr>
+      </w:pPr>
+      <w:r>
+        <w:rPr>
+          <w:b w:val="0"/>
+          <w:bCs w:val="0"/>
+          <w:highlight w:val="none"/>
+        </w:rPr>
+        <w:tab/>
+        <w:t xml:space="preserve">+Nhận xét: </w:t>
+      </w:r>
+      <w:r>
+        <w:rPr>
+          <w:rFonts w:ascii="Arial" w:hAnsi="Arial" w:eastAsia="Arial" w:cs="Arial"/>
+          <w:color w:val="333333"/>
+          <w:sz w:val="21"/>
+          <w:highlight w:val="white"/>
+        </w:rPr>
+        <w:t xml:space="preserve">diễn ra trong khoảng thời gian từ giữa đêm tới đầu giờ sang; trước và sau thời gian cho vật nuôi ăn; một số khoảng thời gian trong ngày. Mức này chủ yếu phát sinh từ chất thải vật nuôi tạo mùi hôi, mùi thức ăn, quá trình hô hấp của vật nuôi trong phòng n</w:t>
+      </w:r>
+      <w:r>
+        <w:rPr>
+          <w:rFonts w:ascii="Arial" w:hAnsi="Arial" w:eastAsia="Arial" w:cs="Arial"/>
+          <w:color w:val="333333"/>
+          <w:sz w:val="21"/>
+          <w:highlight w:val="white"/>
+        </w:rPr>
+        <w:t xml:space="preserve">uôi nhốt, mùi nồng của vật nuôi, mùi thuốc điều trị...</w:t>
+      </w:r>
+      <w:r>
+        <w:rPr>
+          <w:b w:val="0"/>
+          <w:bCs w:val="0"/>
+          <w:highlight w:val="none"/>
+        </w:rPr>
+      </w:r>
+      <w:r>
+        <w:rPr>
+          <w:b w:val="0"/>
+          <w:bCs w:val="0"/>
+          <w:highlight w:val="none"/>
+        </w:rPr>
+      </w:r>
+    </w:p>
+    <w:p>
+      <w:pPr>
+        <w:pBdr/>
+        <w:spacing/>
+        <w:ind w:left="709"/>
+        <w:rPr>
+          <w:b w:val="0"/>
+          <w:bCs w:val="0"/>
+          <w:highlight w:val="none"/>
+        </w:rPr>
+      </w:pPr>
+      <w:r>
+        <w:rPr>
+          <w:b w:val="0"/>
+          <w:bCs w:val="0"/>
+          <w:highlight w:val="none"/>
+        </w:rPr>
+        <w:t xml:space="preserve">2.Trạng thái báo động ô nhiễm cao, rất cao</w:t>
+      </w:r>
+      <w:r>
+        <w:rPr>
+          <w:b w:val="0"/>
+          <w:bCs w:val="0"/>
+          <w:highlight w:val="none"/>
+        </w:rPr>
+      </w:r>
+      <w:r>
+        <w:rPr>
+          <w:b w:val="0"/>
+          <w:bCs w:val="0"/>
+          <w:highlight w:val="none"/>
+        </w:rPr>
+      </w:r>
+    </w:p>
+    <w:p>
+      <w:pPr>
+        <w:pBdr/>
+        <w:spacing/>
+        <w:ind w:left="709"/>
+        <w:rPr>
+          <w:b w:val="0"/>
+          <w:bCs w:val="0"/>
+          <w:highlight w:val="none"/>
+        </w:rPr>
+      </w:pPr>
+      <w:r>
+        <w:rPr>
+          <w:b w:val="0"/>
+          <w:bCs w:val="0"/>
+          <w:highlight w:val="none"/>
+        </w:rPr>
+        <w:tab/>
+        <w:t xml:space="preserve">+Tâm cụm L2(cao): 6.822% (có 2,891 mẫu)</w:t>
+      </w:r>
+      <w:r>
+        <w:rPr>
+          <w:b w:val="0"/>
+          <w:bCs w:val="0"/>
+          <w:highlight w:val="none"/>
+        </w:rPr>
+      </w:r>
+      <w:r>
+        <w:rPr>
+          <w:b w:val="0"/>
+          <w:bCs w:val="0"/>
+          <w:highlight w:val="none"/>
+        </w:rPr>
+      </w:r>
+    </w:p>
+    <w:p>
+      <w:pPr>
+        <w:pBdr/>
+        <w:spacing/>
+        <w:ind w:left="709"/>
+        <w:rPr>
+          <w:b w:val="0"/>
+          <w:bCs w:val="0"/>
+          <w:highlight w:val="none"/>
+        </w:rPr>
+      </w:pPr>
+      <w:r>
+        <w:rPr>
+          <w:b w:val="0"/>
+          <w:bCs w:val="0"/>
+          <w:highlight w:val="none"/>
+        </w:rPr>
+        <w:tab/>
+        <w:t xml:space="preserve">+Tâm cụm L3(Rất cao): 18.504%(có 783 mẫu)</w:t>
+      </w:r>
+      <w:r>
+        <w:rPr>
+          <w:b w:val="0"/>
+          <w:bCs w:val="0"/>
+          <w:highlight w:val="none"/>
+        </w:rPr>
+      </w:r>
+      <w:r>
+        <w:rPr>
+          <w:b w:val="0"/>
+          <w:bCs w:val="0"/>
+          <w:highlight w:val="none"/>
+        </w:rPr>
+      </w:r>
+    </w:p>
+    <w:p>
+      <w:pPr>
+        <w:pBdr/>
+        <w:spacing/>
+        <w:ind w:left="709"/>
+        <w:rPr>
+          <w:b w:val="0"/>
+          <w:bCs w:val="0"/>
+          <w:highlight w:val="none"/>
+        </w:rPr>
+      </w:pPr>
+      <w:r>
+        <w:rPr>
+          <w:b w:val="0"/>
+          <w:bCs w:val="0"/>
+          <w:highlight w:val="none"/>
+        </w:rPr>
+        <w:tab/>
+        <w:t xml:space="preserve">+Nhận xét: Sự biến thiên % dương lên càng cao thì lượng mẫu càng ít đi và L2,L3 thường phân bổ nhiều vào thời gian ban ngày gần trưa (khoảng gần 10h sáng) và</w:t>
+      </w:r>
+      <w:r>
+        <w:rPr>
+          <w:b w:val="0"/>
+          <w:bCs w:val="0"/>
+          <w:highlight w:val="none"/>
+        </w:rPr>
+        <w:t xml:space="preserve"> chiều (khoảng 15-17h) </w:t>
+      </w:r>
+      <w:r>
+        <w:rPr>
+          <w:rFonts w:ascii="Arial" w:hAnsi="Arial" w:eastAsia="Arial" w:cs="Arial"/>
+          <w:color w:val="333333"/>
+          <w:sz w:val="21"/>
+          <w:highlight w:val="white"/>
+        </w:rPr>
+        <w:t xml:space="preserve">diễn ra trong khoảng thời gian cho ăn (ca sáng và ca chiều), do sự kết hợp giữa mùi thức ăn và quá trình hô hấp mạnh của vật nuôi</w:t>
+      </w:r>
+      <w:r>
+        <w:rPr>
+          <w:b w:val="0"/>
+          <w:bCs w:val="0"/>
+          <w:highlight w:val="none"/>
+        </w:rPr>
+      </w:r>
+      <w:r>
+        <w:rPr>
+          <w:b w:val="0"/>
+          <w:bCs w:val="0"/>
+          <w:highlight w:val="none"/>
+        </w:rPr>
+      </w:r>
+    </w:p>
+    <w:p>
+      <w:pPr>
+        <w:pBdr/>
+        <w:spacing/>
+        <w:ind w:left="709"/>
+        <w:rPr>
+          <w:b w:val="0"/>
+          <w:bCs w:val="0"/>
+          <w:highlight w:val="none"/>
+        </w:rPr>
+      </w:pPr>
+      <w:r>
+        <w:rPr>
+          <w:b w:val="0"/>
+          <w:bCs w:val="0"/>
+          <w:highlight w:val="none"/>
+        </w:rPr>
+        <w:t xml:space="preserve">3.Trạng thái mức an toàn</w:t>
+      </w:r>
+      <w:r>
+        <w:rPr>
+          <w:b w:val="0"/>
+          <w:bCs w:val="0"/>
+          <w:highlight w:val="none"/>
+        </w:rPr>
+        <w:t xml:space="preserve"> L0</w:t>
+      </w:r>
+      <w:r>
+        <w:rPr>
+          <w:b w:val="0"/>
+          <w:bCs w:val="0"/>
+          <w:highlight w:val="none"/>
+        </w:rPr>
+      </w:r>
+      <w:r>
+        <w:rPr>
+          <w:b w:val="0"/>
+          <w:bCs w:val="0"/>
+          <w:highlight w:val="none"/>
+        </w:rPr>
+      </w:r>
+    </w:p>
+    <w:p>
+      <w:pPr>
+        <w:pBdr/>
+        <w:spacing/>
+        <w:ind w:left="709"/>
+        <w:rPr>
+          <w:b w:val="0"/>
+          <w:bCs w:val="0"/>
+          <w:highlight w:val="none"/>
+        </w:rPr>
+      </w:pPr>
+      <w:r>
+        <w:rPr>
+          <w:b w:val="0"/>
+          <w:bCs w:val="0"/>
+          <w:highlight w:val="none"/>
+        </w:rPr>
+        <w:tab/>
+        <w:t xml:space="preserve">+Tâm cụm:-4.858%(có 5,622 mẫu)</w:t>
+      </w:r>
+      <w:r>
+        <w:rPr>
+          <w:b w:val="0"/>
+          <w:bCs w:val="0"/>
+          <w:highlight w:val="none"/>
+        </w:rPr>
+      </w:r>
+      <w:r>
+        <w:rPr>
+          <w:b w:val="0"/>
+          <w:bCs w:val="0"/>
+          <w:highlight w:val="none"/>
+        </w:rPr>
+      </w:r>
+    </w:p>
+    <w:p>
+      <w:pPr>
+        <w:pBdr/>
+        <w:spacing/>
+        <w:ind w:left="709"/>
+        <w:rPr>
+          <w:b w:val="0"/>
+          <w:bCs w:val="0"/>
+          <w:highlight w:val="none"/>
+        </w:rPr>
+      </w:pPr>
+      <w:r>
+        <w:rPr>
+          <w:b w:val="0"/>
+          <w:bCs w:val="0"/>
+          <w:highlight w:val="none"/>
+        </w:rPr>
+        <w:tab/>
+        <w:t xml:space="preserve">+Đây là mức an toàn</w:t>
+      </w:r>
+      <w:r>
+        <w:rPr>
+          <w:b w:val="0"/>
+          <w:bCs w:val="0"/>
+          <w:highlight w:val="none"/>
+        </w:rPr>
+      </w:r>
+      <w:r>
+        <w:rPr>
+          <w:b w:val="0"/>
+          <w:bCs w:val="0"/>
+          <w:highlight w:val="none"/>
+        </w:rPr>
+      </w:r>
+    </w:p>
+    <w:p>
+      <w:pPr>
+        <w:pBdr/>
+        <w:spacing/>
+        <w:ind/>
+        <w:rPr>
+          <w:highlight w:val="none"/>
+        </w:rPr>
+      </w:pPr>
+      <w:r>
+        <w:rPr>
+          <w:highlight w:val="none"/>
+        </w:rPr>
+        <w:t xml:space="preserve">Rút ra bảng ngưỡng từ K-means để tạo bảng gán nhãn</w:t>
+      </w:r>
+      <w:r>
+        <w:rPr>
+          <w:highlight w:val="none"/>
+        </w:rPr>
+      </w:r>
+      <w:r>
+        <w:rPr>
+          <w:highlight w:val="none"/>
+        </w:rPr>
+      </w:r>
+    </w:p>
+    <w:p>
+      <w:pPr>
+        <w:pBdr/>
+        <w:spacing/>
+        <w:ind/>
+        <w:rPr>
+          <w:highlight w:val="none"/>
+        </w:rPr>
+      </w:pPr>
+      <w:r>
+        <w:rPr>
+          <w:highlight w:val="none"/>
+        </w:rPr>
+        <w:t xml:space="preserve">(Cách hoạt động (khá giống k means): </w:t>
+      </w:r>
+      <w:r>
+        <w:rPr>
+          <w:highlight w:val="none"/>
+        </w:rPr>
+      </w:r>
+      <w:r>
+        <w:rPr>
+          <w:highlight w:val="none"/>
+        </w:rPr>
+      </w:r>
+    </w:p>
+    <w:p>
+      <w:pPr>
+        <w:pBdr/>
+        <w:spacing/>
+        <w:ind/>
+        <w:rPr>
+          <w:highlight w:val="none"/>
+        </w:rPr>
+      </w:pPr>
+      <w:r>
+        <w:rPr>
+          <w:highlight w:val="none"/>
+        </w:rPr>
+        <w:t xml:space="preserve">Giả sử có ranh giới x phân chia 2 cụm này chính là vạch mốc mà tại đó khoảng cách từ nó đến C1 bằng đúng khoảng cách từ nó đến C2 </w:t>
+      </w:r>
+      <w:r>
+        <w:rPr>
+          <w:highlight w:val="none"/>
+        </w:rPr>
+        <w:t xml:space="preserve">=&gt;x=(C1+C2)/2</w:t>
+      </w:r>
+      <w:r>
+        <w:rPr>
+          <w:highlight w:val="none"/>
+        </w:rPr>
+      </w:r>
+      <w:r>
+        <w:rPr>
+          <w:highlight w:val="none"/>
+        </w:rPr>
+      </w:r>
+    </w:p>
+    <w:p>
+      <w:pPr>
+        <w:pBdr/>
+        <w:spacing/>
+        <w:ind/>
+        <w:rPr>
+          <w:highlight w:val="none"/>
+        </w:rPr>
+      </w:pPr>
+      <w:r>
+        <w:rPr>
+          <w:highlight w:val="none"/>
+        </w:rPr>
+      </w:r>
+      <w:r>
+        <mc:AlternateContent>
+          <mc:Choice Requires="wpg">
+            <w:drawing>
+              <wp:inline xmlns:wp="http://schemas.openxmlformats.org/drawingml/2006/wordprocessingDrawing" distT="0" distB="0" distL="0" distR="0">
+                <wp:extent cx="5943600" cy="2174304"/>
+                <wp:effectExtent l="0" t="0" r="0" b="0"/>
+                <wp:docPr id="7" name=""/>
+                <wp:cNvGraphicFramePr>
+                  <a:graphicFrameLocks xmlns:a="http://schemas.openxmlformats.org/drawingml/2006/main" noChangeAspect="1"/>
+                </wp:cNvGraphicFramePr>
+                <a:graphic xmlns:a="http://schemas.openxmlformats.org/drawingml/2006/main">
+                  <a:graphicData uri="http://schemas.openxmlformats.org/drawingml/2006/picture">
+                    <pic:pic xmlns:pic="http://schemas.openxmlformats.org/drawingml/2006/picture">
+                      <pic:nvPicPr>
+                        <pic:cNvPr id="862022122" name=""/>
+                        <pic:cNvPicPr>
+                          <a:picLocks noChangeAspect="1"/>
+                        </pic:cNvPicPr>
+                        <pic:nvPr/>
+                      </pic:nvPicPr>
+                      <pic:blipFill rotWithShape="1">
+                        <a:blip r:embed="rId15"/>
+                        <a:stretch/>
+                      </pic:blipFill>
+                      <pic:spPr bwMode="auto">
+                        <a:xfrm>
+                          <a:off x="0" y="0"/>
+                          <a:ext cx="5943599" cy="2174304"/>
+                        </a:xfrm>
+                        <a:prstGeom prst="rect">
+                          <a:avLst/>
+                        </a:prstGeom>
+                      </pic:spPr>
+                    </pic:pic>
+                  </a:graphicData>
+                </a:graphic>
+              </wp:inline>
+            </w:drawing>
+          </mc:Choice>
+          <mc:Fallback>
+            <w:pict>
+              <v:shapetype id="_x0000_t75" coordsize="21600,21600" o:spt="75" o:preferrelative="t" path="m@4@5l@4@11@9@11@9@5xe" filled="f" stroked="f">
+                <v:stroke joinstyle="miter"/>
+                <v:formulas>
+                  <v:f eqn="if lineDrawn pixelLineWidth 0"/>
+                  <v:f eqn="sum @0 1 0"/>
+                  <v:f eqn="sum 0 0 @1"/>
+                  <v:f eqn="prod @2 1 2"/>
+                  <v:f eqn="prod @3 21600 pixelWidth"/>
+                  <v:f eqn="prod @3 21600 pixelHeight"/>
+                  <v:f eqn="sum @0 0 1"/>
+                  <v:f eqn="prod @6 1 2"/>
+                  <v:f eqn="prod @7 21600 pixelWidth"/>
+                  <v:f eqn="sum @8 21600 0"/>
+                  <v:f eqn="prod @7 21600 pixelHeight"/>
+                  <v:f eqn="sum @10 21600 0"/>
+                </v:formulas>
+                <v:path o:extrusionok="f" gradientshapeok="t" o:connecttype="rect"/>
+                <o:lock v:ext="edit" aspectratio="t"/>
+              </v:shapetype>
+              <v:shape id="_x0000_i6" o:spid="_x0000_s6" type="#_x0000_t75" style="width:468.00pt;height:171.21pt;mso-wrap-distance-left:0.00pt;mso-wrap-distance-top:0.00pt;mso-wrap-distance-right:0.00pt;mso-wrap-distance-bottom:0.00pt;z-index:1;" stroked="false">
+                <v:imagedata r:id="rId15" o:title=""/>
+                <o:lock v:ext="edit" rotation="t"/>
+              </v:shape>
+            </w:pict>
+          </mc:Fallback>
+        </mc:AlternateContent>
+      </w:r>
+      <w:r>
+        <w:rPr>
+          <w:highlight w:val="none"/>
+        </w:rPr>
+      </w:r>
+      <w:r>
+        <w:rPr>
+          <w:highlight w:val="none"/>
+        </w:rPr>
+      </w:r>
+    </w:p>
+    <w:p>
+      <w:pPr>
+        <w:pBdr/>
+        <w:spacing/>
+        <w:ind/>
+        <w:rPr>
+          <w:highlight w:val="none"/>
+        </w:rPr>
+      </w:pPr>
+      <w:r>
+        <w:rPr>
+          <w:highlight w:val="none"/>
+        </w:rPr>
+      </w:r>
+      <w:r>
+        <w:rPr>
+          <w:highlight w:val="none"/>
+        </w:rPr>
+      </w:r>
+      <w:r>
+        <w:rPr>
+          <w:highlight w:val="none"/>
+        </w:rPr>
+      </w:r>
+    </w:p>
+    <w:p>
+      <w:pPr>
+        <w:pBdr/>
+        <w:spacing/>
+        <w:ind/>
+        <w:rPr>
+          <w:highlight w:val="none"/>
+        </w:rPr>
+      </w:pPr>
+      <w:r>
+        <w:rPr>
+          <w:highlight w:val="none"/>
+        </w:rPr>
+        <w:t xml:space="preserve">3. Mô hình MOLR và kết quả</w:t>
+      </w:r>
+      <w:r>
+        <w:rPr>
+          <w:highlight w:val="none"/>
+        </w:rPr>
+      </w:r>
+      <w:r>
+        <w:rPr>
+          <w:highlight w:val="none"/>
+        </w:rPr>
+      </w:r>
+    </w:p>
+    <w:p>
+      <w:pPr>
+        <w:pBdr/>
+        <w:spacing/>
+        <w:ind/>
+        <w:rPr>
+          <w:highlight w:val="none"/>
+        </w:rPr>
+      </w:pPr>
+      <w:r>
+        <w:rPr>
+          <w:highlight w:val="none"/>
+        </w:rPr>
+        <w:t xml:space="preserve">Mô hình MOLR: </w:t>
+      </w:r>
+      <w:r>
+        <mc:AlternateContent>
+          <mc:Choice Requires="wpg">
+            <w:drawing>
+              <wp:inline xmlns:wp="http://schemas.openxmlformats.org/drawingml/2006/wordprocessingDrawing" distT="0" distB="0" distL="0" distR="0">
+                <wp:extent cx="5943600" cy="2353506"/>
+                <wp:effectExtent l="0" t="0" r="0" b="0"/>
+                <wp:docPr id="8" name=""/>
+                <wp:cNvGraphicFramePr>
+                  <a:graphicFrameLocks xmlns:a="http://schemas.openxmlformats.org/drawingml/2006/main" noChangeAspect="1"/>
+                </wp:cNvGraphicFramePr>
+                <a:graphic xmlns:a="http://schemas.openxmlformats.org/drawingml/2006/main">
+                  <a:graphicData uri="http://schemas.openxmlformats.org/drawingml/2006/picture">
+                    <pic:pic xmlns:pic="http://schemas.openxmlformats.org/drawingml/2006/picture">
+                      <pic:nvPicPr>
+                        <pic:cNvPr id="2121872100" name=""/>
+                        <pic:cNvPicPr>
+                          <a:picLocks noChangeAspect="1"/>
+                        </pic:cNvPicPr>
+                        <pic:nvPr/>
+                      </pic:nvPicPr>
+                      <pic:blipFill rotWithShape="1">
+                        <a:blip r:embed="rId16"/>
+                        <a:stretch/>
+                      </pic:blipFill>
+                      <pic:spPr bwMode="auto">
+                        <a:xfrm>
+                          <a:off x="0" y="0"/>
+                          <a:ext cx="5943599" cy="2353505"/>
+                        </a:xfrm>
+                        <a:prstGeom prst="rect">
+                          <a:avLst/>
+                        </a:prstGeom>
+                      </pic:spPr>
+                    </pic:pic>
+                  </a:graphicData>
+                </a:graphic>
+              </wp:inline>
+            </w:drawing>
+          </mc:Choice>
+          <mc:Fallback>
+            <w:pict>
+              <v:shapetype id="_x0000_t75" coordsize="21600,21600" o:spt="75" o:preferrelative="t" path="m@4@5l@4@11@9@11@9@5xe" filled="f" stroked="f">
+                <v:stroke joinstyle="miter"/>
+                <v:formulas>
+                  <v:f eqn="if lineDrawn pixelLineWidth 0"/>
+                  <v:f eqn="sum @0 1 0"/>
+                  <v:f eqn="sum 0 0 @1"/>
+                  <v:f eqn="prod @2 1 2"/>
+                  <v:f eqn="prod @3 21600 pixelWidth"/>
+                  <v:f eqn="prod @3 21600 pixelHeight"/>
+                  <v:f eqn="sum @0 0 1"/>
+                  <v:f eqn="prod @6 1 2"/>
+                  <v:f eqn="prod @7 21600 pixelWidth"/>
+                  <v:f eqn="sum @8 21600 0"/>
+                  <v:f eqn="prod @7 21600 pixelHeight"/>
+                  <v:f eqn="sum @10 21600 0"/>
+                </v:formulas>
+                <v:path o:extrusionok="f" gradientshapeok="t" o:connecttype="rect"/>
+                <o:lock v:ext="edit" aspectratio="t"/>
+              </v:shapetype>
+              <v:shape id="_x0000_i7" o:spid="_x0000_s7" type="#_x0000_t75" style="width:468.00pt;height:185.32pt;mso-wrap-distance-left:0.00pt;mso-wrap-distance-top:0.00pt;mso-wrap-distance-right:0.00pt;mso-wrap-distance-bottom:0.00pt;z-index:1;" stroked="false">
+                <v:imagedata r:id="rId16" o:title=""/>
+                <o:lock v:ext="edit" rotation="t"/>
+              </v:shape>
+            </w:pict>
+          </mc:Fallback>
+        </mc:AlternateContent>
+      </w:r>
+      <w:r>
+        <w:rPr>
+          <w:highlight w:val="none"/>
+        </w:rPr>
+      </w:r>
+      <w:r>
+        <w:rPr>
+          <w:highlight w:val="none"/>
+        </w:rPr>
+      </w:r>
+      <w:r>
+        <w:rPr>
+          <w:highlight w:val="none"/>
+        </w:rPr>
+      </w:r>
+    </w:p>
+    <w:p>
+      <w:pPr>
+        <w:pBdr/>
+        <w:spacing/>
+        <w:ind/>
+        <w:rPr>
+          <w:highlight w:val="none"/>
+        </w:rPr>
+      </w:pPr>
+      <w:r>
+        <w:rPr>
+          <w:highlight w:val="none"/>
+        </w:rPr>
+        <w:t xml:space="preserve">Biều đồ tương quan mức độ ảnh hưởng của các yếu tố đối với dự đoán MOLR(xanh là thuận, đỏ là nghịch):</w:t>
+      </w:r>
+      <w:r>
+        <w:rPr>
+          <w:highlight w:val="none"/>
+        </w:rPr>
+      </w:r>
+    </w:p>
+    <w:p>
+      <w:pPr>
+        <w:pBdr/>
+        <w:spacing/>
+        <w:ind/>
+        <w:rPr>
+          <w:highlight w:val="none"/>
+        </w:rPr>
+      </w:pPr>
+      <w:r>
+        <w:rPr>
+          <w:highlight w:val="none"/>
+        </w:rPr>
+      </w:r>
+      <w:r>
+        <mc:AlternateContent>
+          <mc:Choice Requires="wpg">
+            <w:drawing>
+              <wp:inline xmlns:wp="http://schemas.openxmlformats.org/drawingml/2006/wordprocessingDrawing" distT="0" distB="0" distL="0" distR="0">
+                <wp:extent cx="5544525" cy="4428892"/>
+                <wp:effectExtent l="0" t="0" r="0" b="0"/>
+                <wp:docPr id="9" name=""/>
+                <wp:cNvGraphicFramePr>
+                  <a:graphicFrameLocks xmlns:a="http://schemas.openxmlformats.org/drawingml/2006/main" noChangeAspect="1"/>
+                </wp:cNvGraphicFramePr>
+                <a:graphic xmlns:a="http://schemas.openxmlformats.org/drawingml/2006/main">
+                  <a:graphicData uri="http://schemas.openxmlformats.org/drawingml/2006/picture">
+                    <pic:pic xmlns:pic="http://schemas.openxmlformats.org/drawingml/2006/picture">
+                      <pic:nvPicPr>
+                        <pic:cNvPr id="649347254" name=""/>
+                        <pic:cNvPicPr>
+                          <a:picLocks noChangeAspect="1"/>
+                        </pic:cNvPicPr>
+                        <pic:nvPr/>
+                      </pic:nvPicPr>
+                      <pic:blipFill rotWithShape="1">
+                        <a:blip r:embed="rId17"/>
+                        <a:stretch/>
+                      </pic:blipFill>
+                      <pic:spPr bwMode="auto">
+                        <a:xfrm flipH="0" flipV="0">
+                          <a:off x="0" y="0"/>
+                          <a:ext cx="5544524" cy="4428892"/>
+                        </a:xfrm>
+                        <a:prstGeom prst="rect">
+                          <a:avLst/>
+                        </a:prstGeom>
+                      </pic:spPr>
+                    </pic:pic>
+                  </a:graphicData>
+                </a:graphic>
+              </wp:inline>
+            </w:drawing>
+          </mc:Choice>
+          <mc:Fallback>
+            <w:pict>
+              <v:shapetype id="_x0000_t75" coordsize="21600,21600" o:spt="75" o:preferrelative="t" path="m@4@5l@4@11@9@11@9@5xe" filled="f" stroked="f">
+                <v:stroke joinstyle="miter"/>
+                <v:formulas>
+                  <v:f eqn="if lineDrawn pixelLineWidth 0"/>
+                  <v:f eqn="sum @0 1 0"/>
+                  <v:f eqn="sum 0 0 @1"/>
+                  <v:f eqn="prod @2 1 2"/>
+                  <v:f eqn="prod @3 21600 pixelWidth"/>
+                  <v:f eqn="prod @3 21600 pixelHeight"/>
+                  <v:f eqn="sum @0 0 1"/>
+                  <v:f eqn="prod @6 1 2"/>
+                  <v:f eqn="prod @7 21600 pixelWidth"/>
+                  <v:f eqn="sum @8 21600 0"/>
+                  <v:f eqn="prod @7 21600 pixelHeight"/>
+                  <v:f eqn="sum @10 21600 0"/>
+                </v:formulas>
+                <v:path o:extrusionok="f" gradientshapeok="t" o:connecttype="rect"/>
+                <o:lock v:ext="edit" aspectratio="t"/>
+              </v:shapetype>
+              <v:shape id="_x0000_i8" o:spid="_x0000_s8" type="#_x0000_t75" style="width:436.58pt;height:348.73pt;mso-wrap-distance-left:0.00pt;mso-wrap-distance-top:0.00pt;mso-wrap-distance-right:0.00pt;mso-wrap-distance-bottom:0.00pt;z-index:1;" stroked="false">
+                <v:imagedata r:id="rId17" o:title=""/>
+                <o:lock v:ext="edit" rotation="t"/>
+              </v:shape>
+            </w:pict>
+          </mc:Fallback>
+        </mc:AlternateContent>
+      </w:r>
       <w:r>
         <w:rPr>
           <w:highlight w:val="none"/>
@@ -427,18 +2248,45 @@
         <w:rPr>
           <w:highlight w:val="none"/>
         </w:rPr>
+        <w:t xml:space="preserve">Mô hình </w:t>
       </w:r>
       <w:r>
-        <w:t xml:space="preserve">Actual vs MOLR-predicted vs Baseline-predicted (1 trục thời gian, nửa sau dữ liệu)</w:t>
+        <w:t xml:space="preserve">Autoregressive bậc 1 ( tự động </w:t>
+      </w:r>
+      <w:r>
+        <w:t xml:space="preserve">hồi quy chuỗi thời gian</w:t>
+      </w:r>
+      <w:r>
+        <w:t xml:space="preserve">)</w:t>
       </w:r>
       <w:r>
         <w:rPr>
           <w:highlight w:val="none"/>
         </w:rPr>
-        <w:t xml:space="preserve"> </w:t>
+        <w:t xml:space="preserve">:</w:t>
       </w:r>
       <w:r>
-        <w:t xml:space="preserve">Đánh giá trực quan mô hình — nhìn hình này thấy luôn cả hội tụ lẫn sai số, không cần vẽ RMSE rolling riêng</w:t>
+        <w:rPr>
+          <w:rFonts w:ascii="Times New Roman" w:hAnsi="Times New Roman" w:eastAsia="Times New Roman" w:cs="Times New Roman"/>
+          <w:color w:val="000000"/>
+          <w:sz w:val="24"/>
+        </w:rPr>
+        <w:t xml:space="preserve">là mô hình dự báo </w:t>
+      </w:r>
+      <w:r>
+        <w:rPr>
+          <w:rFonts w:ascii="Times New Roman" w:hAnsi="Times New Roman" w:eastAsia="Times New Roman" w:cs="Times New Roman"/>
+          <w:b/>
+          <w:color w:val="000000"/>
+          <w:sz w:val="24"/>
+        </w:rPr>
+        <w:t xml:space="preserve">giá trị tương lai của một chuỗi thời gian dựa hoàn toàn vào chính giá trị quá khứ gần nhất của nó</w:t>
+      </w:r>
+      <w:r>
+        <w:rPr>
+          <w:highlight w:val="none"/>
+        </w:rPr>
+        <w:t xml:space="preserve">.</w:t>
       </w:r>
       <w:r>
         <w:rPr>
@@ -464,16 +2312,28 @@
         <w:rPr>
           <w:highlight w:val="none"/>
         </w:rPr>
-        <w:t xml:space="preserve">Phần so sánh MOLR và </w:t>
-      </w:r>
-      <w:r>
-        <w:t xml:space="preserve">Autoregressive</w:t>
+        <w:t xml:space="preserve">bước 1:dùng các giá trị cũ để học tạo 1 đường thẳng hồi quy tuyến tính</w:t>
       </w:r>
       <w:r>
         <w:rPr>
           <w:highlight w:val="none"/>
         </w:rPr>
-        <w:t xml:space="preserve"> cho bài toán</w:t>
+      </w:r>
+    </w:p>
+    <w:p>
+      <w:pPr>
+        <w:pBdr/>
+        <w:spacing/>
+        <w:ind/>
+        <w:rPr>
+          <w:highlight w:val="none"/>
+        </w:rPr>
+      </w:pPr>
+      <w:r>
+        <w:rPr>
+          <w:highlight w:val="none"/>
+        </w:rPr>
+        <w:t xml:space="preserve">Bước 2:trên cơ sở đường thẳng đó thì dự đoán với 1 điểm dữ liệu mới</w:t>
       </w:r>
       <w:r>
         <w:rPr>
@@ -499,9 +2359,598 @@
         <w:rPr>
           <w:highlight w:val="none"/>
         </w:rPr>
+        <w:t xml:space="preserve">Bước 3:</w:t>
       </w:r>
       <w:r>
-        <w:t xml:space="preserve">Chứng minh hiệu quả debounce filter</w:t>
+        <w:rPr>
+          <w:rFonts w:ascii="Times New Roman" w:hAnsi="Times New Roman" w:eastAsia="Times New Roman" w:cs="Times New Roman"/>
+          <w:color w:val="000000"/>
+          <w:sz w:val="24"/>
+        </w:rPr>
+        <w:t xml:space="preserve">dự đoán </w:t>
+      </w:r>
+      <m:oMath>
+        <m:limUpp>
+          <m:limUppPr>
+            <m:ctrlPr/>
+          </m:limUppPr>
+          <m:lim>
+            <m:r>
+              <m:rPr/>
+              <m:t>^</m:t>
+            </m:r>
+          </m:lim>
+          <m:e>
+            <m:r>
+              <m:rPr/>
+              <m:t>𝑦</m:t>
+            </m:r>
+          </m:e>
+        </m:limUpp>
+        <m:r>
+          <m:rPr/>
+          <m:t>𝑡</m:t>
+        </m:r>
+        <m:r>
+          <m:rPr/>
+          <m:t>+</m:t>
+        </m:r>
+        <m:r>
+          <m:rPr/>
+          <m:t>5</m:t>
+        </m:r>
+        <m:r>
+          <m:rPr/>
+          <m:t>)</m:t>
+        </m:r>
+      </m:oMath>
+      <w:r>
+        <w:rPr>
+          <w:rFonts w:ascii="Times New Roman" w:hAnsi="Times New Roman" w:eastAsia="Times New Roman" w:cs="Times New Roman"/>
+          <w:color w:val="000000"/>
+          <w:sz w:val="24"/>
+        </w:rPr>
+        <w:t xml:space="preserve">y^​(t+5) với giá trị </w:t>
+      </w:r>
+      <w:r>
+        <w:rPr>
+          <w:rFonts w:ascii="Times New Roman" w:hAnsi="Times New Roman" w:eastAsia="Times New Roman" w:cs="Times New Roman"/>
+          <w:b/>
+          <w:color w:val="000000"/>
+          <w:sz w:val="24"/>
+        </w:rPr>
+        <w:t xml:space="preserve">thật sự đã xảy ra</w:t>
+      </w:r>
+      <w:r>
+        <w:rPr>
+          <w:rFonts w:ascii="Times New Roman" w:hAnsi="Times New Roman" w:eastAsia="Times New Roman" w:cs="Times New Roman"/>
+          <w:color w:val="000000"/>
+          <w:sz w:val="24"/>
+        </w:rPr>
+        <w:t xml:space="preserve"> </w:t>
+      </w:r>
+      <m:oMath>
+        <m:r>
+          <m:rPr/>
+          <m:t>𝑦</m:t>
+        </m:r>
+        <m:r>
+          <m:rPr/>
+          <m:t>(</m:t>
+        </m:r>
+        <m:r>
+          <m:rPr/>
+          <m:t>𝑡</m:t>
+        </m:r>
+        <m:r>
+          <m:rPr/>
+          <m:t>+</m:t>
+        </m:r>
+        <m:r>
+          <m:rPr/>
+          <m:t>5</m:t>
+        </m:r>
+        <m:r>
+          <m:rPr/>
+          <m:t>)</m:t>
+        </m:r>
+      </m:oMath>
+      <w:r>
+        <w:rPr>
+          <w:rFonts w:ascii="Times New Roman" w:hAnsi="Times New Roman" w:eastAsia="Times New Roman" w:cs="Times New Roman"/>
+          <w:color w:val="000000"/>
+          <w:sz w:val="24"/>
+        </w:rPr>
+        <w:t xml:space="preserve">y(t+5) (mà ta giữ lại, không đưa cho mô hình biết trước) → tính RMSE để xem sai lệch bao nhiêu</w:t>
+      </w:r>
+      <w:r>
+        <w:rPr>
+          <w:highlight w:val="none"/>
+        </w:rPr>
+      </w:r>
+      <w:r>
+        <w:rPr>
+          <w:highlight w:val="none"/>
+        </w:rPr>
+      </w:r>
+    </w:p>
+    <w:p>
+      <w:pPr>
+        <w:pBdr/>
+        <w:spacing/>
+        <w:ind/>
+        <w:rPr>
+          <w:highlight w:val="none"/>
+        </w:rPr>
+      </w:pPr>
+      <w:r>
+        <w:rPr>
+          <w:highlight w:val="none"/>
+        </w:rPr>
+      </w:r>
+      <w:r/>
+      <w:r>
+        <w:rPr>
+          <w:highlight w:val="none"/>
+        </w:rPr>
+      </w:r>
+      <w:r>
+        <w:rPr>
+          <w:highlight w:val="none"/>
+        </w:rPr>
+      </w:r>
+      <w:r>
+        <mc:AlternateContent>
+          <mc:Choice Requires="wpg">
+            <w:drawing>
+              <wp:inline xmlns:wp="http://schemas.openxmlformats.org/drawingml/2006/wordprocessingDrawing" distT="0" distB="0" distL="0" distR="0">
+                <wp:extent cx="2200275" cy="447675"/>
+                <wp:effectExtent l="0" t="0" r="0" b="0"/>
+                <wp:docPr id="10" name=""/>
+                <wp:cNvGraphicFramePr>
+                  <a:graphicFrameLocks xmlns:a="http://schemas.openxmlformats.org/drawingml/2006/main" noChangeAspect="1"/>
+                </wp:cNvGraphicFramePr>
+                <a:graphic xmlns:a="http://schemas.openxmlformats.org/drawingml/2006/main">
+                  <a:graphicData uri="http://schemas.openxmlformats.org/drawingml/2006/picture">
+                    <pic:pic xmlns:pic="http://schemas.openxmlformats.org/drawingml/2006/picture">
+                      <pic:nvPicPr>
+                        <pic:cNvPr id="21855314" name=""/>
+                        <pic:cNvPicPr>
+                          <a:picLocks noChangeAspect="1"/>
+                        </pic:cNvPicPr>
+                        <pic:nvPr/>
+                      </pic:nvPicPr>
+                      <pic:blipFill rotWithShape="1">
+                        <a:blip r:embed="rId18"/>
+                        <a:stretch/>
+                      </pic:blipFill>
+                      <pic:spPr bwMode="auto">
+                        <a:xfrm>
+                          <a:off x="0" y="0"/>
+                          <a:ext cx="2200275" cy="447674"/>
+                        </a:xfrm>
+                        <a:prstGeom prst="rect">
+                          <a:avLst/>
+                        </a:prstGeom>
+                      </pic:spPr>
+                    </pic:pic>
+                  </a:graphicData>
+                </a:graphic>
+              </wp:inline>
+            </w:drawing>
+          </mc:Choice>
+          <mc:Fallback>
+            <w:pict>
+              <v:shapetype id="_x0000_t75" coordsize="21600,21600" o:spt="75" o:preferrelative="t" path="m@4@5l@4@11@9@11@9@5xe" filled="f" stroked="f">
+                <v:stroke joinstyle="miter"/>
+                <v:formulas>
+                  <v:f eqn="if lineDrawn pixelLineWidth 0"/>
+                  <v:f eqn="sum @0 1 0"/>
+                  <v:f eqn="sum 0 0 @1"/>
+                  <v:f eqn="prod @2 1 2"/>
+                  <v:f eqn="prod @3 21600 pixelWidth"/>
+                  <v:f eqn="prod @3 21600 pixelHeight"/>
+                  <v:f eqn="sum @0 0 1"/>
+                  <v:f eqn="prod @6 1 2"/>
+                  <v:f eqn="prod @7 21600 pixelWidth"/>
+                  <v:f eqn="sum @8 21600 0"/>
+                  <v:f eqn="prod @7 21600 pixelHeight"/>
+                  <v:f eqn="sum @10 21600 0"/>
+                </v:formulas>
+                <v:path o:extrusionok="f" gradientshapeok="t" o:connecttype="rect"/>
+                <o:lock v:ext="edit" aspectratio="t"/>
+              </v:shapetype>
+              <v:shape id="_x0000_i9" o:spid="_x0000_s9" type="#_x0000_t75" style="width:173.25pt;height:35.25pt;mso-wrap-distance-left:0.00pt;mso-wrap-distance-top:0.00pt;mso-wrap-distance-right:0.00pt;mso-wrap-distance-bottom:0.00pt;z-index:1;" stroked="false">
+                <v:imagedata r:id="rId18" o:title=""/>
+                <o:lock v:ext="edit" rotation="t"/>
+              </v:shape>
+            </w:pict>
+          </mc:Fallback>
+        </mc:AlternateContent>
+      </w:r>
+      <w:r>
+        <w:rPr>
+          <w:highlight w:val="none"/>
+        </w:rPr>
+      </w:r>
+      <w:r>
+        <w:rPr>
+          <w:highlight w:val="none"/>
+        </w:rPr>
+      </w:r>
+    </w:p>
+    <w:p>
+      <w:pPr>
+        <w:pBdr/>
+        <w:spacing/>
+        <w:ind/>
+        <w:rPr>
+          <w:highlight w:val="none"/>
+        </w:rPr>
+      </w:pPr>
+      <w:r>
+        <w:rPr>
+          <w:highlight w:val="none"/>
+        </w:rPr>
+      </w:r>
+      <w:r>
+        <mc:AlternateContent>
+          <mc:Choice Requires="wpg">
+            <w:drawing>
+              <wp:inline xmlns:wp="http://schemas.openxmlformats.org/drawingml/2006/wordprocessingDrawing" distT="0" distB="0" distL="0" distR="0">
+                <wp:extent cx="5943600" cy="1747710"/>
+                <wp:effectExtent l="0" t="0" r="0" b="0"/>
+                <wp:docPr id="11" name=""/>
+                <wp:cNvGraphicFramePr>
+                  <a:graphicFrameLocks xmlns:a="http://schemas.openxmlformats.org/drawingml/2006/main" noChangeAspect="1"/>
+                </wp:cNvGraphicFramePr>
+                <a:graphic xmlns:a="http://schemas.openxmlformats.org/drawingml/2006/main">
+                  <a:graphicData uri="http://schemas.openxmlformats.org/drawingml/2006/picture">
+                    <pic:pic xmlns:pic="http://schemas.openxmlformats.org/drawingml/2006/picture">
+                      <pic:nvPicPr>
+                        <pic:cNvPr id="415730516" name=""/>
+                        <pic:cNvPicPr>
+                          <a:picLocks noChangeAspect="1"/>
+                        </pic:cNvPicPr>
+                        <pic:nvPr/>
+                      </pic:nvPicPr>
+                      <pic:blipFill rotWithShape="1">
+                        <a:blip r:embed="rId19"/>
+                        <a:stretch/>
+                      </pic:blipFill>
+                      <pic:spPr bwMode="auto">
+                        <a:xfrm>
+                          <a:off x="0" y="0"/>
+                          <a:ext cx="5943599" cy="1747709"/>
+                        </a:xfrm>
+                        <a:prstGeom prst="rect">
+                          <a:avLst/>
+                        </a:prstGeom>
+                      </pic:spPr>
+                    </pic:pic>
+                  </a:graphicData>
+                </a:graphic>
+              </wp:inline>
+            </w:drawing>
+          </mc:Choice>
+          <mc:Fallback>
+            <w:pict>
+              <v:shapetype id="_x0000_t75" coordsize="21600,21600" o:spt="75" o:preferrelative="t" path="m@4@5l@4@11@9@11@9@5xe" filled="f" stroked="f">
+                <v:stroke joinstyle="miter"/>
+                <v:formulas>
+                  <v:f eqn="if lineDrawn pixelLineWidth 0"/>
+                  <v:f eqn="sum @0 1 0"/>
+                  <v:f eqn="sum 0 0 @1"/>
+                  <v:f eqn="prod @2 1 2"/>
+                  <v:f eqn="prod @3 21600 pixelWidth"/>
+                  <v:f eqn="prod @3 21600 pixelHeight"/>
+                  <v:f eqn="sum @0 0 1"/>
+                  <v:f eqn="prod @6 1 2"/>
+                  <v:f eqn="prod @7 21600 pixelWidth"/>
+                  <v:f eqn="sum @8 21600 0"/>
+                  <v:f eqn="prod @7 21600 pixelHeight"/>
+                  <v:f eqn="sum @10 21600 0"/>
+                </v:formulas>
+                <v:path o:extrusionok="f" gradientshapeok="t" o:connecttype="rect"/>
+                <o:lock v:ext="edit" aspectratio="t"/>
+              </v:shapetype>
+              <v:shape id="_x0000_i10" o:spid="_x0000_s10" type="#_x0000_t75" style="width:468.00pt;height:137.61pt;mso-wrap-distance-left:0.00pt;mso-wrap-distance-top:0.00pt;mso-wrap-distance-right:0.00pt;mso-wrap-distance-bottom:0.00pt;z-index:1;" stroked="false">
+                <v:imagedata r:id="rId19" o:title=""/>
+                <o:lock v:ext="edit" rotation="t"/>
+              </v:shape>
+            </w:pict>
+          </mc:Fallback>
+        </mc:AlternateContent>
+      </w:r>
+      <w:r>
+        <w:rPr>
+          <w:highlight w:val="none"/>
+        </w:rPr>
+      </w:r>
+      <w:r>
+        <w:rPr>
+          <w:highlight w:val="none"/>
+        </w:rPr>
+      </w:r>
+      <w:r>
+        <w:rPr>
+          <w:highlight w:val="none"/>
+        </w:rPr>
+      </w:r>
+    </w:p>
+    <w:p>
+      <w:pPr>
+        <w:pBdr/>
+        <w:spacing/>
+        <w:ind/>
+        <w:rPr>
+          <w:highlight w:val="none"/>
+        </w:rPr>
+      </w:pPr>
+      <w:r>
+        <w:rPr>
+          <w:highlight w:val="none"/>
+        </w:rPr>
+        <w:t xml:space="preserve">(vì sử dụng là dự báo 5 bước nên tinh chỉnh lại mô hình là y(t+5) )</w:t>
+      </w:r>
+      <w:r>
+        <w:rPr>
+          <w:highlight w:val="none"/>
+        </w:rPr>
+      </w:r>
+      <w:r>
+        <w:rPr>
+          <w:highlight w:val="none"/>
+        </w:rPr>
+      </w:r>
+    </w:p>
+    <w:p>
+      <w:pPr>
+        <w:pBdr/>
+        <w:spacing/>
+        <w:ind/>
+        <w:rPr>
+          <w:rFonts w:ascii="Times New Roman" w:hAnsi="Times New Roman" w:eastAsia="Times New Roman" w:cs="Times New Roman"/>
+          <w:color w:val="000000"/>
+          <w:sz w:val="24"/>
+          <w:szCs w:val="24"/>
+          <w:highlight w:val="none"/>
+        </w:rPr>
+      </w:pPr>
+      <w:r>
+        <w:rPr>
+          <w:highlight w:val="none"/>
+        </w:rPr>
+        <w:t xml:space="preserve">Dựa trên bảng RMSE </w:t>
+      </w:r>
+      <w:r>
+        <w:rPr>
+          <w:rFonts w:ascii="Times New Roman" w:hAnsi="Times New Roman" w:eastAsia="Times New Roman" w:cs="Times New Roman"/>
+          <w:color w:val="000000"/>
+          <w:sz w:val="24"/>
+        </w:rPr>
+        <w:t xml:space="preserve">đo </w:t>
+      </w:r>
+      <w:r>
+        <w:rPr>
+          <w:rFonts w:ascii="Times New Roman" w:hAnsi="Times New Roman" w:eastAsia="Times New Roman" w:cs="Times New Roman"/>
+          <w:b/>
+          <w:color w:val="000000"/>
+          <w:sz w:val="24"/>
+        </w:rPr>
+        <w:t xml:space="preserve">mức độ sai lệch trung bình giữa giá trị mô hình dự đoán và giá trị thực tế</w:t>
+      </w:r>
+      <w:r>
+        <w:rPr>
+          <w:rFonts w:ascii="Times New Roman" w:hAnsi="Times New Roman" w:eastAsia="Times New Roman" w:cs="Times New Roman"/>
+          <w:color w:val="000000"/>
+          <w:sz w:val="24"/>
+        </w:rPr>
+        <w:t xml:space="preserve">. RMSE càng nhỏ, mô hình dự đoán càng gần với thực tế:</w:t>
+      </w:r>
+      <w:r>
+        <w:rPr>
+          <w:highlight w:val="none"/>
+        </w:rPr>
+      </w:r>
+    </w:p>
+    <w:p>
+      <w:pPr>
+        <w:pBdr/>
+        <w:spacing/>
+        <w:ind/>
+        <w:rPr>
+          <w:rFonts w:ascii="Times New Roman" w:hAnsi="Times New Roman" w:eastAsia="Times New Roman" w:cs="Times New Roman"/>
+          <w:color w:val="000000"/>
+          <w:sz w:val="24"/>
+          <w:szCs w:val="24"/>
+          <w:highlight w:val="none"/>
+        </w:rPr>
+      </w:pPr>
+      <w:r>
+        <w:rPr>
+          <w:rFonts w:ascii="Times New Roman" w:hAnsi="Times New Roman" w:eastAsia="Times New Roman" w:cs="Times New Roman"/>
+          <w:color w:val="000000"/>
+          <w:sz w:val="24"/>
+          <w:highlight w:val="none"/>
+        </w:rPr>
+      </w:r>
+      <w:r>
+        <mc:AlternateContent>
+          <mc:Choice Requires="wpg">
+            <w:drawing>
+              <wp:inline xmlns:wp="http://schemas.openxmlformats.org/drawingml/2006/wordprocessingDrawing" distT="0" distB="0" distL="0" distR="0">
+                <wp:extent cx="5943600" cy="1906594"/>
+                <wp:effectExtent l="0" t="0" r="0" b="0"/>
+                <wp:docPr id="12" name=""/>
+                <wp:cNvGraphicFramePr>
+                  <a:graphicFrameLocks xmlns:a="http://schemas.openxmlformats.org/drawingml/2006/main" noChangeAspect="1"/>
+                </wp:cNvGraphicFramePr>
+                <a:graphic xmlns:a="http://schemas.openxmlformats.org/drawingml/2006/main">
+                  <a:graphicData uri="http://schemas.openxmlformats.org/drawingml/2006/picture">
+                    <pic:pic xmlns:pic="http://schemas.openxmlformats.org/drawingml/2006/picture">
+                      <pic:nvPicPr>
+                        <pic:cNvPr id="173839920" name=""/>
+                        <pic:cNvPicPr>
+                          <a:picLocks noChangeAspect="1"/>
+                        </pic:cNvPicPr>
+                        <pic:nvPr/>
+                      </pic:nvPicPr>
+                      <pic:blipFill rotWithShape="1">
+                        <a:blip r:embed="rId20"/>
+                        <a:stretch/>
+                      </pic:blipFill>
+                      <pic:spPr bwMode="auto">
+                        <a:xfrm>
+                          <a:off x="0" y="0"/>
+                          <a:ext cx="5943599" cy="1906593"/>
+                        </a:xfrm>
+                        <a:prstGeom prst="rect">
+                          <a:avLst/>
+                        </a:prstGeom>
+                      </pic:spPr>
+                    </pic:pic>
+                  </a:graphicData>
+                </a:graphic>
+              </wp:inline>
+            </w:drawing>
+          </mc:Choice>
+          <mc:Fallback>
+            <w:pict>
+              <v:shapetype id="_x0000_t75" coordsize="21600,21600" o:spt="75" o:preferrelative="t" path="m@4@5l@4@11@9@11@9@5xe" filled="f" stroked="f">
+                <v:stroke joinstyle="miter"/>
+                <v:formulas>
+                  <v:f eqn="if lineDrawn pixelLineWidth 0"/>
+                  <v:f eqn="sum @0 1 0"/>
+                  <v:f eqn="sum 0 0 @1"/>
+                  <v:f eqn="prod @2 1 2"/>
+                  <v:f eqn="prod @3 21600 pixelWidth"/>
+                  <v:f eqn="prod @3 21600 pixelHeight"/>
+                  <v:f eqn="sum @0 0 1"/>
+                  <v:f eqn="prod @6 1 2"/>
+                  <v:f eqn="prod @7 21600 pixelWidth"/>
+                  <v:f eqn="sum @8 21600 0"/>
+                  <v:f eqn="prod @7 21600 pixelHeight"/>
+                  <v:f eqn="sum @10 21600 0"/>
+                </v:formulas>
+                <v:path o:extrusionok="f" gradientshapeok="t" o:connecttype="rect"/>
+                <o:lock v:ext="edit" aspectratio="t"/>
+              </v:shapetype>
+              <v:shape id="_x0000_i11" o:spid="_x0000_s11" type="#_x0000_t75" style="width:468.00pt;height:150.13pt;mso-wrap-distance-left:0.00pt;mso-wrap-distance-top:0.00pt;mso-wrap-distance-right:0.00pt;mso-wrap-distance-bottom:0.00pt;z-index:1;" stroked="false">
+                <v:imagedata r:id="rId20" o:title=""/>
+                <o:lock v:ext="edit" rotation="t"/>
+              </v:shape>
+            </w:pict>
+          </mc:Fallback>
+        </mc:AlternateContent>
+      </w:r>
+      <w:r>
+        <w:rPr>
+          <w:rFonts w:ascii="Times New Roman" w:hAnsi="Times New Roman" w:eastAsia="Times New Roman" w:cs="Times New Roman"/>
+          <w:color w:val="000000"/>
+          <w:sz w:val="24"/>
+          <w:highlight w:val="none"/>
+        </w:rPr>
+      </w:r>
+      <w:r>
+        <w:rPr>
+          <w:rFonts w:ascii="Times New Roman" w:hAnsi="Times New Roman" w:eastAsia="Times New Roman" w:cs="Times New Roman"/>
+          <w:color w:val="000000"/>
+          <w:sz w:val="24"/>
+          <w:highlight w:val="none"/>
+        </w:rPr>
+      </w:r>
+      <w:r>
+        <w:rPr>
+          <w:rFonts w:ascii="Times New Roman" w:hAnsi="Times New Roman" w:eastAsia="Times New Roman" w:cs="Times New Roman"/>
+          <w:color w:val="000000"/>
+          <w:sz w:val="24"/>
+          <w:highlight w:val="none"/>
+        </w:rPr>
+      </w:r>
+      <w:r>
+        <w:rPr>
+          <w:highlight w:val="none"/>
+        </w:rPr>
+      </w:r>
+    </w:p>
+    <w:p>
+      <w:pPr>
+        <w:pBdr/>
+        <w:spacing/>
+        <w:ind/>
+        <w:rPr>
+          <w:highlight w:val="none"/>
+        </w:rPr>
+      </w:pPr>
+      <w:r>
+        <w:rPr>
+          <w:rFonts w:ascii="Times New Roman" w:hAnsi="Times New Roman" w:eastAsia="Times New Roman" w:cs="Times New Roman"/>
+          <w:color w:val="000000"/>
+          <w:sz w:val="24"/>
+          <w:highlight w:val="none"/>
+        </w:rPr>
+        <w:t xml:space="preserve">=&gt; Nhận xét: </w:t>
+      </w:r>
+      <w:r>
+        <w:rPr>
+          <w:rFonts w:ascii="Times New Roman" w:hAnsi="Times New Roman" w:eastAsia="Times New Roman" w:cs="Times New Roman"/>
+          <w:color w:val="000000"/>
+          <w:sz w:val="24"/>
+        </w:rPr>
+        <w:t xml:space="preserve">AR(1) chỉ cải thiện </w:t>
+      </w:r>
+      <w:r>
+        <w:rPr>
+          <w:rFonts w:ascii="Times New Roman" w:hAnsi="Times New Roman" w:eastAsia="Times New Roman" w:cs="Times New Roman"/>
+          <w:b/>
+          <w:color w:val="000000"/>
+          <w:sz w:val="24"/>
+        </w:rPr>
+        <w:t xml:space="preserve">0.35%</w:t>
+      </w:r>
+      <w:r>
+        <w:rPr>
+          <w:rFonts w:ascii="Times New Roman" w:hAnsi="Times New Roman" w:eastAsia="Times New Roman" w:cs="Times New Roman"/>
+          <w:color w:val="000000"/>
+          <w:sz w:val="24"/>
+        </w:rPr>
+        <w:t xml:space="preserve"> so với Baseline (dự báo chép nguyên giá trị hiện tại) — gần như không đáng kể.</w:t>
+      </w:r>
+      <w:r>
+        <w:rPr>
+          <w:rFonts w:ascii="Times New Roman" w:hAnsi="Times New Roman" w:eastAsia="Times New Roman" w:cs="Times New Roman"/>
+          <w:color w:val="000000"/>
+          <w:sz w:val="24"/>
+          <w:highlight w:val="none"/>
+        </w:rPr>
+        <w:t xml:space="preserve"> Mô hình không phù hợp với bài toán vì dữ liệu của bài toán không chỉ có 1 yếu tố là giá trị MQ sau quyết định MQ trước, mô hình MOLR đã cải thiện được điều này và ngoài ra MOLR còn có thể học online dựa trên chính môi trường bên ngoài ví dụ thay đổi mùa, khí hậu sẽ không cần train lại model.</w:t>
+      </w:r>
+      <w:r>
+        <w:rPr>
+          <w:rFonts w:ascii="Times New Roman" w:hAnsi="Times New Roman" w:eastAsia="Times New Roman" w:cs="Times New Roman"/>
+          <w:color w:val="000000"/>
+          <w:sz w:val="24"/>
+          <w:highlight w:val="none"/>
+        </w:rPr>
+      </w:r>
+    </w:p>
+    <w:p>
+      <w:pPr>
+        <w:pBdr/>
+        <w:spacing/>
+        <w:ind/>
+        <w:rPr>
+          <w:highlight w:val="none"/>
+        </w:rPr>
+      </w:pPr>
+      <w:r>
+        <w:rPr>
+          <w:highlight w:val="none"/>
+        </w:rPr>
+      </w:r>
+      <w:r>
+        <w:t xml:space="preserve">4. Chứng minh hiệu quả debounce filter</w:t>
       </w:r>
       <w:r>
         <w:rPr>
@@ -566,6 +3015,332 @@
         </w:rPr>
       </w:r>
     </w:p>
+    <w:p>
+      <w:pPr>
+        <w:pBdr/>
+        <w:spacing/>
+        <w:ind/>
+        <w:rPr>
+          <w:highlight w:val="none"/>
+        </w:rPr>
+      </w:pPr>
+      <w:r>
+        <w:rPr>
+          <w:highlight w:val="none"/>
+        </w:rPr>
+        <w:t xml:space="preserve">Phương pháp chống báo động giả cho cả mô hình dự báo và dữ liệu hiện tại (lọc trễ </w:t>
+      </w:r>
+      <w:r>
+        <w:t xml:space="preserve">Debouncing</w:t>
+      </w:r>
+      <w:r>
+        <w:rPr>
+          <w:highlight w:val="none"/>
+        </w:rPr>
+        <w:t xml:space="preserve">): </w:t>
+      </w:r>
+      <w:r>
+        <w:rPr>
+          <w:highlight w:val="none"/>
+        </w:rPr>
+      </w:r>
+      <w:r>
+        <w:rPr>
+          <w:highlight w:val="none"/>
+        </w:rPr>
+      </w:r>
+    </w:p>
+    <w:p>
+      <w:pPr>
+        <w:pBdr/>
+        <w:spacing/>
+        <w:ind/>
+        <w:rPr>
+          <w:highlight w:val="none"/>
+        </w:rPr>
+      </w:pPr>
+      <w:r>
+        <w:rPr>
+          <w:highlight w:val="none"/>
+        </w:rPr>
+        <w:t xml:space="preserve">Cơ chế gồm 3 lớp (vì bản thân ô nhiễm cũng phải kéo dài trong 1 khoảng thời gian, nếu chỉ có 1 tín hiệu cao thì chắc chắn đó là nhiễu mà tiền xử lí chưa lọc được hết):</w:t>
+      </w:r>
+      <w:r>
+        <w:rPr>
+          <w:highlight w:val="none"/>
+        </w:rPr>
+      </w:r>
+      <w:r>
+        <w:rPr>
+          <w:highlight w:val="none"/>
+        </w:rPr>
+      </w:r>
+    </w:p>
+    <w:p>
+      <w:pPr>
+        <w:pBdr/>
+        <w:spacing/>
+        <w:ind/>
+        <w:rPr>
+          <w:highlight w:val="none"/>
+        </w:rPr>
+      </w:pPr>
+      <w:r>
+        <w:rPr>
+          <w:highlight w:val="none"/>
+        </w:rPr>
+      </w:r>
+      <w:r>
+        <w:rPr>
+          <w:rFonts w:ascii="Courier New" w:hAnsi="Courier New" w:eastAsia="Courier New" w:cs="Courier New"/>
+          <w:color w:val="000000"/>
+          <w:sz w:val="20"/>
+        </w:rPr>
+        <w:t xml:space="preserve">current_state</w:t>
+      </w:r>
+      <w:r>
+        <w:rPr>
+          <w:rFonts w:ascii="Times New Roman" w:hAnsi="Times New Roman" w:eastAsia="Times New Roman" w:cs="Times New Roman"/>
+          <w:color w:val="000000"/>
+          <w:sz w:val="24"/>
+        </w:rPr>
+        <w:t xml:space="preserve">: Là </w:t>
+      </w:r>
+      <w:r>
+        <w:rPr>
+          <w:rFonts w:ascii="Times New Roman" w:hAnsi="Times New Roman" w:eastAsia="Times New Roman" w:cs="Times New Roman"/>
+          <w:b/>
+          <w:color w:val="000000"/>
+          <w:sz w:val="24"/>
+        </w:rPr>
+        <w:t xml:space="preserve">Trạng thái chính thức</w:t>
+      </w:r>
+      <w:r>
+        <w:rPr>
+          <w:highlight w:val="none"/>
+        </w:rPr>
+      </w:r>
+      <w:r>
+        <w:rPr>
+          <w:highlight w:val="none"/>
+        </w:rPr>
+      </w:r>
+    </w:p>
+    <w:p>
+      <w:pPr>
+        <w:pBdr/>
+        <w:spacing/>
+        <w:ind/>
+        <w:rPr>
+          <w:highlight w:val="none"/>
+        </w:rPr>
+      </w:pPr>
+      <w:r>
+        <w:rPr>
+          <w:highlight w:val="none"/>
+        </w:rPr>
+      </w:r>
+      <w:r>
+        <w:rPr>
+          <w:rFonts w:ascii="Courier New" w:hAnsi="Courier New" w:eastAsia="Courier New" w:cs="Courier New"/>
+          <w:color w:val="000000"/>
+          <w:sz w:val="20"/>
+        </w:rPr>
+        <w:t xml:space="preserve">pending_state</w:t>
+      </w:r>
+      <w:r>
+        <w:rPr>
+          <w:rFonts w:ascii="Times New Roman" w:hAnsi="Times New Roman" w:eastAsia="Times New Roman" w:cs="Times New Roman"/>
+          <w:color w:val="000000"/>
+          <w:sz w:val="24"/>
+        </w:rPr>
+        <w:t xml:space="preserve">: Là </w:t>
+      </w:r>
+      <w:r>
+        <w:rPr>
+          <w:rFonts w:ascii="Times New Roman" w:hAnsi="Times New Roman" w:eastAsia="Times New Roman" w:cs="Times New Roman"/>
+          <w:b/>
+          <w:color w:val="000000"/>
+          <w:sz w:val="24"/>
+        </w:rPr>
+        <w:t xml:space="preserve">Phòng chờ duyệt</w:t>
+      </w:r>
+      <w:r>
+        <w:rPr>
+          <w:rFonts w:ascii="Times New Roman" w:hAnsi="Times New Roman" w:eastAsia="Times New Roman" w:cs="Times New Roman"/>
+          <w:color w:val="000000"/>
+          <w:sz w:val="24"/>
+        </w:rPr>
+        <w:t xml:space="preserve"> (Chứa cái mức ô nhiễm vừa xuất hiện, đang chờ theo dõi thêm).</w:t>
+      </w:r>
+      <w:r>
+        <w:rPr>
+          <w:highlight w:val="none"/>
+        </w:rPr>
+      </w:r>
+      <w:r>
+        <w:rPr>
+          <w:highlight w:val="none"/>
+        </w:rPr>
+      </w:r>
+    </w:p>
+    <w:p>
+      <w:pPr>
+        <w:pBdr>
+          <w:top w:val="none" w:color="000000" w:sz="4" w:space="0"/>
+          <w:left w:val="none" w:color="000000" w:sz="4" w:space="0"/>
+          <w:bottom w:val="none" w:color="000000" w:sz="4" w:space="0"/>
+          <w:right w:val="none" w:color="000000" w:sz="4" w:space="0"/>
+        </w:pBdr>
+        <w:spacing/>
+        <w:ind w:right="0" w:firstLine="0" w:left="0"/>
+        <w:rPr/>
+      </w:pPr>
+      <w:r>
+        <w:t xml:space="preserve">confirm_count: Bộ đếm thời gian thử thách (Đủ 3 lần liên tiếp thì mới cho qua phòng duyệt).</w:t>
+      </w:r>
+      <w:r/>
+    </w:p>
+    <w:p>
+      <w:pPr>
+        <w:pBdr/>
+        <w:spacing/>
+        <w:ind/>
+        <w:rPr>
+          <w:highlight w:val="none"/>
+        </w:rPr>
+      </w:pPr>
+      <w:r>
+        <w:rPr>
+          <w:highlight w:val="none"/>
+        </w:rPr>
+      </w:r>
+      <w:r>
+        <w:rPr>
+          <w:highlight w:val="none"/>
+        </w:rPr>
+      </w:r>
+      <w:r>
+        <w:rPr>
+          <w:highlight w:val="none"/>
+        </w:rPr>
+      </w:r>
+    </w:p>
+    <w:p>
+      <w:pPr>
+        <w:pBdr/>
+        <w:spacing/>
+        <w:ind/>
+        <w:rPr>
+          <w:highlight w:val="none"/>
+        </w:rPr>
+      </w:pPr>
+      <w:r>
+        <w:rPr>
+          <w:highlight w:val="none"/>
+        </w:rPr>
+      </w:r>
+      <w:r>
+        <mc:AlternateContent>
+          <mc:Choice Requires="wpg">
+            <w:drawing>
+              <wp:inline xmlns:wp="http://schemas.openxmlformats.org/drawingml/2006/wordprocessingDrawing" distT="0" distB="0" distL="0" distR="0">
+                <wp:extent cx="5943600" cy="1954607"/>
+                <wp:effectExtent l="0" t="0" r="0" b="0"/>
+                <wp:docPr id="13" name=""/>
+                <wp:cNvGraphicFramePr>
+                  <a:graphicFrameLocks xmlns:a="http://schemas.openxmlformats.org/drawingml/2006/main" noChangeAspect="1"/>
+                </wp:cNvGraphicFramePr>
+                <a:graphic xmlns:a="http://schemas.openxmlformats.org/drawingml/2006/main">
+                  <a:graphicData uri="http://schemas.openxmlformats.org/drawingml/2006/picture">
+                    <pic:pic xmlns:pic="http://schemas.openxmlformats.org/drawingml/2006/picture">
+                      <pic:nvPicPr>
+                        <pic:cNvPr id="1930114987" name=""/>
+                        <pic:cNvPicPr>
+                          <a:picLocks noChangeAspect="1"/>
+                        </pic:cNvPicPr>
+                        <pic:nvPr/>
+                      </pic:nvPicPr>
+                      <pic:blipFill rotWithShape="1">
+                        <a:blip r:embed="rId21"/>
+                        <a:stretch/>
+                      </pic:blipFill>
+                      <pic:spPr bwMode="auto">
+                        <a:xfrm>
+                          <a:off x="0" y="0"/>
+                          <a:ext cx="5943599" cy="1954606"/>
+                        </a:xfrm>
+                        <a:prstGeom prst="rect">
+                          <a:avLst/>
+                        </a:prstGeom>
+                      </pic:spPr>
+                    </pic:pic>
+                  </a:graphicData>
+                </a:graphic>
+              </wp:inline>
+            </w:drawing>
+          </mc:Choice>
+          <mc:Fallback>
+            <w:pict>
+              <v:shapetype id="_x0000_t75" coordsize="21600,21600" o:spt="75" o:preferrelative="t" path="m@4@5l@4@11@9@11@9@5xe" filled="f" stroked="f">
+                <v:stroke joinstyle="miter"/>
+                <v:formulas>
+                  <v:f eqn="if lineDrawn pixelLineWidth 0"/>
+                  <v:f eqn="sum @0 1 0"/>
+                  <v:f eqn="sum 0 0 @1"/>
+                  <v:f eqn="prod @2 1 2"/>
+                  <v:f eqn="prod @3 21600 pixelWidth"/>
+                  <v:f eqn="prod @3 21600 pixelHeight"/>
+                  <v:f eqn="sum @0 0 1"/>
+                  <v:f eqn="prod @6 1 2"/>
+                  <v:f eqn="prod @7 21600 pixelWidth"/>
+                  <v:f eqn="sum @8 21600 0"/>
+                  <v:f eqn="prod @7 21600 pixelHeight"/>
+                  <v:f eqn="sum @10 21600 0"/>
+                </v:formulas>
+                <v:path o:extrusionok="f" gradientshapeok="t" o:connecttype="rect"/>
+                <o:lock v:ext="edit" aspectratio="t"/>
+              </v:shapetype>
+              <v:shape id="_x0000_i12" o:spid="_x0000_s12" type="#_x0000_t75" style="width:468.00pt;height:153.91pt;mso-wrap-distance-left:0.00pt;mso-wrap-distance-top:0.00pt;mso-wrap-distance-right:0.00pt;mso-wrap-distance-bottom:0.00pt;z-index:1;" stroked="false">
+                <v:imagedata r:id="rId21" o:title=""/>
+                <o:lock v:ext="edit" rotation="t"/>
+              </v:shape>
+            </w:pict>
+          </mc:Fallback>
+        </mc:AlternateContent>
+      </w:r>
+      <w:r>
+        <w:rPr>
+          <w:highlight w:val="none"/>
+        </w:rPr>
+      </w:r>
+      <w:r>
+        <w:rPr>
+          <w:highlight w:val="none"/>
+        </w:rPr>
+      </w:r>
+    </w:p>
+    <w:p>
+      <w:pPr>
+        <w:pBdr/>
+        <w:spacing/>
+        <w:ind/>
+        <w:rPr>
+          <w:highlight w:val="none"/>
+        </w:rPr>
+      </w:pPr>
+      <w:r>
+        <w:rPr>
+          <w:highlight w:val="none"/>
+        </w:rPr>
+        <w:t xml:space="preserve">Ở biểu đồ thấy vẫn có những cột xám là báo động giả vì không qua được bộ lọc.</w:t>
+      </w:r>
+      <w:r>
+        <w:rPr>
+          <w:highlight w:val="none"/>
+        </w:rPr>
+      </w:r>
+    </w:p>
     <w:sectPr>
       <w:footnotePr/>
       <w:endnotePr/>
@@ -642,6 +3417,557 @@
     </w:p>
   </w:footnote>
 </w:footnotes>
+</file>
+
+<file path=word/numbering.xml><?xml version="1.0" encoding="utf-8"?>
+<w:numbering xmlns:wpc="http://schemas.microsoft.com/office/word/2010/wordprocessingCanvas" xmlns:mc="http://schemas.openxmlformats.org/markup-compatibility/2006" xmlns:o="urn:schemas-microsoft-com:office:office" xmlns:r="http://schemas.openxmlformats.org/officeDocument/2006/relationships" xmlns:m="http://schemas.openxmlformats.org/officeDocument/2006/math" xmlns:v="urn:schemas-microsoft-com:vml" xmlns:wp14="http://schemas.microsoft.com/office/word/2010/wordprocessingDrawing" xmlns:wp="http://schemas.openxmlformats.org/drawingml/2006/wordprocessingDrawing" xmlns:w10="urn:schemas-microsoft-com:office:word" xmlns:w="http://schemas.openxmlformats.org/wordprocessingml/2006/main" xmlns:w14="http://schemas.microsoft.com/office/word/2010/wordml" xmlns:w15="http://schemas.microsoft.com/office/word/2012/wordml" xmlns:wpg="http://schemas.microsoft.com/office/word/2010/wordprocessingGroup" xmlns:wpi="http://schemas.microsoft.com/office/word/2010/wordprocessingInk" xmlns:wne="http://schemas.microsoft.com/office/word/2006/wordml" xmlns:wps="http://schemas.microsoft.com/office/word/2010/wordprocessingShape" mc:Ignorable="w14 w15 wp14">
+  <w:abstractNum w:abstractNumId="0">
+    <w:nsid w:val="2DE9441D"/>
+    <w:lvl w:ilvl="0">
+      <w:isLgl w:val="false"/>
+      <w:lvlJc w:val="left"/>
+      <w:lvlText w:val="%1."/>
+      <w:numFmt w:val="decimal"/>
+      <w:pPr>
+        <w:pBdr/>
+        <w:spacing/>
+        <w:ind w:hanging="360" w:left="709"/>
+      </w:pPr>
+      <w:rPr/>
+      <w:start w:val="1"/>
+      <w:suff w:val="tab"/>
+    </w:lvl>
+    <w:lvl w:ilvl="1">
+      <w:isLgl w:val="false"/>
+      <w:lvlJc w:val="left"/>
+      <w:lvlText w:val="%2."/>
+      <w:numFmt w:val="lowerLetter"/>
+      <w:pPr>
+        <w:pBdr/>
+        <w:spacing/>
+        <w:ind w:hanging="360" w:left="1429"/>
+      </w:pPr>
+      <w:rPr/>
+      <w:start w:val="1"/>
+      <w:suff w:val="tab"/>
+    </w:lvl>
+    <w:lvl w:ilvl="2">
+      <w:isLgl w:val="false"/>
+      <w:lvlJc w:val="right"/>
+      <w:lvlText w:val="%3."/>
+      <w:numFmt w:val="lowerRoman"/>
+      <w:pPr>
+        <w:pBdr/>
+        <w:spacing/>
+        <w:ind w:hanging="180" w:left="2149"/>
+      </w:pPr>
+      <w:rPr/>
+      <w:start w:val="1"/>
+      <w:suff w:val="tab"/>
+    </w:lvl>
+    <w:lvl w:ilvl="3">
+      <w:isLgl w:val="false"/>
+      <w:lvlJc w:val="left"/>
+      <w:lvlText w:val="%4."/>
+      <w:numFmt w:val="decimal"/>
+      <w:pPr>
+        <w:pBdr/>
+        <w:spacing/>
+        <w:ind w:hanging="360" w:left="2869"/>
+      </w:pPr>
+      <w:rPr/>
+      <w:start w:val="1"/>
+      <w:suff w:val="tab"/>
+    </w:lvl>
+    <w:lvl w:ilvl="4">
+      <w:isLgl w:val="false"/>
+      <w:lvlJc w:val="left"/>
+      <w:lvlText w:val="%5."/>
+      <w:numFmt w:val="lowerLetter"/>
+      <w:pPr>
+        <w:pBdr/>
+        <w:spacing/>
+        <w:ind w:hanging="360" w:left="3589"/>
+      </w:pPr>
+      <w:rPr/>
+      <w:start w:val="1"/>
+      <w:suff w:val="tab"/>
+    </w:lvl>
+    <w:lvl w:ilvl="5">
+      <w:isLgl w:val="false"/>
+      <w:lvlJc w:val="right"/>
+      <w:lvlText w:val="%6."/>
+      <w:numFmt w:val="lowerRoman"/>
+      <w:pPr>
+        <w:pBdr/>
+        <w:spacing/>
+        <w:ind w:hanging="180" w:left="4309"/>
+      </w:pPr>
+      <w:rPr/>
+      <w:start w:val="1"/>
+      <w:suff w:val="tab"/>
+    </w:lvl>
+    <w:lvl w:ilvl="6">
+      <w:isLgl w:val="false"/>
+      <w:lvlJc w:val="left"/>
+      <w:lvlText w:val="%7."/>
+      <w:numFmt w:val="decimal"/>
+      <w:pPr>
+        <w:pBdr/>
+        <w:spacing/>
+        <w:ind w:hanging="360" w:left="5029"/>
+      </w:pPr>
+      <w:rPr/>
+      <w:start w:val="1"/>
+      <w:suff w:val="tab"/>
+    </w:lvl>
+    <w:lvl w:ilvl="7">
+      <w:isLgl w:val="false"/>
+      <w:lvlJc w:val="left"/>
+      <w:lvlText w:val="%8."/>
+      <w:numFmt w:val="lowerLetter"/>
+      <w:pPr>
+        <w:pBdr/>
+        <w:spacing/>
+        <w:ind w:hanging="360" w:left="5749"/>
+      </w:pPr>
+      <w:rPr/>
+      <w:start w:val="1"/>
+      <w:suff w:val="tab"/>
+    </w:lvl>
+    <w:lvl w:ilvl="8">
+      <w:isLgl w:val="false"/>
+      <w:lvlJc w:val="right"/>
+      <w:lvlText w:val="%9."/>
+      <w:numFmt w:val="lowerRoman"/>
+      <w:pPr>
+        <w:pBdr/>
+        <w:spacing/>
+        <w:ind w:hanging="180" w:left="6469"/>
+      </w:pPr>
+      <w:rPr/>
+      <w:start w:val="1"/>
+      <w:suff w:val="tab"/>
+    </w:lvl>
+  </w:abstractNum>
+  <w:abstractNum w:abstractNumId="1">
+    <w:nsid w:val="42DB4512"/>
+    <w:lvl w:ilvl="0">
+      <w:isLgl w:val="false"/>
+      <w:lvlJc w:val="left"/>
+      <w:lvlText w:val="%1."/>
+      <w:numFmt w:val="decimal"/>
+      <w:pPr>
+        <w:pBdr/>
+        <w:spacing/>
+        <w:ind w:hanging="360" w:left="709"/>
+      </w:pPr>
+      <w:rPr/>
+      <w:start w:val="1"/>
+      <w:suff w:val="tab"/>
+    </w:lvl>
+    <w:lvl w:ilvl="1">
+      <w:isLgl w:val="false"/>
+      <w:lvlJc w:val="left"/>
+      <w:lvlText w:val="%2."/>
+      <w:numFmt w:val="lowerLetter"/>
+      <w:pPr>
+        <w:pBdr/>
+        <w:spacing/>
+        <w:ind w:hanging="360" w:left="1429"/>
+      </w:pPr>
+      <w:rPr/>
+      <w:start w:val="1"/>
+      <w:suff w:val="tab"/>
+    </w:lvl>
+    <w:lvl w:ilvl="2">
+      <w:isLgl w:val="false"/>
+      <w:lvlJc w:val="right"/>
+      <w:lvlText w:val="%3."/>
+      <w:numFmt w:val="lowerRoman"/>
+      <w:pPr>
+        <w:pBdr/>
+        <w:spacing/>
+        <w:ind w:hanging="180" w:left="2149"/>
+      </w:pPr>
+      <w:rPr/>
+      <w:start w:val="1"/>
+      <w:suff w:val="tab"/>
+    </w:lvl>
+    <w:lvl w:ilvl="3">
+      <w:isLgl w:val="false"/>
+      <w:lvlJc w:val="left"/>
+      <w:lvlText w:val="%4."/>
+      <w:numFmt w:val="decimal"/>
+      <w:pPr>
+        <w:pBdr/>
+        <w:spacing/>
+        <w:ind w:hanging="360" w:left="2869"/>
+      </w:pPr>
+      <w:rPr/>
+      <w:start w:val="1"/>
+      <w:suff w:val="tab"/>
+    </w:lvl>
+    <w:lvl w:ilvl="4">
+      <w:isLgl w:val="false"/>
+      <w:lvlJc w:val="left"/>
+      <w:lvlText w:val="%5."/>
+      <w:numFmt w:val="lowerLetter"/>
+      <w:pPr>
+        <w:pBdr/>
+        <w:spacing/>
+        <w:ind w:hanging="360" w:left="3589"/>
+      </w:pPr>
+      <w:rPr/>
+      <w:start w:val="1"/>
+      <w:suff w:val="tab"/>
+    </w:lvl>
+    <w:lvl w:ilvl="5">
+      <w:isLgl w:val="false"/>
+      <w:lvlJc w:val="right"/>
+      <w:lvlText w:val="%6."/>
+      <w:numFmt w:val="lowerRoman"/>
+      <w:pPr>
+        <w:pBdr/>
+        <w:spacing/>
+        <w:ind w:hanging="180" w:left="4309"/>
+      </w:pPr>
+      <w:rPr/>
+      <w:start w:val="1"/>
+      <w:suff w:val="tab"/>
+    </w:lvl>
+    <w:lvl w:ilvl="6">
+      <w:isLgl w:val="false"/>
+      <w:lvlJc w:val="left"/>
+      <w:lvlText w:val="%7."/>
+      <w:numFmt w:val="decimal"/>
+      <w:pPr>
+        <w:pBdr/>
+        <w:spacing/>
+        <w:ind w:hanging="360" w:left="5029"/>
+      </w:pPr>
+      <w:rPr/>
+      <w:start w:val="1"/>
+      <w:suff w:val="tab"/>
+    </w:lvl>
+    <w:lvl w:ilvl="7">
+      <w:isLgl w:val="false"/>
+      <w:lvlJc w:val="left"/>
+      <w:lvlText w:val="%8."/>
+      <w:numFmt w:val="lowerLetter"/>
+      <w:pPr>
+        <w:pBdr/>
+        <w:spacing/>
+        <w:ind w:hanging="360" w:left="5749"/>
+      </w:pPr>
+      <w:rPr/>
+      <w:start w:val="1"/>
+      <w:suff w:val="tab"/>
+    </w:lvl>
+    <w:lvl w:ilvl="8">
+      <w:isLgl w:val="false"/>
+      <w:lvlJc w:val="right"/>
+      <w:lvlText w:val="%9."/>
+      <w:numFmt w:val="lowerRoman"/>
+      <w:pPr>
+        <w:pBdr/>
+        <w:spacing/>
+        <w:ind w:hanging="180" w:left="6469"/>
+      </w:pPr>
+      <w:rPr/>
+      <w:start w:val="1"/>
+      <w:suff w:val="tab"/>
+    </w:lvl>
+  </w:abstractNum>
+  <w:abstractNum w:abstractNumId="2">
+    <w:nsid w:val="7121033C"/>
+    <w:lvl w:ilvl="0">
+      <w:isLgl w:val="false"/>
+      <w:lvlJc w:val="left"/>
+      <w:lvlText w:val="%1."/>
+      <w:numFmt w:val="decimal"/>
+      <w:pPr>
+        <w:pBdr/>
+        <w:spacing/>
+        <w:ind w:hanging="360" w:left="709"/>
+      </w:pPr>
+      <w:rPr/>
+      <w:start w:val="1"/>
+      <w:suff w:val="tab"/>
+    </w:lvl>
+    <w:lvl w:ilvl="1">
+      <w:isLgl w:val="false"/>
+      <w:lvlJc w:val="left"/>
+      <w:lvlText w:val="%2."/>
+      <w:numFmt w:val="lowerLetter"/>
+      <w:pPr>
+        <w:pBdr/>
+        <w:spacing/>
+        <w:ind w:hanging="360" w:left="1429"/>
+      </w:pPr>
+      <w:rPr/>
+      <w:start w:val="1"/>
+      <w:suff w:val="tab"/>
+    </w:lvl>
+    <w:lvl w:ilvl="2">
+      <w:isLgl w:val="false"/>
+      <w:lvlJc w:val="right"/>
+      <w:lvlText w:val="%3."/>
+      <w:numFmt w:val="lowerRoman"/>
+      <w:pPr>
+        <w:pBdr/>
+        <w:spacing/>
+        <w:ind w:hanging="180" w:left="2149"/>
+      </w:pPr>
+      <w:rPr/>
+      <w:start w:val="1"/>
+      <w:suff w:val="tab"/>
+    </w:lvl>
+    <w:lvl w:ilvl="3">
+      <w:isLgl w:val="false"/>
+      <w:lvlJc w:val="left"/>
+      <w:lvlText w:val="%4."/>
+      <w:numFmt w:val="decimal"/>
+      <w:pPr>
+        <w:pBdr/>
+        <w:spacing/>
+        <w:ind w:hanging="360" w:left="2869"/>
+      </w:pPr>
+      <w:rPr/>
+      <w:start w:val="1"/>
+      <w:suff w:val="tab"/>
+    </w:lvl>
+    <w:lvl w:ilvl="4">
+      <w:isLgl w:val="false"/>
+      <w:lvlJc w:val="left"/>
+      <w:lvlText w:val="%5."/>
+      <w:numFmt w:val="lowerLetter"/>
+      <w:pPr>
+        <w:pBdr/>
+        <w:spacing/>
+        <w:ind w:hanging="360" w:left="3589"/>
+      </w:pPr>
+      <w:rPr/>
+      <w:start w:val="1"/>
+      <w:suff w:val="tab"/>
+    </w:lvl>
+    <w:lvl w:ilvl="5">
+      <w:isLgl w:val="false"/>
+      <w:lvlJc w:val="right"/>
+      <w:lvlText w:val="%6."/>
+      <w:numFmt w:val="lowerRoman"/>
+      <w:pPr>
+        <w:pBdr/>
+        <w:spacing/>
+        <w:ind w:hanging="180" w:left="4309"/>
+      </w:pPr>
+      <w:rPr/>
+      <w:start w:val="1"/>
+      <w:suff w:val="tab"/>
+    </w:lvl>
+    <w:lvl w:ilvl="6">
+      <w:isLgl w:val="false"/>
+      <w:lvlJc w:val="left"/>
+      <w:lvlText w:val="%7."/>
+      <w:numFmt w:val="decimal"/>
+      <w:pPr>
+        <w:pBdr/>
+        <w:spacing/>
+        <w:ind w:hanging="360" w:left="5029"/>
+      </w:pPr>
+      <w:rPr/>
+      <w:start w:val="1"/>
+      <w:suff w:val="tab"/>
+    </w:lvl>
+    <w:lvl w:ilvl="7">
+      <w:isLgl w:val="false"/>
+      <w:lvlJc w:val="left"/>
+      <w:lvlText w:val="%8."/>
+      <w:numFmt w:val="lowerLetter"/>
+      <w:pPr>
+        <w:pBdr/>
+        <w:spacing/>
+        <w:ind w:hanging="360" w:left="5749"/>
+      </w:pPr>
+      <w:rPr/>
+      <w:start w:val="1"/>
+      <w:suff w:val="tab"/>
+    </w:lvl>
+    <w:lvl w:ilvl="8">
+      <w:isLgl w:val="false"/>
+      <w:lvlJc w:val="right"/>
+      <w:lvlText w:val="%9."/>
+      <w:numFmt w:val="lowerRoman"/>
+      <w:pPr>
+        <w:pBdr/>
+        <w:spacing/>
+        <w:ind w:hanging="180" w:left="6469"/>
+      </w:pPr>
+      <w:rPr/>
+      <w:start w:val="1"/>
+      <w:suff w:val="tab"/>
+    </w:lvl>
+  </w:abstractNum>
+  <w:abstractNum w:abstractNumId="3">
+    <w:nsid w:val="5952A51D"/>
+    <w:lvl w:ilvl="0">
+      <w:isLgl w:val="false"/>
+      <w:lvlJc w:val="left"/>
+      <w:lvlText w:val="·"/>
+      <w:numFmt w:val="bullet"/>
+      <w:pPr>
+        <w:pBdr/>
+        <w:spacing/>
+        <w:ind w:hanging="360" w:left="709"/>
+      </w:pPr>
+      <w:rPr>
+        <w:rFonts w:hint="default" w:ascii="Symbol" w:hAnsi="Symbol" w:eastAsia="Symbol" w:cs="Symbol"/>
+      </w:rPr>
+      <w:start w:val="1"/>
+      <w:suff w:val="tab"/>
+    </w:lvl>
+    <w:lvl w:ilvl="1">
+      <w:isLgl w:val="false"/>
+      <w:lvlJc w:val="left"/>
+      <w:lvlText w:val="o"/>
+      <w:numFmt w:val="bullet"/>
+      <w:pPr>
+        <w:pBdr/>
+        <w:spacing/>
+        <w:ind w:hanging="360" w:left="1429"/>
+      </w:pPr>
+      <w:rPr>
+        <w:rFonts w:hint="default" w:ascii="Courier New" w:hAnsi="Courier New" w:eastAsia="Courier New" w:cs="Courier New"/>
+      </w:rPr>
+      <w:start w:val="1"/>
+      <w:suff w:val="tab"/>
+    </w:lvl>
+    <w:lvl w:ilvl="2">
+      <w:isLgl w:val="false"/>
+      <w:lvlJc w:val="left"/>
+      <w:lvlText w:val="§"/>
+      <w:numFmt w:val="bullet"/>
+      <w:pPr>
+        <w:pBdr/>
+        <w:spacing/>
+        <w:ind w:hanging="360" w:left="2149"/>
+      </w:pPr>
+      <w:rPr>
+        <w:rFonts w:hint="default" w:ascii="Wingdings" w:hAnsi="Wingdings" w:eastAsia="Wingdings" w:cs="Wingdings"/>
+      </w:rPr>
+      <w:start w:val="1"/>
+      <w:suff w:val="tab"/>
+    </w:lvl>
+    <w:lvl w:ilvl="3">
+      <w:isLgl w:val="false"/>
+      <w:lvlJc w:val="left"/>
+      <w:lvlText w:val="·"/>
+      <w:numFmt w:val="bullet"/>
+      <w:pPr>
+        <w:pBdr/>
+        <w:spacing/>
+        <w:ind w:hanging="360" w:left="2869"/>
+      </w:pPr>
+      <w:rPr>
+        <w:rFonts w:hint="default" w:ascii="Symbol" w:hAnsi="Symbol" w:eastAsia="Symbol" w:cs="Symbol"/>
+      </w:rPr>
+      <w:start w:val="1"/>
+      <w:suff w:val="tab"/>
+    </w:lvl>
+    <w:lvl w:ilvl="4">
+      <w:isLgl w:val="false"/>
+      <w:lvlJc w:val="left"/>
+      <w:lvlText w:val="o"/>
+      <w:numFmt w:val="bullet"/>
+      <w:pPr>
+        <w:pBdr/>
+        <w:spacing/>
+        <w:ind w:hanging="360" w:left="3589"/>
+      </w:pPr>
+      <w:rPr>
+        <w:rFonts w:hint="default" w:ascii="Courier New" w:hAnsi="Courier New" w:eastAsia="Courier New" w:cs="Courier New"/>
+      </w:rPr>
+      <w:start w:val="1"/>
+      <w:suff w:val="tab"/>
+    </w:lvl>
+    <w:lvl w:ilvl="5">
+      <w:isLgl w:val="false"/>
+      <w:lvlJc w:val="left"/>
+      <w:lvlText w:val="§"/>
+      <w:numFmt w:val="bullet"/>
+      <w:pPr>
+        <w:pBdr/>
+        <w:spacing/>
+        <w:ind w:hanging="360" w:left="4309"/>
+      </w:pPr>
+      <w:rPr>
+        <w:rFonts w:hint="default" w:ascii="Wingdings" w:hAnsi="Wingdings" w:eastAsia="Wingdings" w:cs="Wingdings"/>
+      </w:rPr>
+      <w:start w:val="1"/>
+      <w:suff w:val="tab"/>
+    </w:lvl>
+    <w:lvl w:ilvl="6">
+      <w:isLgl w:val="false"/>
+      <w:lvlJc w:val="left"/>
+      <w:lvlText w:val="·"/>
+      <w:numFmt w:val="bullet"/>
+      <w:pPr>
+        <w:pBdr/>
+        <w:spacing/>
+        <w:ind w:hanging="360" w:left="5029"/>
+      </w:pPr>
+      <w:rPr>
+        <w:rFonts w:hint="default" w:ascii="Symbol" w:hAnsi="Symbol" w:eastAsia="Symbol" w:cs="Symbol"/>
+      </w:rPr>
+      <w:start w:val="1"/>
+      <w:suff w:val="tab"/>
+    </w:lvl>
+    <w:lvl w:ilvl="7">
+      <w:isLgl w:val="false"/>
+      <w:lvlJc w:val="left"/>
+      <w:lvlText w:val="o"/>
+      <w:numFmt w:val="bullet"/>
+      <w:pPr>
+        <w:pBdr/>
+        <w:spacing/>
+        <w:ind w:hanging="360" w:left="5749"/>
+      </w:pPr>
+      <w:rPr>
+        <w:rFonts w:hint="default" w:ascii="Courier New" w:hAnsi="Courier New" w:eastAsia="Courier New" w:cs="Courier New"/>
+      </w:rPr>
+      <w:start w:val="1"/>
+      <w:suff w:val="tab"/>
+    </w:lvl>
+    <w:lvl w:ilvl="8">
+      <w:isLgl w:val="false"/>
+      <w:lvlJc w:val="left"/>
+      <w:lvlText w:val="§"/>
+      <w:numFmt w:val="bullet"/>
+      <w:pPr>
+        <w:pBdr/>
+        <w:spacing/>
+        <w:ind w:hanging="360" w:left="6469"/>
+      </w:pPr>
+      <w:rPr>
+        <w:rFonts w:hint="default" w:ascii="Wingdings" w:hAnsi="Wingdings" w:eastAsia="Wingdings" w:cs="Wingdings"/>
+      </w:rPr>
+      <w:start w:val="1"/>
+      <w:suff w:val="tab"/>
+    </w:lvl>
+  </w:abstractNum>
+  <w:num w:numId="1">
+    <w:abstractNumId w:val="0"/>
+  </w:num>
+  <w:num w:numId="2">
+    <w:abstractNumId w:val="1"/>
+  </w:num>
+  <w:num w:numId="3">
+    <w:abstractNumId w:val="2"/>
+  </w:num>
+  <w:num w:numId="4">
+    <w:abstractNumId w:val="3"/>
+  </w:num>
+</w:numbering>
 </file>
 
 <file path=word/styles.xml><?xml version="1.0" encoding="utf-8"?>
@@ -802,9 +4128,9 @@
     <w:lsdException w:name="Bibliography" w:uiPriority="37"/>
     <w:lsdException w:name="TOC Heading" w:uiPriority="39" w:qFormat="1"/>
   </w:latentStyles>
-  <w:style w:type="table" w:styleId="701">
+  <w:style w:type="table" w:styleId="709">
     <w:name w:val="Table Grid"/>
-    <w:basedOn w:val="887"/>
+    <w:basedOn w:val="895"/>
     <w:uiPriority w:val="59"/>
     <w:pPr>
       <w:pBdr/>
@@ -1001,9 +4327,9 @@
       </w:tcPr>
     </w:tblStylePr>
   </w:style>
-  <w:style w:type="table" w:styleId="702">
+  <w:style w:type="table" w:styleId="710">
     <w:name w:val="Table Grid Light"/>
-    <w:basedOn w:val="887"/>
+    <w:basedOn w:val="895"/>
     <w:uiPriority w:val="59"/>
     <w:pPr>
       <w:pBdr/>
@@ -1200,9 +4526,9 @@
       </w:tcPr>
     </w:tblStylePr>
   </w:style>
-  <w:style w:type="table" w:styleId="703">
+  <w:style w:type="table" w:styleId="711">
     <w:name w:val="Plain Table 1"/>
-    <w:basedOn w:val="887"/>
+    <w:basedOn w:val="895"/>
     <w:uiPriority w:val="59"/>
     <w:pPr>
       <w:pBdr/>
@@ -1425,9 +4751,9 @@
       </w:tcPr>
     </w:tblStylePr>
   </w:style>
-  <w:style w:type="table" w:styleId="704">
+  <w:style w:type="table" w:styleId="712">
     <w:name w:val="Plain Table 2"/>
-    <w:basedOn w:val="887"/>
+    <w:basedOn w:val="895"/>
     <w:uiPriority w:val="59"/>
     <w:pPr>
       <w:pBdr/>
@@ -1658,9 +4984,9 @@
       </w:tcPr>
     </w:tblStylePr>
   </w:style>
-  <w:style w:type="table" w:styleId="705">
+  <w:style w:type="table" w:styleId="713">
     <w:name w:val="Plain Table 3"/>
-    <w:basedOn w:val="887"/>
+    <w:basedOn w:val="895"/>
     <w:uiPriority w:val="99"/>
     <w:pPr>
       <w:pBdr/>
@@ -1888,9 +5214,9 @@
       </w:tcPr>
     </w:tblStylePr>
   </w:style>
-  <w:style w:type="table" w:styleId="706">
+  <w:style w:type="table" w:styleId="714">
     <w:name w:val="Plain Table 4"/>
-    <w:basedOn w:val="887"/>
+    <w:basedOn w:val="895"/>
     <w:uiPriority w:val="99"/>
     <w:pPr>
       <w:pBdr/>
@@ -2104,9 +5430,9 @@
       </w:tcPr>
     </w:tblStylePr>
   </w:style>
-  <w:style w:type="table" w:styleId="707">
+  <w:style w:type="table" w:styleId="715">
     <w:name w:val="Plain Table 5"/>
-    <w:basedOn w:val="887"/>
+    <w:basedOn w:val="895"/>
     <w:uiPriority w:val="99"/>
     <w:pPr>
       <w:pBdr/>
@@ -2337,9 +5663,9 @@
       </w:tcPr>
     </w:tblStylePr>
   </w:style>
-  <w:style w:type="table" w:styleId="708">
+  <w:style w:type="table" w:styleId="716">
     <w:name w:val="Grid Table 1 Light"/>
-    <w:basedOn w:val="887"/>
+    <w:basedOn w:val="895"/>
     <w:uiPriority w:val="99"/>
     <w:pPr>
       <w:pBdr/>
@@ -2560,9 +5886,9 @@
       </w:tcPr>
     </w:tblStylePr>
   </w:style>
-  <w:style w:type="table" w:styleId="709">
+  <w:style w:type="table" w:styleId="717">
     <w:name w:val="Grid Table 1 Light - Accent 1"/>
-    <w:basedOn w:val="887"/>
+    <w:basedOn w:val="895"/>
     <w:uiPriority w:val="99"/>
     <w:pPr>
       <w:pBdr/>
@@ -2783,9 +6109,9 @@
       </w:tcPr>
     </w:tblStylePr>
   </w:style>
-  <w:style w:type="table" w:styleId="710">
+  <w:style w:type="table" w:styleId="718">
     <w:name w:val="Grid Table 1 Light - Accent 2"/>
-    <w:basedOn w:val="887"/>
+    <w:basedOn w:val="895"/>
     <w:uiPriority w:val="99"/>
     <w:pPr>
       <w:pBdr/>
@@ -3006,9 +6332,9 @@
       </w:tcPr>
     </w:tblStylePr>
   </w:style>
-  <w:style w:type="table" w:styleId="711">
+  <w:style w:type="table" w:styleId="719">
     <w:name w:val="Grid Table 1 Light - Accent 3"/>
-    <w:basedOn w:val="887"/>
+    <w:basedOn w:val="895"/>
     <w:uiPriority w:val="99"/>
     <w:pPr>
       <w:pBdr/>
@@ -3229,9 +6555,9 @@
       </w:tcPr>
     </w:tblStylePr>
   </w:style>
-  <w:style w:type="table" w:styleId="712">
+  <w:style w:type="table" w:styleId="720">
     <w:name w:val="Grid Table 1 Light - Accent 4"/>
-    <w:basedOn w:val="887"/>
+    <w:basedOn w:val="895"/>
     <w:uiPriority w:val="99"/>
     <w:pPr>
       <w:pBdr/>
@@ -3452,9 +6778,9 @@
       </w:tcPr>
     </w:tblStylePr>
   </w:style>
-  <w:style w:type="table" w:styleId="713">
+  <w:style w:type="table" w:styleId="721">
     <w:name w:val="Grid Table 1 Light - Accent 5"/>
-    <w:basedOn w:val="887"/>
+    <w:basedOn w:val="895"/>
     <w:uiPriority w:val="99"/>
     <w:pPr>
       <w:pBdr/>
@@ -3675,9 +7001,9 @@
       </w:tcPr>
     </w:tblStylePr>
   </w:style>
-  <w:style w:type="table" w:styleId="714">
+  <w:style w:type="table" w:styleId="722">
     <w:name w:val="Grid Table 1 Light - Accent 6"/>
-    <w:basedOn w:val="887"/>
+    <w:basedOn w:val="895"/>
     <w:uiPriority w:val="99"/>
     <w:pPr>
       <w:pBdr/>
@@ -3898,9 +7224,9 @@
       </w:tcPr>
     </w:tblStylePr>
   </w:style>
-  <w:style w:type="table" w:styleId="715">
+  <w:style w:type="table" w:styleId="723">
     <w:name w:val="Grid Table 2"/>
-    <w:basedOn w:val="887"/>
+    <w:basedOn w:val="895"/>
     <w:uiPriority w:val="99"/>
     <w:pPr>
       <w:pBdr/>
@@ -4130,9 +7456,9 @@
       </w:tcPr>
     </w:tblStylePr>
   </w:style>
-  <w:style w:type="table" w:styleId="716">
+  <w:style w:type="table" w:styleId="724">
     <w:name w:val="Grid Table 2 - Accent 1"/>
-    <w:basedOn w:val="887"/>
+    <w:basedOn w:val="895"/>
     <w:uiPriority w:val="99"/>
     <w:pPr>
       <w:pBdr/>
@@ -4362,9 +7688,9 @@
       </w:tcPr>
     </w:tblStylePr>
   </w:style>
-  <w:style w:type="table" w:styleId="717">
+  <w:style w:type="table" w:styleId="725">
     <w:name w:val="Grid Table 2 - Accent 2"/>
-    <w:basedOn w:val="887"/>
+    <w:basedOn w:val="895"/>
     <w:uiPriority w:val="99"/>
     <w:pPr>
       <w:pBdr/>
@@ -4594,9 +7920,9 @@
       </w:tcPr>
     </w:tblStylePr>
   </w:style>
-  <w:style w:type="table" w:styleId="718">
+  <w:style w:type="table" w:styleId="726">
     <w:name w:val="Grid Table 2 - Accent 3"/>
-    <w:basedOn w:val="887"/>
+    <w:basedOn w:val="895"/>
     <w:uiPriority w:val="99"/>
     <w:pPr>
       <w:pBdr/>
@@ -4826,9 +8152,9 @@
       </w:tcPr>
     </w:tblStylePr>
   </w:style>
-  <w:style w:type="table" w:styleId="719">
+  <w:style w:type="table" w:styleId="727">
     <w:name w:val="Grid Table 2 - Accent 4"/>
-    <w:basedOn w:val="887"/>
+    <w:basedOn w:val="895"/>
     <w:uiPriority w:val="99"/>
     <w:pPr>
       <w:pBdr/>
@@ -5058,9 +8384,9 @@
       </w:tcPr>
     </w:tblStylePr>
   </w:style>
-  <w:style w:type="table" w:styleId="720">
+  <w:style w:type="table" w:styleId="728">
     <w:name w:val="Grid Table 2 - Accent 5"/>
-    <w:basedOn w:val="887"/>
+    <w:basedOn w:val="895"/>
     <w:uiPriority w:val="99"/>
     <w:pPr>
       <w:pBdr/>
@@ -5290,9 +8616,9 @@
       </w:tcPr>
     </w:tblStylePr>
   </w:style>
-  <w:style w:type="table" w:styleId="721">
+  <w:style w:type="table" w:styleId="729">
     <w:name w:val="Grid Table 2 - Accent 6"/>
-    <w:basedOn w:val="887"/>
+    <w:basedOn w:val="895"/>
     <w:uiPriority w:val="99"/>
     <w:pPr>
       <w:pBdr/>
@@ -5522,9 +8848,9 @@
       </w:tcPr>
     </w:tblStylePr>
   </w:style>
-  <w:style w:type="table" w:styleId="722">
+  <w:style w:type="table" w:styleId="730">
     <w:name w:val="Grid Table 3"/>
-    <w:basedOn w:val="887"/>
+    <w:basedOn w:val="895"/>
     <w:uiPriority w:val="99"/>
     <w:pPr>
       <w:pBdr/>
@@ -5767,9 +9093,9 @@
       </w:tcPr>
     </w:tblStylePr>
   </w:style>
-  <w:style w:type="table" w:styleId="723">
+  <w:style w:type="table" w:styleId="731">
     <w:name w:val="Grid Table 3 - Accent 1"/>
-    <w:basedOn w:val="887"/>
+    <w:basedOn w:val="895"/>
     <w:uiPriority w:val="99"/>
     <w:pPr>
       <w:pBdr/>
@@ -6012,9 +9338,9 @@
       </w:tcPr>
     </w:tblStylePr>
   </w:style>
-  <w:style w:type="table" w:styleId="724">
+  <w:style w:type="table" w:styleId="732">
     <w:name w:val="Grid Table 3 - Accent 2"/>
-    <w:basedOn w:val="887"/>
+    <w:basedOn w:val="895"/>
     <w:uiPriority w:val="99"/>
     <w:pPr>
       <w:pBdr/>
@@ -6257,9 +9583,9 @@
       </w:tcPr>
     </w:tblStylePr>
   </w:style>
-  <w:style w:type="table" w:styleId="725">
+  <w:style w:type="table" w:styleId="733">
     <w:name w:val="Grid Table 3 - Accent 3"/>
-    <w:basedOn w:val="887"/>
+    <w:basedOn w:val="895"/>
     <w:uiPriority w:val="99"/>
     <w:pPr>
       <w:pBdr/>
@@ -6502,9 +9828,9 @@
       </w:tcPr>
     </w:tblStylePr>
   </w:style>
-  <w:style w:type="table" w:styleId="726">
+  <w:style w:type="table" w:styleId="734">
     <w:name w:val="Grid Table 3 - Accent 4"/>
-    <w:basedOn w:val="887"/>
+    <w:basedOn w:val="895"/>
     <w:uiPriority w:val="99"/>
     <w:pPr>
       <w:pBdr/>
@@ -6747,9 +10073,9 @@
       </w:tcPr>
     </w:tblStylePr>
   </w:style>
-  <w:style w:type="table" w:styleId="727">
+  <w:style w:type="table" w:styleId="735">
     <w:name w:val="Grid Table 3 - Accent 5"/>
-    <w:basedOn w:val="887"/>
+    <w:basedOn w:val="895"/>
     <w:uiPriority w:val="99"/>
     <w:pPr>
       <w:pBdr/>
@@ -6992,9 +10318,9 @@
       </w:tcPr>
     </w:tblStylePr>
   </w:style>
-  <w:style w:type="table" w:styleId="728">
+  <w:style w:type="table" w:styleId="736">
     <w:name w:val="Grid Table 3 - Accent 6"/>
-    <w:basedOn w:val="887"/>
+    <w:basedOn w:val="895"/>
     <w:uiPriority w:val="99"/>
     <w:pPr>
       <w:pBdr/>
@@ -7237,9 +10563,9 @@
       </w:tcPr>
     </w:tblStylePr>
   </w:style>
-  <w:style w:type="table" w:styleId="729">
+  <w:style w:type="table" w:styleId="737">
     <w:name w:val="Grid Table 4"/>
-    <w:basedOn w:val="887"/>
+    <w:basedOn w:val="895"/>
     <w:uiPriority w:val="59"/>
     <w:pPr>
       <w:pBdr/>
@@ -7470,9 +10796,9 @@
       </w:tcPr>
     </w:tblStylePr>
   </w:style>
-  <w:style w:type="table" w:styleId="730">
+  <w:style w:type="table" w:styleId="738">
     <w:name w:val="Grid Table 4 - Accent 1"/>
-    <w:basedOn w:val="887"/>
+    <w:basedOn w:val="895"/>
     <w:uiPriority w:val="59"/>
     <w:pPr>
       <w:pBdr/>
@@ -7703,9 +11029,9 @@
       </w:tcPr>
     </w:tblStylePr>
   </w:style>
-  <w:style w:type="table" w:styleId="731">
+  <w:style w:type="table" w:styleId="739">
     <w:name w:val="Grid Table 4 - Accent 2"/>
-    <w:basedOn w:val="887"/>
+    <w:basedOn w:val="895"/>
     <w:uiPriority w:val="59"/>
     <w:pPr>
       <w:pBdr/>
@@ -7936,9 +11262,9 @@
       </w:tcPr>
     </w:tblStylePr>
   </w:style>
-  <w:style w:type="table" w:styleId="732">
+  <w:style w:type="table" w:styleId="740">
     <w:name w:val="Grid Table 4 - Accent 3"/>
-    <w:basedOn w:val="887"/>
+    <w:basedOn w:val="895"/>
     <w:uiPriority w:val="59"/>
     <w:pPr>
       <w:pBdr/>
@@ -8169,9 +11495,9 @@
       </w:tcPr>
     </w:tblStylePr>
   </w:style>
-  <w:style w:type="table" w:styleId="733">
+  <w:style w:type="table" w:styleId="741">
     <w:name w:val="Grid Table 4 - Accent 4"/>
-    <w:basedOn w:val="887"/>
+    <w:basedOn w:val="895"/>
     <w:uiPriority w:val="59"/>
     <w:pPr>
       <w:pBdr/>
@@ -8402,9 +11728,9 @@
       </w:tcPr>
     </w:tblStylePr>
   </w:style>
-  <w:style w:type="table" w:styleId="734">
+  <w:style w:type="table" w:styleId="742">
     <w:name w:val="Grid Table 4 - Accent 5"/>
-    <w:basedOn w:val="887"/>
+    <w:basedOn w:val="895"/>
     <w:uiPriority w:val="59"/>
     <w:pPr>
       <w:pBdr/>
@@ -8635,9 +11961,9 @@
       </w:tcPr>
     </w:tblStylePr>
   </w:style>
-  <w:style w:type="table" w:styleId="735">
+  <w:style w:type="table" w:styleId="743">
     <w:name w:val="Grid Table 4 - Accent 6"/>
-    <w:basedOn w:val="887"/>
+    <w:basedOn w:val="895"/>
     <w:uiPriority w:val="59"/>
     <w:pPr>
       <w:pBdr/>
@@ -8868,9 +12194,9 @@
       </w:tcPr>
     </w:tblStylePr>
   </w:style>
-  <w:style w:type="table" w:styleId="736">
+  <w:style w:type="table" w:styleId="744">
     <w:name w:val="Grid Table 5 Dark"/>
-    <w:basedOn w:val="887"/>
+    <w:basedOn w:val="895"/>
     <w:uiPriority w:val="99"/>
     <w:pPr>
       <w:pBdr/>
@@ -9096,9 +12422,9 @@
       </w:tcPr>
     </w:tblStylePr>
   </w:style>
-  <w:style w:type="table" w:styleId="737">
+  <w:style w:type="table" w:styleId="745">
     <w:name w:val="Grid Table 5 Dark- Accent 1"/>
-    <w:basedOn w:val="887"/>
+    <w:basedOn w:val="895"/>
     <w:uiPriority w:val="99"/>
     <w:pPr>
       <w:pBdr/>
@@ -9324,9 +12650,9 @@
       </w:tcPr>
     </w:tblStylePr>
   </w:style>
-  <w:style w:type="table" w:styleId="738">
+  <w:style w:type="table" w:styleId="746">
     <w:name w:val="Grid Table 5 Dark - Accent 2"/>
-    <w:basedOn w:val="887"/>
+    <w:basedOn w:val="895"/>
     <w:uiPriority w:val="99"/>
     <w:pPr>
       <w:pBdr/>
@@ -9552,9 +12878,9 @@
       </w:tcPr>
     </w:tblStylePr>
   </w:style>
-  <w:style w:type="table" w:styleId="739">
+  <w:style w:type="table" w:styleId="747">
     <w:name w:val="Grid Table 5 Dark - Accent 3"/>
-    <w:basedOn w:val="887"/>
+    <w:basedOn w:val="895"/>
     <w:uiPriority w:val="99"/>
     <w:pPr>
       <w:pBdr/>
@@ -9780,9 +13106,9 @@
       </w:tcPr>
     </w:tblStylePr>
   </w:style>
-  <w:style w:type="table" w:styleId="740">
+  <w:style w:type="table" w:styleId="748">
     <w:name w:val="Grid Table 5 Dark- Accent 4"/>
-    <w:basedOn w:val="887"/>
+    <w:basedOn w:val="895"/>
     <w:uiPriority w:val="99"/>
     <w:pPr>
       <w:pBdr/>
@@ -10008,9 +13334,9 @@
       </w:tcPr>
     </w:tblStylePr>
   </w:style>
-  <w:style w:type="table" w:styleId="741">
+  <w:style w:type="table" w:styleId="749">
     <w:name w:val="Grid Table 5 Dark - Accent 5"/>
-    <w:basedOn w:val="887"/>
+    <w:basedOn w:val="895"/>
     <w:uiPriority w:val="99"/>
     <w:pPr>
       <w:pBdr/>
@@ -10236,9 +13562,9 @@
       </w:tcPr>
     </w:tblStylePr>
   </w:style>
-  <w:style w:type="table" w:styleId="742">
+  <w:style w:type="table" w:styleId="750">
     <w:name w:val="Grid Table 5 Dark - Accent 6"/>
-    <w:basedOn w:val="887"/>
+    <w:basedOn w:val="895"/>
     <w:uiPriority w:val="99"/>
     <w:pPr>
       <w:pBdr/>
@@ -10464,9 +13790,9 @@
       </w:tcPr>
     </w:tblStylePr>
   </w:style>
-  <w:style w:type="table" w:styleId="743">
+  <w:style w:type="table" w:styleId="751">
     <w:name w:val="Grid Table 6 Colorful"/>
-    <w:basedOn w:val="887"/>
+    <w:basedOn w:val="895"/>
     <w:uiPriority w:val="99"/>
     <w:pPr>
       <w:pBdr/>
@@ -10694,9 +14020,9 @@
       </w:tcPr>
     </w:tblStylePr>
   </w:style>
-  <w:style w:type="table" w:styleId="744">
+  <w:style w:type="table" w:styleId="752">
     <w:name w:val="Grid Table 6 Colorful - Accent 1"/>
-    <w:basedOn w:val="887"/>
+    <w:basedOn w:val="895"/>
     <w:uiPriority w:val="99"/>
     <w:pPr>
       <w:pBdr/>
@@ -10924,9 +14250,9 @@
       </w:tcPr>
     </w:tblStylePr>
   </w:style>
-  <w:style w:type="table" w:styleId="745">
+  <w:style w:type="table" w:styleId="753">
     <w:name w:val="Grid Table 6 Colorful - Accent 2"/>
-    <w:basedOn w:val="887"/>
+    <w:basedOn w:val="895"/>
     <w:uiPriority w:val="99"/>
     <w:pPr>
       <w:pBdr/>
@@ -11154,9 +14480,9 @@
       </w:tcPr>
     </w:tblStylePr>
   </w:style>
-  <w:style w:type="table" w:styleId="746">
+  <w:style w:type="table" w:styleId="754">
     <w:name w:val="Grid Table 6 Colorful - Accent 3"/>
-    <w:basedOn w:val="887"/>
+    <w:basedOn w:val="895"/>
     <w:uiPriority w:val="99"/>
     <w:pPr>
       <w:pBdr/>
@@ -11384,9 +14710,9 @@
       </w:tcPr>
     </w:tblStylePr>
   </w:style>
-  <w:style w:type="table" w:styleId="747">
+  <w:style w:type="table" w:styleId="755">
     <w:name w:val="Grid Table 6 Colorful - Accent 4"/>
-    <w:basedOn w:val="887"/>
+    <w:basedOn w:val="895"/>
     <w:uiPriority w:val="99"/>
     <w:pPr>
       <w:pBdr/>
@@ -11614,9 +14940,9 @@
       </w:tcPr>
     </w:tblStylePr>
   </w:style>
-  <w:style w:type="table" w:styleId="748">
+  <w:style w:type="table" w:styleId="756">
     <w:name w:val="Grid Table 6 Colorful - Accent 5"/>
-    <w:basedOn w:val="887"/>
+    <w:basedOn w:val="895"/>
     <w:uiPriority w:val="99"/>
     <w:pPr>
       <w:pBdr/>
@@ -11844,9 +15170,9 @@
       </w:tcPr>
     </w:tblStylePr>
   </w:style>
-  <w:style w:type="table" w:styleId="749">
+  <w:style w:type="table" w:styleId="757">
     <w:name w:val="Grid Table 6 Colorful - Accent 6"/>
-    <w:basedOn w:val="887"/>
+    <w:basedOn w:val="895"/>
     <w:uiPriority w:val="99"/>
     <w:pPr>
       <w:pBdr/>
@@ -12074,9 +15400,9 @@
       </w:tcPr>
     </w:tblStylePr>
   </w:style>
-  <w:style w:type="table" w:styleId="750">
+  <w:style w:type="table" w:styleId="758">
     <w:name w:val="Grid Table 7 Colorful"/>
-    <w:basedOn w:val="887"/>
+    <w:basedOn w:val="895"/>
     <w:uiPriority w:val="99"/>
     <w:pPr>
       <w:pBdr/>
@@ -12328,9 +15654,9 @@
       </w:tcPr>
     </w:tblStylePr>
   </w:style>
-  <w:style w:type="table" w:styleId="751">
+  <w:style w:type="table" w:styleId="759">
     <w:name w:val="Grid Table 7 Colorful - Accent 1"/>
-    <w:basedOn w:val="887"/>
+    <w:basedOn w:val="895"/>
     <w:uiPriority w:val="99"/>
     <w:pPr>
       <w:pBdr/>
@@ -12582,9 +15908,9 @@
       </w:tcPr>
     </w:tblStylePr>
   </w:style>
-  <w:style w:type="table" w:styleId="752">
+  <w:style w:type="table" w:styleId="760">
     <w:name w:val="Grid Table 7 Colorful - Accent 2"/>
-    <w:basedOn w:val="887"/>
+    <w:basedOn w:val="895"/>
     <w:uiPriority w:val="99"/>
     <w:pPr>
       <w:pBdr/>
@@ -12836,9 +16162,9 @@
       </w:tcPr>
     </w:tblStylePr>
   </w:style>
-  <w:style w:type="table" w:styleId="753">
+  <w:style w:type="table" w:styleId="761">
     <w:name w:val="Grid Table 7 Colorful - Accent 3"/>
-    <w:basedOn w:val="887"/>
+    <w:basedOn w:val="895"/>
     <w:uiPriority w:val="99"/>
     <w:pPr>
       <w:pBdr/>
@@ -13090,9 +16416,9 @@
       </w:tcPr>
     </w:tblStylePr>
   </w:style>
-  <w:style w:type="table" w:styleId="754">
+  <w:style w:type="table" w:styleId="762">
     <w:name w:val="Grid Table 7 Colorful - Accent 4"/>
-    <w:basedOn w:val="887"/>
+    <w:basedOn w:val="895"/>
     <w:uiPriority w:val="99"/>
     <w:pPr>
       <w:pBdr/>
@@ -13344,9 +16670,9 @@
       </w:tcPr>
     </w:tblStylePr>
   </w:style>
-  <w:style w:type="table" w:styleId="755">
+  <w:style w:type="table" w:styleId="763">
     <w:name w:val="Grid Table 7 Colorful - Accent 5"/>
-    <w:basedOn w:val="887"/>
+    <w:basedOn w:val="895"/>
     <w:uiPriority w:val="99"/>
     <w:pPr>
       <w:pBdr/>
@@ -13598,9 +16924,9 @@
       </w:tcPr>
     </w:tblStylePr>
   </w:style>
-  <w:style w:type="table" w:styleId="756">
+  <w:style w:type="table" w:styleId="764">
     <w:name w:val="Grid Table 7 Colorful - Accent 6"/>
-    <w:basedOn w:val="887"/>
+    <w:basedOn w:val="895"/>
     <w:uiPriority w:val="99"/>
     <w:pPr>
       <w:pBdr/>
@@ -13852,9 +17178,9 @@
       </w:tcPr>
     </w:tblStylePr>
   </w:style>
-  <w:style w:type="table" w:styleId="757">
+  <w:style w:type="table" w:styleId="765">
     <w:name w:val="List Table 1 Light"/>
-    <w:basedOn w:val="887"/>
+    <w:basedOn w:val="895"/>
     <w:uiPriority w:val="99"/>
     <w:pPr>
       <w:pBdr/>
@@ -14068,9 +17394,9 @@
       </w:tcPr>
     </w:tblStylePr>
   </w:style>
-  <w:style w:type="table" w:styleId="758">
+  <w:style w:type="table" w:styleId="766">
     <w:name w:val="List Table 1 Light - Accent 1"/>
-    <w:basedOn w:val="887"/>
+    <w:basedOn w:val="895"/>
     <w:uiPriority w:val="99"/>
     <w:pPr>
       <w:pBdr/>
@@ -14284,9 +17610,9 @@
       </w:tcPr>
     </w:tblStylePr>
   </w:style>
-  <w:style w:type="table" w:styleId="759">
+  <w:style w:type="table" w:styleId="767">
     <w:name w:val="List Table 1 Light - Accent 2"/>
-    <w:basedOn w:val="887"/>
+    <w:basedOn w:val="895"/>
     <w:uiPriority w:val="99"/>
     <w:pPr>
       <w:pBdr/>
@@ -14500,9 +17826,9 @@
       </w:tcPr>
     </w:tblStylePr>
   </w:style>
-  <w:style w:type="table" w:styleId="760">
+  <w:style w:type="table" w:styleId="768">
     <w:name w:val="List Table 1 Light - Accent 3"/>
-    <w:basedOn w:val="887"/>
+    <w:basedOn w:val="895"/>
     <w:uiPriority w:val="99"/>
     <w:pPr>
       <w:pBdr/>
@@ -14716,9 +18042,9 @@
       </w:tcPr>
     </w:tblStylePr>
   </w:style>
-  <w:style w:type="table" w:styleId="761">
+  <w:style w:type="table" w:styleId="769">
     <w:name w:val="List Table 1 Light - Accent 4"/>
-    <w:basedOn w:val="887"/>
+    <w:basedOn w:val="895"/>
     <w:uiPriority w:val="99"/>
     <w:pPr>
       <w:pBdr/>
@@ -14932,9 +18258,9 @@
       </w:tcPr>
     </w:tblStylePr>
   </w:style>
-  <w:style w:type="table" w:styleId="762">
+  <w:style w:type="table" w:styleId="770">
     <w:name w:val="List Table 1 Light - Accent 5"/>
-    <w:basedOn w:val="887"/>
+    <w:basedOn w:val="895"/>
     <w:uiPriority w:val="99"/>
     <w:pPr>
       <w:pBdr/>
@@ -15148,9 +18474,9 @@
       </w:tcPr>
     </w:tblStylePr>
   </w:style>
-  <w:style w:type="table" w:styleId="763">
+  <w:style w:type="table" w:styleId="771">
     <w:name w:val="List Table 1 Light - Accent 6"/>
-    <w:basedOn w:val="887"/>
+    <w:basedOn w:val="895"/>
     <w:uiPriority w:val="99"/>
     <w:pPr>
       <w:pBdr/>
@@ -15364,9 +18690,9 @@
       </w:tcPr>
     </w:tblStylePr>
   </w:style>
-  <w:style w:type="table" w:styleId="764">
+  <w:style w:type="table" w:styleId="772">
     <w:name w:val="List Table 2"/>
-    <w:basedOn w:val="887"/>
+    <w:basedOn w:val="895"/>
     <w:uiPriority w:val="99"/>
     <w:pPr>
       <w:pBdr/>
@@ -15602,9 +18928,9 @@
       </w:tcPr>
     </w:tblStylePr>
   </w:style>
-  <w:style w:type="table" w:styleId="765">
+  <w:style w:type="table" w:styleId="773">
     <w:name w:val="List Table 2 - Accent 1"/>
-    <w:basedOn w:val="887"/>
+    <w:basedOn w:val="895"/>
     <w:uiPriority w:val="99"/>
     <w:pPr>
       <w:pBdr/>
@@ -15840,9 +19166,9 @@
       </w:tcPr>
     </w:tblStylePr>
   </w:style>
-  <w:style w:type="table" w:styleId="766">
+  <w:style w:type="table" w:styleId="774">
     <w:name w:val="List Table 2 - Accent 2"/>
-    <w:basedOn w:val="887"/>
+    <w:basedOn w:val="895"/>
     <w:uiPriority w:val="99"/>
     <w:pPr>
       <w:pBdr/>
@@ -16078,9 +19404,9 @@
       </w:tcPr>
     </w:tblStylePr>
   </w:style>
-  <w:style w:type="table" w:styleId="767">
+  <w:style w:type="table" w:styleId="775">
     <w:name w:val="List Table 2 - Accent 3"/>
-    <w:basedOn w:val="887"/>
+    <w:basedOn w:val="895"/>
     <w:uiPriority w:val="99"/>
     <w:pPr>
       <w:pBdr/>
@@ -16316,9 +19642,9 @@
       </w:tcPr>
     </w:tblStylePr>
   </w:style>
-  <w:style w:type="table" w:styleId="768">
+  <w:style w:type="table" w:styleId="776">
     <w:name w:val="List Table 2 - Accent 4"/>
-    <w:basedOn w:val="887"/>
+    <w:basedOn w:val="895"/>
     <w:uiPriority w:val="99"/>
     <w:pPr>
       <w:pBdr/>
@@ -16554,9 +19880,9 @@
       </w:tcPr>
     </w:tblStylePr>
   </w:style>
-  <w:style w:type="table" w:styleId="769">
+  <w:style w:type="table" w:styleId="777">
     <w:name w:val="List Table 2 - Accent 5"/>
-    <w:basedOn w:val="887"/>
+    <w:basedOn w:val="895"/>
     <w:uiPriority w:val="99"/>
     <w:pPr>
       <w:pBdr/>
@@ -16792,9 +20118,9 @@
       </w:tcPr>
     </w:tblStylePr>
   </w:style>
-  <w:style w:type="table" w:styleId="770">
+  <w:style w:type="table" w:styleId="778">
     <w:name w:val="List Table 2 - Accent 6"/>
-    <w:basedOn w:val="887"/>
+    <w:basedOn w:val="895"/>
     <w:uiPriority w:val="99"/>
     <w:pPr>
       <w:pBdr/>
@@ -17030,9 +20356,9 @@
       </w:tcPr>
     </w:tblStylePr>
   </w:style>
-  <w:style w:type="table" w:styleId="771">
+  <w:style w:type="table" w:styleId="779">
     <w:name w:val="List Table 3"/>
-    <w:basedOn w:val="887"/>
+    <w:basedOn w:val="895"/>
     <w:uiPriority w:val="99"/>
     <w:pPr>
       <w:pBdr/>
@@ -17258,9 +20584,9 @@
       </w:tcPr>
     </w:tblStylePr>
   </w:style>
-  <w:style w:type="table" w:styleId="772">
+  <w:style w:type="table" w:styleId="780">
     <w:name w:val="List Table 3 - Accent 1"/>
-    <w:basedOn w:val="887"/>
+    <w:basedOn w:val="895"/>
     <w:uiPriority w:val="99"/>
     <w:pPr>
       <w:pBdr/>
@@ -17486,9 +20812,9 @@
       </w:tcPr>
     </w:tblStylePr>
   </w:style>
-  <w:style w:type="table" w:styleId="773">
+  <w:style w:type="table" w:styleId="781">
     <w:name w:val="List Table 3 - Accent 2"/>
-    <w:basedOn w:val="887"/>
+    <w:basedOn w:val="895"/>
     <w:uiPriority w:val="99"/>
     <w:pPr>
       <w:pBdr/>
@@ -17714,9 +21040,9 @@
       </w:tcPr>
     </w:tblStylePr>
   </w:style>
-  <w:style w:type="table" w:styleId="774">
+  <w:style w:type="table" w:styleId="782">
     <w:name w:val="List Table 3 - Accent 3"/>
-    <w:basedOn w:val="887"/>
+    <w:basedOn w:val="895"/>
     <w:uiPriority w:val="99"/>
     <w:pPr>
       <w:pBdr/>
@@ -17942,9 +21268,9 @@
       </w:tcPr>
     </w:tblStylePr>
   </w:style>
-  <w:style w:type="table" w:styleId="775">
+  <w:style w:type="table" w:styleId="783">
     <w:name w:val="List Table 3 - Accent 4"/>
-    <w:basedOn w:val="887"/>
+    <w:basedOn w:val="895"/>
     <w:uiPriority w:val="99"/>
     <w:pPr>
       <w:pBdr/>
@@ -18170,9 +21496,9 @@
       </w:tcPr>
     </w:tblStylePr>
   </w:style>
-  <w:style w:type="table" w:styleId="776">
+  <w:style w:type="table" w:styleId="784">
     <w:name w:val="List Table 3 - Accent 5"/>
-    <w:basedOn w:val="887"/>
+    <w:basedOn w:val="895"/>
     <w:uiPriority w:val="99"/>
     <w:pPr>
       <w:pBdr/>
@@ -18398,9 +21724,9 @@
       </w:tcPr>
     </w:tblStylePr>
   </w:style>
-  <w:style w:type="table" w:styleId="777">
+  <w:style w:type="table" w:styleId="785">
     <w:name w:val="List Table 3 - Accent 6"/>
-    <w:basedOn w:val="887"/>
+    <w:basedOn w:val="895"/>
     <w:uiPriority w:val="99"/>
     <w:pPr>
       <w:pBdr/>
@@ -18626,9 +21952,9 @@
       </w:tcPr>
     </w:tblStylePr>
   </w:style>
-  <w:style w:type="table" w:styleId="778">
+  <w:style w:type="table" w:styleId="786">
     <w:name w:val="List Table 4"/>
-    <w:basedOn w:val="887"/>
+    <w:basedOn w:val="895"/>
     <w:uiPriority w:val="99"/>
     <w:pPr>
       <w:pBdr/>
@@ -18851,9 +22177,9 @@
       </w:tcPr>
     </w:tblStylePr>
   </w:style>
-  <w:style w:type="table" w:styleId="779">
+  <w:style w:type="table" w:styleId="787">
     <w:name w:val="List Table 4 - Accent 1"/>
-    <w:basedOn w:val="887"/>
+    <w:basedOn w:val="895"/>
     <w:uiPriority w:val="99"/>
     <w:pPr>
       <w:pBdr/>
@@ -19076,9 +22402,9 @@
       </w:tcPr>
     </w:tblStylePr>
   </w:style>
-  <w:style w:type="table" w:styleId="780">
+  <w:style w:type="table" w:styleId="788">
     <w:name w:val="List Table 4 - Accent 2"/>
-    <w:basedOn w:val="887"/>
+    <w:basedOn w:val="895"/>
     <w:uiPriority w:val="99"/>
     <w:pPr>
       <w:pBdr/>
@@ -19301,9 +22627,9 @@
       </w:tcPr>
     </w:tblStylePr>
   </w:style>
-  <w:style w:type="table" w:styleId="781">
+  <w:style w:type="table" w:styleId="789">
     <w:name w:val="List Table 4 - Accent 3"/>
-    <w:basedOn w:val="887"/>
+    <w:basedOn w:val="895"/>
     <w:uiPriority w:val="99"/>
     <w:pPr>
       <w:pBdr/>
@@ -19526,9 +22852,9 @@
       </w:tcPr>
     </w:tblStylePr>
   </w:style>
-  <w:style w:type="table" w:styleId="782">
+  <w:style w:type="table" w:styleId="790">
     <w:name w:val="List Table 4 - Accent 4"/>
-    <w:basedOn w:val="887"/>
+    <w:basedOn w:val="895"/>
     <w:uiPriority w:val="99"/>
     <w:pPr>
       <w:pBdr/>
@@ -19751,9 +23077,9 @@
       </w:tcPr>
     </w:tblStylePr>
   </w:style>
-  <w:style w:type="table" w:styleId="783">
+  <w:style w:type="table" w:styleId="791">
     <w:name w:val="List Table 4 - Accent 5"/>
-    <w:basedOn w:val="887"/>
+    <w:basedOn w:val="895"/>
     <w:uiPriority w:val="99"/>
     <w:pPr>
       <w:pBdr/>
@@ -19976,9 +23302,9 @@
       </w:tcPr>
     </w:tblStylePr>
   </w:style>
-  <w:style w:type="table" w:styleId="784">
+  <w:style w:type="table" w:styleId="792">
     <w:name w:val="List Table 4 - Accent 6"/>
-    <w:basedOn w:val="887"/>
+    <w:basedOn w:val="895"/>
     <w:uiPriority w:val="99"/>
     <w:pPr>
       <w:pBdr/>
@@ -20201,9 +23527,9 @@
       </w:tcPr>
     </w:tblStylePr>
   </w:style>
-  <w:style w:type="table" w:styleId="785">
+  <w:style w:type="table" w:styleId="793">
     <w:name w:val="List Table 5 Dark"/>
-    <w:basedOn w:val="887"/>
+    <w:basedOn w:val="895"/>
     <w:uiPriority w:val="99"/>
     <w:pPr>
       <w:pBdr/>
@@ -20443,9 +23769,9 @@
       </w:tcPr>
     </w:tblStylePr>
   </w:style>
-  <w:style w:type="table" w:styleId="786">
+  <w:style w:type="table" w:styleId="794">
     <w:name w:val="List Table 5 Dark - Accent 1"/>
-    <w:basedOn w:val="887"/>
+    <w:basedOn w:val="895"/>
     <w:uiPriority w:val="99"/>
     <w:pPr>
       <w:pBdr/>
@@ -20685,9 +24011,9 @@
       </w:tcPr>
     </w:tblStylePr>
   </w:style>
-  <w:style w:type="table" w:styleId="787">
+  <w:style w:type="table" w:styleId="795">
     <w:name w:val="List Table 5 Dark - Accent 2"/>
-    <w:basedOn w:val="887"/>
+    <w:basedOn w:val="895"/>
     <w:uiPriority w:val="99"/>
     <w:pPr>
       <w:pBdr/>
@@ -20927,9 +24253,9 @@
       </w:tcPr>
     </w:tblStylePr>
   </w:style>
-  <w:style w:type="table" w:styleId="788">
+  <w:style w:type="table" w:styleId="796">
     <w:name w:val="List Table 5 Dark - Accent 3"/>
-    <w:basedOn w:val="887"/>
+    <w:basedOn w:val="895"/>
     <w:uiPriority w:val="99"/>
     <w:pPr>
       <w:pBdr/>
@@ -21169,9 +24495,9 @@
       </w:tcPr>
     </w:tblStylePr>
   </w:style>
-  <w:style w:type="table" w:styleId="789">
+  <w:style w:type="table" w:styleId="797">
     <w:name w:val="List Table 5 Dark - Accent 4"/>
-    <w:basedOn w:val="887"/>
+    <w:basedOn w:val="895"/>
     <w:uiPriority w:val="99"/>
     <w:pPr>
       <w:pBdr/>
@@ -21411,9 +24737,9 @@
       </w:tcPr>
     </w:tblStylePr>
   </w:style>
-  <w:style w:type="table" w:styleId="790">
+  <w:style w:type="table" w:styleId="798">
     <w:name w:val="List Table 5 Dark - Accent 5"/>
-    <w:basedOn w:val="887"/>
+    <w:basedOn w:val="895"/>
     <w:uiPriority w:val="99"/>
     <w:pPr>
       <w:pBdr/>
@@ -21653,9 +24979,9 @@
       </w:tcPr>
     </w:tblStylePr>
   </w:style>
-  <w:style w:type="table" w:styleId="791">
+  <w:style w:type="table" w:styleId="799">
     <w:name w:val="List Table 5 Dark - Accent 6"/>
-    <w:basedOn w:val="887"/>
+    <w:basedOn w:val="895"/>
     <w:uiPriority w:val="99"/>
     <w:pPr>
       <w:pBdr/>
@@ -21895,9 +25221,9 @@
       </w:tcPr>
     </w:tblStylePr>
   </w:style>
-  <w:style w:type="table" w:styleId="792">
+  <w:style w:type="table" w:styleId="800">
     <w:name w:val="List Table 6 Colorful"/>
-    <w:basedOn w:val="887"/>
+    <w:basedOn w:val="895"/>
     <w:uiPriority w:val="99"/>
     <w:pPr>
       <w:pBdr/>
@@ -22118,9 +25444,9 @@
       </w:tcPr>
     </w:tblStylePr>
   </w:style>
-  <w:style w:type="table" w:styleId="793">
+  <w:style w:type="table" w:styleId="801">
     <w:name w:val="List Table 6 Colorful - Accent 1"/>
-    <w:basedOn w:val="887"/>
+    <w:basedOn w:val="895"/>
     <w:uiPriority w:val="99"/>
     <w:pPr>
       <w:pBdr/>
@@ -22341,9 +25667,9 @@
       </w:tcPr>
     </w:tblStylePr>
   </w:style>
-  <w:style w:type="table" w:styleId="794">
+  <w:style w:type="table" w:styleId="802">
     <w:name w:val="List Table 6 Colorful - Accent 2"/>
-    <w:basedOn w:val="887"/>
+    <w:basedOn w:val="895"/>
     <w:uiPriority w:val="99"/>
     <w:pPr>
       <w:pBdr/>
@@ -22564,9 +25890,9 @@
       </w:tcPr>
     </w:tblStylePr>
   </w:style>
-  <w:style w:type="table" w:styleId="795">
+  <w:style w:type="table" w:styleId="803">
     <w:name w:val="List Table 6 Colorful - Accent 3"/>
-    <w:basedOn w:val="887"/>
+    <w:basedOn w:val="895"/>
     <w:uiPriority w:val="99"/>
     <w:pPr>
       <w:pBdr/>
@@ -22787,9 +26113,9 @@
       </w:tcPr>
     </w:tblStylePr>
   </w:style>
-  <w:style w:type="table" w:styleId="796">
+  <w:style w:type="table" w:styleId="804">
     <w:name w:val="List Table 6 Colorful - Accent 4"/>
-    <w:basedOn w:val="887"/>
+    <w:basedOn w:val="895"/>
     <w:uiPriority w:val="99"/>
     <w:pPr>
       <w:pBdr/>
@@ -23010,9 +26336,9 @@
       </w:tcPr>
     </w:tblStylePr>
   </w:style>
-  <w:style w:type="table" w:styleId="797">
+  <w:style w:type="table" w:styleId="805">
     <w:name w:val="List Table 6 Colorful - Accent 5"/>
-    <w:basedOn w:val="887"/>
+    <w:basedOn w:val="895"/>
     <w:uiPriority w:val="99"/>
     <w:pPr>
       <w:pBdr/>
@@ -23233,9 +26559,9 @@
       </w:tcPr>
     </w:tblStylePr>
   </w:style>
-  <w:style w:type="table" w:styleId="798">
+  <w:style w:type="table" w:styleId="806">
     <w:name w:val="List Table 6 Colorful - Accent 6"/>
-    <w:basedOn w:val="887"/>
+    <w:basedOn w:val="895"/>
     <w:uiPriority w:val="99"/>
     <w:pPr>
       <w:pBdr/>
@@ -23456,9 +26782,9 @@
       </w:tcPr>
     </w:tblStylePr>
   </w:style>
-  <w:style w:type="table" w:styleId="799">
+  <w:style w:type="table" w:styleId="807">
     <w:name w:val="List Table 7 Colorful"/>
-    <w:basedOn w:val="887"/>
+    <w:basedOn w:val="895"/>
     <w:uiPriority w:val="99"/>
     <w:pPr>
       <w:pBdr/>
@@ -23712,9 +27038,9 @@
       </w:tcPr>
     </w:tblStylePr>
   </w:style>
-  <w:style w:type="table" w:styleId="800">
+  <w:style w:type="table" w:styleId="808">
     <w:name w:val="List Table 7 Colorful - Accent 1"/>
-    <w:basedOn w:val="887"/>
+    <w:basedOn w:val="895"/>
     <w:uiPriority w:val="99"/>
     <w:pPr>
       <w:pBdr/>
@@ -23968,9 +27294,9 @@
       </w:tcPr>
     </w:tblStylePr>
   </w:style>
-  <w:style w:type="table" w:styleId="801">
+  <w:style w:type="table" w:styleId="809">
     <w:name w:val="List Table 7 Colorful - Accent 2"/>
-    <w:basedOn w:val="887"/>
+    <w:basedOn w:val="895"/>
     <w:uiPriority w:val="99"/>
     <w:pPr>
       <w:pBdr/>
@@ -24224,9 +27550,9 @@
       </w:tcPr>
     </w:tblStylePr>
   </w:style>
-  <w:style w:type="table" w:styleId="802">
+  <w:style w:type="table" w:styleId="810">
     <w:name w:val="List Table 7 Colorful - Accent 3"/>
-    <w:basedOn w:val="887"/>
+    <w:basedOn w:val="895"/>
     <w:uiPriority w:val="99"/>
     <w:pPr>
       <w:pBdr/>
@@ -24480,9 +27806,9 @@
       </w:tcPr>
     </w:tblStylePr>
   </w:style>
-  <w:style w:type="table" w:styleId="803">
+  <w:style w:type="table" w:styleId="811">
     <w:name w:val="List Table 7 Colorful - Accent 4"/>
-    <w:basedOn w:val="887"/>
+    <w:basedOn w:val="895"/>
     <w:uiPriority w:val="99"/>
     <w:pPr>
       <w:pBdr/>
@@ -24736,9 +28062,9 @@
       </w:tcPr>
     </w:tblStylePr>
   </w:style>
-  <w:style w:type="table" w:styleId="804">
+  <w:style w:type="table" w:styleId="812">
     <w:name w:val="List Table 7 Colorful - Accent 5"/>
-    <w:basedOn w:val="887"/>
+    <w:basedOn w:val="895"/>
     <w:uiPriority w:val="99"/>
     <w:pPr>
       <w:pBdr/>
@@ -24992,9 +28318,9 @@
       </w:tcPr>
     </w:tblStylePr>
   </w:style>
-  <w:style w:type="table" w:styleId="805">
+  <w:style w:type="table" w:styleId="813">
     <w:name w:val="List Table 7 Colorful - Accent 6"/>
-    <w:basedOn w:val="887"/>
+    <w:basedOn w:val="895"/>
     <w:uiPriority w:val="99"/>
     <w:pPr>
       <w:pBdr/>
@@ -25248,9 +28574,9 @@
       </w:tcPr>
     </w:tblStylePr>
   </w:style>
-  <w:style w:type="table" w:styleId="806">
+  <w:style w:type="table" w:styleId="814">
     <w:name w:val="Lined - Accent"/>
-    <w:basedOn w:val="887"/>
+    <w:basedOn w:val="895"/>
     <w:uiPriority w:val="99"/>
     <w:pPr>
       <w:pBdr/>
@@ -25485,9 +28811,9 @@
       </w:tcPr>
     </w:tblStylePr>
   </w:style>
-  <w:style w:type="table" w:styleId="807">
+  <w:style w:type="table" w:styleId="815">
     <w:name w:val="Lined - Accent 1"/>
-    <w:basedOn w:val="887"/>
+    <w:basedOn w:val="895"/>
     <w:uiPriority w:val="99"/>
     <w:pPr>
       <w:pBdr/>
@@ -25722,9 +29048,9 @@
       </w:tcPr>
     </w:tblStylePr>
   </w:style>
-  <w:style w:type="table" w:styleId="808">
+  <w:style w:type="table" w:styleId="816">
     <w:name w:val="Lined - Accent 2"/>
-    <w:basedOn w:val="887"/>
+    <w:basedOn w:val="895"/>
     <w:uiPriority w:val="99"/>
     <w:pPr>
       <w:pBdr/>
@@ -25959,9 +29285,9 @@
       </w:tcPr>
     </w:tblStylePr>
   </w:style>
-  <w:style w:type="table" w:styleId="809">
+  <w:style w:type="table" w:styleId="817">
     <w:name w:val="Lined - Accent 3"/>
-    <w:basedOn w:val="887"/>
+    <w:basedOn w:val="895"/>
     <w:uiPriority w:val="99"/>
     <w:pPr>
       <w:pBdr/>
@@ -26196,9 +29522,9 @@
       </w:tcPr>
     </w:tblStylePr>
   </w:style>
-  <w:style w:type="table" w:styleId="810">
+  <w:style w:type="table" w:styleId="818">
     <w:name w:val="Lined - Accent 4"/>
-    <w:basedOn w:val="887"/>
+    <w:basedOn w:val="895"/>
     <w:uiPriority w:val="99"/>
     <w:pPr>
       <w:pBdr/>
@@ -26433,9 +29759,9 @@
       </w:tcPr>
     </w:tblStylePr>
   </w:style>
-  <w:style w:type="table" w:styleId="811">
+  <w:style w:type="table" w:styleId="819">
     <w:name w:val="Lined - Accent 5"/>
-    <w:basedOn w:val="887"/>
+    <w:basedOn w:val="895"/>
     <w:uiPriority w:val="99"/>
     <w:pPr>
       <w:pBdr/>
@@ -26670,9 +29996,9 @@
       </w:tcPr>
     </w:tblStylePr>
   </w:style>
-  <w:style w:type="table" w:styleId="812">
+  <w:style w:type="table" w:styleId="820">
     <w:name w:val="Lined - Accent 6"/>
-    <w:basedOn w:val="887"/>
+    <w:basedOn w:val="895"/>
     <w:uiPriority w:val="99"/>
     <w:pPr>
       <w:pBdr/>
@@ -26907,9 +30233,9 @@
       </w:tcPr>
     </w:tblStylePr>
   </w:style>
-  <w:style w:type="table" w:styleId="813">
+  <w:style w:type="table" w:styleId="821">
     <w:name w:val="Bordered &amp; Lined - Accent"/>
-    <w:basedOn w:val="887"/>
+    <w:basedOn w:val="895"/>
     <w:uiPriority w:val="99"/>
     <w:pPr>
       <w:pBdr/>
@@ -27151,9 +30477,9 @@
       </w:tcPr>
     </w:tblStylePr>
   </w:style>
-  <w:style w:type="table" w:styleId="814">
+  <w:style w:type="table" w:styleId="822">
     <w:name w:val="Bordered &amp; Lined - Accent 1"/>
-    <w:basedOn w:val="887"/>
+    <w:basedOn w:val="895"/>
     <w:uiPriority w:val="99"/>
     <w:pPr>
       <w:pBdr/>
@@ -27395,9 +30721,9 @@
       </w:tcPr>
     </w:tblStylePr>
   </w:style>
-  <w:style w:type="table" w:styleId="815">
+  <w:style w:type="table" w:styleId="823">
     <w:name w:val="Bordered &amp; Lined - Accent 2"/>
-    <w:basedOn w:val="887"/>
+    <w:basedOn w:val="895"/>
     <w:uiPriority w:val="99"/>
     <w:pPr>
       <w:pBdr/>
@@ -27639,9 +30965,9 @@
       </w:tcPr>
     </w:tblStylePr>
   </w:style>
-  <w:style w:type="table" w:styleId="816">
+  <w:style w:type="table" w:styleId="824">
     <w:name w:val="Bordered &amp; Lined - Accent 3"/>
-    <w:basedOn w:val="887"/>
+    <w:basedOn w:val="895"/>
     <w:uiPriority w:val="99"/>
     <w:pPr>
       <w:pBdr/>
@@ -27883,9 +31209,9 @@
       </w:tcPr>
     </w:tblStylePr>
   </w:style>
-  <w:style w:type="table" w:styleId="817">
+  <w:style w:type="table" w:styleId="825">
     <w:name w:val="Bordered &amp; Lined - Accent 4"/>
-    <w:basedOn w:val="887"/>
+    <w:basedOn w:val="895"/>
     <w:uiPriority w:val="99"/>
     <w:pPr>
       <w:pBdr/>
@@ -28127,9 +31453,9 @@
       </w:tcPr>
     </w:tblStylePr>
   </w:style>
-  <w:style w:type="table" w:styleId="818">
+  <w:style w:type="table" w:styleId="826">
     <w:name w:val="Bordered &amp; Lined - Accent 5"/>
-    <w:basedOn w:val="887"/>
+    <w:basedOn w:val="895"/>
     <w:uiPriority w:val="99"/>
     <w:pPr>
       <w:pBdr/>
@@ -28371,9 +31697,9 @@
       </w:tcPr>
     </w:tblStylePr>
   </w:style>
-  <w:style w:type="table" w:styleId="819">
+  <w:style w:type="table" w:styleId="827">
     <w:name w:val="Bordered &amp; Lined - Accent 6"/>
-    <w:basedOn w:val="887"/>
+    <w:basedOn w:val="895"/>
     <w:uiPriority w:val="99"/>
     <w:pPr>
       <w:pBdr/>
@@ -28615,9 +31941,9 @@
       </w:tcPr>
     </w:tblStylePr>
   </w:style>
-  <w:style w:type="table" w:styleId="820">
+  <w:style w:type="table" w:styleId="828">
     <w:name w:val="Bordered"/>
-    <w:basedOn w:val="887"/>
+    <w:basedOn w:val="895"/>
     <w:uiPriority w:val="99"/>
     <w:pPr>
       <w:pBdr/>
@@ -28846,9 +32172,9 @@
       </w:tcPr>
     </w:tblStylePr>
   </w:style>
-  <w:style w:type="table" w:styleId="821">
+  <w:style w:type="table" w:styleId="829">
     <w:name w:val="Bordered - Accent 1"/>
-    <w:basedOn w:val="887"/>
+    <w:basedOn w:val="895"/>
     <w:uiPriority w:val="99"/>
     <w:pPr>
       <w:pBdr/>
@@ -29077,9 +32403,9 @@
       </w:tcPr>
     </w:tblStylePr>
   </w:style>
-  <w:style w:type="table" w:styleId="822">
+  <w:style w:type="table" w:styleId="830">
     <w:name w:val="Bordered - Accent 2"/>
-    <w:basedOn w:val="887"/>
+    <w:basedOn w:val="895"/>
     <w:uiPriority w:val="99"/>
     <w:pPr>
       <w:pBdr/>
@@ -29308,9 +32634,9 @@
       </w:tcPr>
     </w:tblStylePr>
   </w:style>
-  <w:style w:type="table" w:styleId="823">
+  <w:style w:type="table" w:styleId="831">
     <w:name w:val="Bordered - Accent 3"/>
-    <w:basedOn w:val="887"/>
+    <w:basedOn w:val="895"/>
     <w:uiPriority w:val="99"/>
     <w:pPr>
       <w:pBdr/>
@@ -29539,9 +32865,9 @@
       </w:tcPr>
     </w:tblStylePr>
   </w:style>
-  <w:style w:type="table" w:styleId="824">
+  <w:style w:type="table" w:styleId="832">
     <w:name w:val="Bordered - Accent 4"/>
-    <w:basedOn w:val="887"/>
+    <w:basedOn w:val="895"/>
     <w:uiPriority w:val="99"/>
     <w:pPr>
       <w:pBdr/>
@@ -29770,9 +33096,9 @@
       </w:tcPr>
     </w:tblStylePr>
   </w:style>
-  <w:style w:type="table" w:styleId="825">
+  <w:style w:type="table" w:styleId="833">
     <w:name w:val="Bordered - Accent 5"/>
-    <w:basedOn w:val="887"/>
+    <w:basedOn w:val="895"/>
     <w:uiPriority w:val="99"/>
     <w:pPr>
       <w:pBdr/>
@@ -30001,9 +33327,9 @@
       </w:tcPr>
     </w:tblStylePr>
   </w:style>
-  <w:style w:type="table" w:styleId="826">
+  <w:style w:type="table" w:styleId="834">
     <w:name w:val="Bordered - Accent 6"/>
-    <w:basedOn w:val="887"/>
+    <w:basedOn w:val="895"/>
     <w:uiPriority w:val="99"/>
     <w:pPr>
       <w:pBdr/>
@@ -30232,11 +33558,11 @@
       </w:tcPr>
     </w:tblStylePr>
   </w:style>
-  <w:style w:type="paragraph" w:styleId="827">
+  <w:style w:type="paragraph" w:styleId="835">
     <w:name w:val="Heading 1"/>
-    <w:basedOn w:val="886"/>
-    <w:next w:val="886"/>
-    <w:link w:val="837"/>
+    <w:basedOn w:val="894"/>
+    <w:next w:val="894"/>
+    <w:link w:val="845"/>
     <w:uiPriority w:val="9"/>
     <w:qFormat/>
     <w:pPr>
@@ -30254,11 +33580,11 @@
       <w:szCs w:val="40"/>
     </w:rPr>
   </w:style>
-  <w:style w:type="paragraph" w:styleId="828">
+  <w:style w:type="paragraph" w:styleId="836">
     <w:name w:val="Heading 2"/>
-    <w:basedOn w:val="886"/>
-    <w:next w:val="886"/>
-    <w:link w:val="838"/>
+    <w:basedOn w:val="894"/>
+    <w:next w:val="894"/>
+    <w:link w:val="846"/>
     <w:uiPriority w:val="9"/>
     <w:unhideWhenUsed/>
     <w:qFormat/>
@@ -30277,11 +33603,11 @@
       <w:szCs w:val="32"/>
     </w:rPr>
   </w:style>
-  <w:style w:type="paragraph" w:styleId="829">
+  <w:style w:type="paragraph" w:styleId="837">
     <w:name w:val="Heading 3"/>
-    <w:basedOn w:val="886"/>
-    <w:next w:val="886"/>
-    <w:link w:val="839"/>
+    <w:basedOn w:val="894"/>
+    <w:next w:val="894"/>
+    <w:link w:val="847"/>
     <w:uiPriority w:val="9"/>
     <w:unhideWhenUsed/>
     <w:qFormat/>
@@ -30300,11 +33626,11 @@
       <w:szCs w:val="28"/>
     </w:rPr>
   </w:style>
-  <w:style w:type="paragraph" w:styleId="830">
+  <w:style w:type="paragraph" w:styleId="838">
     <w:name w:val="Heading 4"/>
-    <w:basedOn w:val="886"/>
-    <w:next w:val="886"/>
-    <w:link w:val="840"/>
+    <w:basedOn w:val="894"/>
+    <w:next w:val="894"/>
+    <w:link w:val="848"/>
     <w:uiPriority w:val="9"/>
     <w:unhideWhenUsed/>
     <w:qFormat/>
@@ -30323,11 +33649,11 @@
       <w:color w:val="0f4761" w:themeColor="accent1" w:themeShade="BF"/>
     </w:rPr>
   </w:style>
-  <w:style w:type="paragraph" w:styleId="831">
+  <w:style w:type="paragraph" w:styleId="839">
     <w:name w:val="Heading 5"/>
-    <w:basedOn w:val="886"/>
-    <w:next w:val="886"/>
-    <w:link w:val="841"/>
+    <w:basedOn w:val="894"/>
+    <w:next w:val="894"/>
+    <w:link w:val="849"/>
     <w:uiPriority w:val="9"/>
     <w:unhideWhenUsed/>
     <w:qFormat/>
@@ -30344,11 +33670,11 @@
       <w:color w:val="0f4761" w:themeColor="accent1" w:themeShade="BF"/>
     </w:rPr>
   </w:style>
-  <w:style w:type="paragraph" w:styleId="832">
+  <w:style w:type="paragraph" w:styleId="840">
     <w:name w:val="Heading 6"/>
-    <w:basedOn w:val="886"/>
-    <w:next w:val="886"/>
-    <w:link w:val="842"/>
+    <w:basedOn w:val="894"/>
+    <w:next w:val="894"/>
+    <w:link w:val="850"/>
     <w:uiPriority w:val="9"/>
     <w:unhideWhenUsed/>
     <w:qFormat/>
@@ -30367,11 +33693,11 @@
       <w:color w:val="595959" w:themeColor="text1" w:themeTint="A6"/>
     </w:rPr>
   </w:style>
-  <w:style w:type="paragraph" w:styleId="833">
+  <w:style w:type="paragraph" w:styleId="841">
     <w:name w:val="Heading 7"/>
-    <w:basedOn w:val="886"/>
-    <w:next w:val="886"/>
-    <w:link w:val="843"/>
+    <w:basedOn w:val="894"/>
+    <w:next w:val="894"/>
+    <w:link w:val="851"/>
     <w:uiPriority w:val="9"/>
     <w:unhideWhenUsed/>
     <w:qFormat/>
@@ -30388,11 +33714,11 @@
       <w:color w:val="595959" w:themeColor="text1" w:themeTint="A6"/>
     </w:rPr>
   </w:style>
-  <w:style w:type="paragraph" w:styleId="834">
+  <w:style w:type="paragraph" w:styleId="842">
     <w:name w:val="Heading 8"/>
-    <w:basedOn w:val="886"/>
-    <w:next w:val="886"/>
-    <w:link w:val="844"/>
+    <w:basedOn w:val="894"/>
+    <w:next w:val="894"/>
+    <w:link w:val="852"/>
     <w:uiPriority w:val="9"/>
     <w:unhideWhenUsed/>
     <w:qFormat/>
@@ -30411,11 +33737,11 @@
       <w:color w:val="272727" w:themeColor="text1" w:themeTint="D8"/>
     </w:rPr>
   </w:style>
-  <w:style w:type="paragraph" w:styleId="835">
+  <w:style w:type="paragraph" w:styleId="843">
     <w:name w:val="Heading 9"/>
-    <w:basedOn w:val="886"/>
-    <w:next w:val="886"/>
-    <w:link w:val="845"/>
+    <w:basedOn w:val="894"/>
+    <w:next w:val="894"/>
+    <w:link w:val="853"/>
     <w:uiPriority w:val="9"/>
     <w:unhideWhenUsed/>
     <w:qFormat/>
@@ -30434,7 +33760,7 @@
       <w:color w:val="272727" w:themeColor="text1" w:themeTint="D8"/>
     </w:rPr>
   </w:style>
-  <w:style w:type="character" w:styleId="836" w:default="1">
+  <w:style w:type="character" w:styleId="844" w:default="1">
     <w:name w:val="Default Paragraph Font"/>
     <w:uiPriority w:val="1"/>
     <w:semiHidden/>
@@ -30445,10 +33771,10 @@
       <w:ind/>
     </w:pPr>
   </w:style>
-  <w:style w:type="character" w:styleId="837">
+  <w:style w:type="character" w:styleId="845">
     <w:name w:val="Heading 1 Char"/>
-    <w:basedOn w:val="836"/>
-    <w:link w:val="827"/>
+    <w:basedOn w:val="844"/>
+    <w:link w:val="835"/>
     <w:uiPriority w:val="9"/>
     <w:pPr>
       <w:pBdr/>
@@ -30462,10 +33788,10 @@
       <w:szCs w:val="40"/>
     </w:rPr>
   </w:style>
-  <w:style w:type="character" w:styleId="838">
+  <w:style w:type="character" w:styleId="846">
     <w:name w:val="Heading 2 Char"/>
-    <w:basedOn w:val="836"/>
-    <w:link w:val="828"/>
+    <w:basedOn w:val="844"/>
+    <w:link w:val="836"/>
     <w:uiPriority w:val="9"/>
     <w:pPr>
       <w:pBdr/>
@@ -30479,10 +33805,10 @@
       <w:szCs w:val="32"/>
     </w:rPr>
   </w:style>
-  <w:style w:type="character" w:styleId="839">
+  <w:style w:type="character" w:styleId="847">
     <w:name w:val="Heading 3 Char"/>
-    <w:basedOn w:val="836"/>
-    <w:link w:val="829"/>
+    <w:basedOn w:val="844"/>
+    <w:link w:val="837"/>
     <w:uiPriority w:val="9"/>
     <w:pPr>
       <w:pBdr/>
@@ -30496,10 +33822,10 @@
       <w:szCs w:val="28"/>
     </w:rPr>
   </w:style>
-  <w:style w:type="character" w:styleId="840">
+  <w:style w:type="character" w:styleId="848">
     <w:name w:val="Heading 4 Char"/>
-    <w:basedOn w:val="836"/>
-    <w:link w:val="830"/>
+    <w:basedOn w:val="844"/>
+    <w:link w:val="838"/>
     <w:uiPriority w:val="9"/>
     <w:pPr>
       <w:pBdr/>
@@ -30513,10 +33839,10 @@
       <w:color w:val="0f4761" w:themeColor="accent1" w:themeShade="BF"/>
     </w:rPr>
   </w:style>
-  <w:style w:type="character" w:styleId="841">
+  <w:style w:type="character" w:styleId="849">
     <w:name w:val="Heading 5 Char"/>
-    <w:basedOn w:val="836"/>
-    <w:link w:val="831"/>
+    <w:basedOn w:val="844"/>
+    <w:link w:val="839"/>
     <w:uiPriority w:val="9"/>
     <w:pPr>
       <w:pBdr/>
@@ -30528,10 +33854,10 @@
       <w:color w:val="0f4761" w:themeColor="accent1" w:themeShade="BF"/>
     </w:rPr>
   </w:style>
-  <w:style w:type="character" w:styleId="842">
+  <w:style w:type="character" w:styleId="850">
     <w:name w:val="Heading 6 Char"/>
-    <w:basedOn w:val="836"/>
-    <w:link w:val="832"/>
+    <w:basedOn w:val="844"/>
+    <w:link w:val="840"/>
     <w:uiPriority w:val="9"/>
     <w:pPr>
       <w:pBdr/>
@@ -30545,10 +33871,10 @@
       <w:color w:val="595959" w:themeColor="text1" w:themeTint="A6"/>
     </w:rPr>
   </w:style>
-  <w:style w:type="character" w:styleId="843">
+  <w:style w:type="character" w:styleId="851">
     <w:name w:val="Heading 7 Char"/>
-    <w:basedOn w:val="836"/>
-    <w:link w:val="833"/>
+    <w:basedOn w:val="844"/>
+    <w:link w:val="841"/>
     <w:uiPriority w:val="9"/>
     <w:pPr>
       <w:pBdr/>
@@ -30560,10 +33886,10 @@
       <w:color w:val="595959" w:themeColor="text1" w:themeTint="A6"/>
     </w:rPr>
   </w:style>
-  <w:style w:type="character" w:styleId="844">
+  <w:style w:type="character" w:styleId="852">
     <w:name w:val="Heading 8 Char"/>
-    <w:basedOn w:val="836"/>
-    <w:link w:val="834"/>
+    <w:basedOn w:val="844"/>
+    <w:link w:val="842"/>
     <w:uiPriority w:val="9"/>
     <w:pPr>
       <w:pBdr/>
@@ -30577,10 +33903,10 @@
       <w:color w:val="272727" w:themeColor="text1" w:themeTint="D8"/>
     </w:rPr>
   </w:style>
-  <w:style w:type="character" w:styleId="845">
+  <w:style w:type="character" w:styleId="853">
     <w:name w:val="Heading 9 Char"/>
-    <w:basedOn w:val="836"/>
-    <w:link w:val="835"/>
+    <w:basedOn w:val="844"/>
+    <w:link w:val="843"/>
     <w:uiPriority w:val="9"/>
     <w:pPr>
       <w:pBdr/>
@@ -30594,11 +33920,11 @@
       <w:color w:val="272727" w:themeColor="text1" w:themeTint="D8"/>
     </w:rPr>
   </w:style>
-  <w:style w:type="paragraph" w:styleId="846">
+  <w:style w:type="paragraph" w:styleId="854">
     <w:name w:val="Title"/>
-    <w:basedOn w:val="886"/>
-    <w:next w:val="886"/>
-    <w:link w:val="847"/>
+    <w:basedOn w:val="894"/>
+    <w:next w:val="894"/>
+    <w:link w:val="855"/>
     <w:uiPriority w:val="10"/>
     <w:qFormat/>
     <w:pPr>
@@ -30614,10 +33940,10 @@
       <w:szCs w:val="56"/>
     </w:rPr>
   </w:style>
-  <w:style w:type="character" w:styleId="847">
+  <w:style w:type="character" w:styleId="855">
     <w:name w:val="Title Char"/>
-    <w:basedOn w:val="836"/>
-    <w:link w:val="846"/>
+    <w:basedOn w:val="844"/>
+    <w:link w:val="854"/>
     <w:uiPriority w:val="10"/>
     <w:pPr>
       <w:pBdr/>
@@ -30631,11 +33957,11 @@
       <w:szCs w:val="56"/>
     </w:rPr>
   </w:style>
-  <w:style w:type="paragraph" w:styleId="848">
+  <w:style w:type="paragraph" w:styleId="856">
     <w:name w:val="Subtitle"/>
-    <w:basedOn w:val="886"/>
-    <w:next w:val="886"/>
-    <w:link w:val="849"/>
+    <w:basedOn w:val="894"/>
+    <w:next w:val="894"/>
+    <w:link w:val="857"/>
     <w:uiPriority w:val="11"/>
     <w:qFormat/>
     <w:pPr>
@@ -30653,10 +33979,10 @@
       <w:szCs w:val="28"/>
     </w:rPr>
   </w:style>
-  <w:style w:type="character" w:styleId="849">
+  <w:style w:type="character" w:styleId="857">
     <w:name w:val="Subtitle Char"/>
-    <w:basedOn w:val="836"/>
-    <w:link w:val="848"/>
+    <w:basedOn w:val="844"/>
+    <w:link w:val="856"/>
     <w:uiPriority w:val="11"/>
     <w:pPr>
       <w:pBdr/>
@@ -30670,11 +33996,11 @@
       <w:szCs w:val="28"/>
     </w:rPr>
   </w:style>
-  <w:style w:type="paragraph" w:styleId="850">
+  <w:style w:type="paragraph" w:styleId="858">
     <w:name w:val="Quote"/>
-    <w:basedOn w:val="886"/>
-    <w:next w:val="886"/>
-    <w:link w:val="851"/>
+    <w:basedOn w:val="894"/>
+    <w:next w:val="894"/>
+    <w:link w:val="859"/>
     <w:uiPriority w:val="29"/>
     <w:qFormat/>
     <w:pPr>
@@ -30689,10 +34015,10 @@
       <w:color w:val="404040" w:themeColor="text1" w:themeTint="BF"/>
     </w:rPr>
   </w:style>
-  <w:style w:type="character" w:styleId="851">
+  <w:style w:type="character" w:styleId="859">
     <w:name w:val="Quote Char"/>
-    <w:basedOn w:val="836"/>
-    <w:link w:val="850"/>
+    <w:basedOn w:val="844"/>
+    <w:link w:val="858"/>
     <w:uiPriority w:val="29"/>
     <w:pPr>
       <w:pBdr/>
@@ -30705,9 +34031,9 @@
       <w:color w:val="404040" w:themeColor="text1" w:themeTint="BF"/>
     </w:rPr>
   </w:style>
-  <w:style w:type="character" w:styleId="852">
+  <w:style w:type="character" w:styleId="860">
     <w:name w:val="Intense Emphasis"/>
-    <w:basedOn w:val="836"/>
+    <w:basedOn w:val="844"/>
     <w:uiPriority w:val="21"/>
     <w:qFormat/>
     <w:pPr>
@@ -30721,11 +34047,11 @@
       <w:color w:val="0f4761" w:themeColor="accent1" w:themeShade="BF"/>
     </w:rPr>
   </w:style>
-  <w:style w:type="paragraph" w:styleId="853">
+  <w:style w:type="paragraph" w:styleId="861">
     <w:name w:val="Intense Quote"/>
-    <w:basedOn w:val="886"/>
-    <w:next w:val="886"/>
-    <w:link w:val="854"/>
+    <w:basedOn w:val="894"/>
+    <w:next w:val="894"/>
+    <w:link w:val="862"/>
     <w:uiPriority w:val="30"/>
     <w:qFormat/>
     <w:pPr>
@@ -30743,10 +34069,10 @@
       <w:color w:val="0f4761" w:themeColor="accent1" w:themeShade="BF"/>
     </w:rPr>
   </w:style>
-  <w:style w:type="character" w:styleId="854">
+  <w:style w:type="character" w:styleId="862">
     <w:name w:val="Intense Quote Char"/>
-    <w:basedOn w:val="836"/>
-    <w:link w:val="853"/>
+    <w:basedOn w:val="844"/>
+    <w:link w:val="861"/>
     <w:uiPriority w:val="30"/>
     <w:pPr>
       <w:pBdr/>
@@ -30759,9 +34085,9 @@
       <w:color w:val="0f4761" w:themeColor="accent1" w:themeShade="BF"/>
     </w:rPr>
   </w:style>
-  <w:style w:type="character" w:styleId="855">
+  <w:style w:type="character" w:styleId="863">
     <w:name w:val="Intense Reference"/>
-    <w:basedOn w:val="836"/>
+    <w:basedOn w:val="844"/>
     <w:uiPriority w:val="32"/>
     <w:qFormat/>
     <w:pPr>
@@ -30777,9 +34103,9 @@
       <w:spacing w:val="5"/>
     </w:rPr>
   </w:style>
-  <w:style w:type="character" w:styleId="856">
+  <w:style w:type="character" w:styleId="864">
     <w:name w:val="Subtle Emphasis"/>
-    <w:basedOn w:val="836"/>
+    <w:basedOn w:val="844"/>
     <w:uiPriority w:val="19"/>
     <w:qFormat/>
     <w:pPr>
@@ -30793,9 +34119,9 @@
       <w:color w:val="404040" w:themeColor="text1" w:themeTint="BF"/>
     </w:rPr>
   </w:style>
-  <w:style w:type="character" w:styleId="857">
+  <w:style w:type="character" w:styleId="865">
     <w:name w:val="Emphasis"/>
-    <w:basedOn w:val="836"/>
+    <w:basedOn w:val="844"/>
     <w:uiPriority w:val="20"/>
     <w:qFormat/>
     <w:pPr>
@@ -30808,9 +34134,9 @@
       <w:iCs/>
     </w:rPr>
   </w:style>
-  <w:style w:type="character" w:styleId="858">
+  <w:style w:type="character" w:styleId="866">
     <w:name w:val="Strong"/>
-    <w:basedOn w:val="836"/>
+    <w:basedOn w:val="844"/>
     <w:uiPriority w:val="22"/>
     <w:qFormat/>
     <w:pPr>
@@ -30823,9 +34149,9 @@
       <w:bCs/>
     </w:rPr>
   </w:style>
-  <w:style w:type="character" w:styleId="859">
+  <w:style w:type="character" w:styleId="867">
     <w:name w:val="Subtle Reference"/>
-    <w:basedOn w:val="836"/>
+    <w:basedOn w:val="844"/>
     <w:uiPriority w:val="31"/>
     <w:qFormat/>
     <w:pPr>
@@ -30838,9 +34164,9 @@
       <w:color w:val="5a5a5a" w:themeColor="text1" w:themeTint="A5"/>
     </w:rPr>
   </w:style>
-  <w:style w:type="character" w:styleId="860">
+  <w:style w:type="character" w:styleId="868">
     <w:name w:val="Book Title"/>
-    <w:basedOn w:val="836"/>
+    <w:basedOn w:val="844"/>
     <w:uiPriority w:val="33"/>
     <w:qFormat/>
     <w:pPr>
@@ -30856,10 +34182,10 @@
       <w:spacing w:val="5"/>
     </w:rPr>
   </w:style>
-  <w:style w:type="paragraph" w:styleId="861">
+  <w:style w:type="paragraph" w:styleId="869">
     <w:name w:val="Header"/>
-    <w:basedOn w:val="886"/>
-    <w:link w:val="862"/>
+    <w:basedOn w:val="894"/>
+    <w:link w:val="870"/>
     <w:uiPriority w:val="99"/>
     <w:unhideWhenUsed/>
     <w:pPr>
@@ -30872,10 +34198,10 @@
       <w:ind/>
     </w:pPr>
   </w:style>
-  <w:style w:type="character" w:styleId="862">
+  <w:style w:type="character" w:styleId="870">
     <w:name w:val="Header Char"/>
-    <w:basedOn w:val="836"/>
-    <w:link w:val="861"/>
+    <w:basedOn w:val="844"/>
+    <w:link w:val="869"/>
     <w:uiPriority w:val="99"/>
     <w:pPr>
       <w:pBdr/>
@@ -30883,10 +34209,10 @@
       <w:ind/>
     </w:pPr>
   </w:style>
-  <w:style w:type="paragraph" w:styleId="863">
+  <w:style w:type="paragraph" w:styleId="871">
     <w:name w:val="Footer"/>
-    <w:basedOn w:val="886"/>
-    <w:link w:val="864"/>
+    <w:basedOn w:val="894"/>
+    <w:link w:val="872"/>
     <w:uiPriority w:val="99"/>
     <w:unhideWhenUsed/>
     <w:pPr>
@@ -30899,10 +34225,10 @@
       <w:ind/>
     </w:pPr>
   </w:style>
-  <w:style w:type="character" w:styleId="864">
+  <w:style w:type="character" w:styleId="872">
     <w:name w:val="Footer Char"/>
-    <w:basedOn w:val="836"/>
-    <w:link w:val="863"/>
+    <w:basedOn w:val="844"/>
+    <w:link w:val="871"/>
     <w:uiPriority w:val="99"/>
     <w:pPr>
       <w:pBdr/>
@@ -30910,10 +34236,10 @@
       <w:ind/>
     </w:pPr>
   </w:style>
-  <w:style w:type="paragraph" w:styleId="865">
+  <w:style w:type="paragraph" w:styleId="873">
     <w:name w:val="Caption"/>
-    <w:basedOn w:val="886"/>
-    <w:next w:val="886"/>
+    <w:basedOn w:val="894"/>
+    <w:next w:val="894"/>
     <w:uiPriority w:val="35"/>
     <w:unhideWhenUsed/>
     <w:qFormat/>
@@ -30930,10 +34256,10 @@
       <w:szCs w:val="18"/>
     </w:rPr>
   </w:style>
-  <w:style w:type="paragraph" w:styleId="866">
+  <w:style w:type="paragraph" w:styleId="874">
     <w:name w:val="footnote text"/>
-    <w:basedOn w:val="886"/>
-    <w:link w:val="867"/>
+    <w:basedOn w:val="894"/>
+    <w:link w:val="875"/>
     <w:uiPriority w:val="99"/>
     <w:semiHidden/>
     <w:unhideWhenUsed/>
@@ -30947,10 +34273,10 @@
       <w:szCs w:val="20"/>
     </w:rPr>
   </w:style>
-  <w:style w:type="character" w:styleId="867">
+  <w:style w:type="character" w:styleId="875">
     <w:name w:val="Footnote Text Char"/>
-    <w:basedOn w:val="836"/>
-    <w:link w:val="866"/>
+    <w:basedOn w:val="844"/>
+    <w:link w:val="874"/>
     <w:uiPriority w:val="99"/>
     <w:semiHidden/>
     <w:pPr>
@@ -30963,9 +34289,9 @@
       <w:szCs w:val="20"/>
     </w:rPr>
   </w:style>
-  <w:style w:type="character" w:styleId="868">
+  <w:style w:type="character" w:styleId="876">
     <w:name w:val="footnote reference"/>
-    <w:basedOn w:val="836"/>
+    <w:basedOn w:val="844"/>
     <w:uiPriority w:val="99"/>
     <w:semiHidden/>
     <w:unhideWhenUsed/>
@@ -30978,10 +34304,10 @@
       <w:vertAlign w:val="superscript"/>
     </w:rPr>
   </w:style>
-  <w:style w:type="paragraph" w:styleId="869">
+  <w:style w:type="paragraph" w:styleId="877">
     <w:name w:val="endnote text"/>
-    <w:basedOn w:val="886"/>
-    <w:link w:val="870"/>
+    <w:basedOn w:val="894"/>
+    <w:link w:val="878"/>
     <w:uiPriority w:val="99"/>
     <w:semiHidden/>
     <w:unhideWhenUsed/>
@@ -30995,10 +34321,10 @@
       <w:szCs w:val="20"/>
     </w:rPr>
   </w:style>
-  <w:style w:type="character" w:styleId="870">
+  <w:style w:type="character" w:styleId="878">
     <w:name w:val="Endnote Text Char"/>
-    <w:basedOn w:val="836"/>
-    <w:link w:val="869"/>
+    <w:basedOn w:val="844"/>
+    <w:link w:val="877"/>
     <w:uiPriority w:val="99"/>
     <w:semiHidden/>
     <w:pPr>
@@ -31011,9 +34337,9 @@
       <w:szCs w:val="20"/>
     </w:rPr>
   </w:style>
-  <w:style w:type="character" w:styleId="871">
+  <w:style w:type="character" w:styleId="879">
     <w:name w:val="endnote reference"/>
-    <w:basedOn w:val="836"/>
+    <w:basedOn w:val="844"/>
     <w:uiPriority w:val="99"/>
     <w:semiHidden/>
     <w:unhideWhenUsed/>
@@ -31026,9 +34352,9 @@
       <w:vertAlign w:val="superscript"/>
     </w:rPr>
   </w:style>
-  <w:style w:type="character" w:styleId="872">
+  <w:style w:type="character" w:styleId="880">
     <w:name w:val="Hyperlink"/>
-    <w:basedOn w:val="836"/>
+    <w:basedOn w:val="844"/>
     <w:uiPriority w:val="99"/>
     <w:unhideWhenUsed/>
     <w:pPr>
@@ -31041,9 +34367,9 @@
       <w:u w:val="single"/>
     </w:rPr>
   </w:style>
-  <w:style w:type="character" w:styleId="873">
+  <w:style w:type="character" w:styleId="881">
     <w:name w:val="FollowedHyperlink"/>
-    <w:basedOn w:val="836"/>
+    <w:basedOn w:val="844"/>
     <w:uiPriority w:val="99"/>
     <w:semiHidden/>
     <w:unhideWhenUsed/>
@@ -31057,10 +34383,10 @@
       <w:u w:val="single"/>
     </w:rPr>
   </w:style>
-  <w:style w:type="paragraph" w:styleId="874">
+  <w:style w:type="paragraph" w:styleId="882">
     <w:name w:val="toc 1"/>
-    <w:basedOn w:val="886"/>
-    <w:next w:val="886"/>
+    <w:basedOn w:val="894"/>
+    <w:next w:val="894"/>
     <w:uiPriority w:val="39"/>
     <w:unhideWhenUsed/>
     <w:pPr>
@@ -31069,10 +34395,10 @@
       <w:ind/>
     </w:pPr>
   </w:style>
-  <w:style w:type="paragraph" w:styleId="875">
+  <w:style w:type="paragraph" w:styleId="883">
     <w:name w:val="toc 2"/>
-    <w:basedOn w:val="886"/>
-    <w:next w:val="886"/>
+    <w:basedOn w:val="894"/>
+    <w:next w:val="894"/>
     <w:uiPriority w:val="39"/>
     <w:unhideWhenUsed/>
     <w:pPr>
@@ -31081,10 +34407,10 @@
       <w:ind w:left="220"/>
     </w:pPr>
   </w:style>
-  <w:style w:type="paragraph" w:styleId="876">
+  <w:style w:type="paragraph" w:styleId="884">
     <w:name w:val="toc 3"/>
-    <w:basedOn w:val="886"/>
-    <w:next w:val="886"/>
+    <w:basedOn w:val="894"/>
+    <w:next w:val="894"/>
     <w:uiPriority w:val="39"/>
     <w:unhideWhenUsed/>
     <w:pPr>
@@ -31093,10 +34419,10 @@
       <w:ind w:left="440"/>
     </w:pPr>
   </w:style>
-  <w:style w:type="paragraph" w:styleId="877">
+  <w:style w:type="paragraph" w:styleId="885">
     <w:name w:val="toc 4"/>
-    <w:basedOn w:val="886"/>
-    <w:next w:val="886"/>
+    <w:basedOn w:val="894"/>
+    <w:next w:val="894"/>
     <w:uiPriority w:val="39"/>
     <w:unhideWhenUsed/>
     <w:pPr>
@@ -31105,10 +34431,10 @@
       <w:ind w:left="660"/>
     </w:pPr>
   </w:style>
-  <w:style w:type="paragraph" w:styleId="878">
+  <w:style w:type="paragraph" w:styleId="886">
     <w:name w:val="toc 5"/>
-    <w:basedOn w:val="886"/>
-    <w:next w:val="886"/>
+    <w:basedOn w:val="894"/>
+    <w:next w:val="894"/>
     <w:uiPriority w:val="39"/>
     <w:unhideWhenUsed/>
     <w:pPr>
@@ -31117,10 +34443,10 @@
       <w:ind w:left="880"/>
     </w:pPr>
   </w:style>
-  <w:style w:type="paragraph" w:styleId="879">
+  <w:style w:type="paragraph" w:styleId="887">
     <w:name w:val="toc 6"/>
-    <w:basedOn w:val="886"/>
-    <w:next w:val="886"/>
+    <w:basedOn w:val="894"/>
+    <w:next w:val="894"/>
     <w:uiPriority w:val="39"/>
     <w:unhideWhenUsed/>
     <w:pPr>
@@ -31129,10 +34455,10 @@
       <w:ind w:left="1100"/>
     </w:pPr>
   </w:style>
-  <w:style w:type="paragraph" w:styleId="880">
+  <w:style w:type="paragraph" w:styleId="888">
     <w:name w:val="toc 7"/>
-    <w:basedOn w:val="886"/>
-    <w:next w:val="886"/>
+    <w:basedOn w:val="894"/>
+    <w:next w:val="894"/>
     <w:uiPriority w:val="39"/>
     <w:unhideWhenUsed/>
     <w:pPr>
@@ -31141,10 +34467,10 @@
       <w:ind w:left="1320"/>
     </w:pPr>
   </w:style>
-  <w:style w:type="paragraph" w:styleId="881">
+  <w:style w:type="paragraph" w:styleId="889">
     <w:name w:val="toc 8"/>
-    <w:basedOn w:val="886"/>
-    <w:next w:val="886"/>
+    <w:basedOn w:val="894"/>
+    <w:next w:val="894"/>
     <w:uiPriority w:val="39"/>
     <w:unhideWhenUsed/>
     <w:pPr>
@@ -31153,10 +34479,10 @@
       <w:ind w:left="1540"/>
     </w:pPr>
   </w:style>
-  <w:style w:type="paragraph" w:styleId="882">
+  <w:style w:type="paragraph" w:styleId="890">
     <w:name w:val="toc 9"/>
-    <w:basedOn w:val="886"/>
-    <w:next w:val="886"/>
+    <w:basedOn w:val="894"/>
+    <w:next w:val="894"/>
     <w:uiPriority w:val="39"/>
     <w:unhideWhenUsed/>
     <w:pPr>
@@ -31165,9 +34491,9 @@
       <w:ind w:left="1760"/>
     </w:pPr>
   </w:style>
-  <w:style w:type="character" w:styleId="883">
+  <w:style w:type="character" w:styleId="891">
     <w:name w:val="Placeholder Text"/>
-    <w:basedOn w:val="836"/>
+    <w:basedOn w:val="844"/>
     <w:uiPriority w:val="99"/>
     <w:semiHidden/>
     <w:pPr>
@@ -31179,7 +34505,7 @@
       <w:color w:val="666666"/>
     </w:rPr>
   </w:style>
-  <w:style w:type="paragraph" w:styleId="884">
+  <w:style w:type="paragraph" w:styleId="892">
     <w:name w:val="TOC Heading"/>
     <w:uiPriority w:val="39"/>
     <w:unhideWhenUsed/>
@@ -31189,10 +34515,10 @@
       <w:ind/>
     </w:pPr>
   </w:style>
-  <w:style w:type="paragraph" w:styleId="885">
+  <w:style w:type="paragraph" w:styleId="893">
     <w:name w:val="table of figures"/>
-    <w:basedOn w:val="886"/>
-    <w:next w:val="886"/>
+    <w:basedOn w:val="894"/>
+    <w:next w:val="894"/>
     <w:uiPriority w:val="99"/>
     <w:unhideWhenUsed/>
     <w:pPr>
@@ -31201,7 +34527,7 @@
       <w:ind/>
     </w:pPr>
   </w:style>
-  <w:style w:type="paragraph" w:styleId="886" w:default="1">
+  <w:style w:type="paragraph" w:styleId="894" w:default="1">
     <w:name w:val="Normal"/>
     <w:qFormat/>
     <w:pPr>
@@ -31210,7 +34536,7 @@
       <w:ind/>
     </w:pPr>
   </w:style>
-  <w:style w:type="table" w:styleId="887" w:default="1">
+  <w:style w:type="table" w:styleId="895" w:default="1">
     <w:name w:val="Normal Table"/>
     <w:uiPriority w:val="99"/>
     <w:semiHidden/>
@@ -31403,7 +34729,7 @@
       </w:tcPr>
     </w:tblStylePr>
   </w:style>
-  <w:style w:type="numbering" w:styleId="888" w:default="1">
+  <w:style w:type="numbering" w:styleId="896" w:default="1">
     <w:name w:val="No List"/>
     <w:uiPriority w:val="99"/>
     <w:semiHidden/>
@@ -31414,9 +34740,9 @@
       <w:ind/>
     </w:pPr>
   </w:style>
-  <w:style w:type="paragraph" w:styleId="889">
+  <w:style w:type="paragraph" w:styleId="897">
     <w:name w:val="No Spacing"/>
-    <w:basedOn w:val="886"/>
+    <w:basedOn w:val="894"/>
     <w:uiPriority w:val="1"/>
     <w:qFormat/>
     <w:pPr>
@@ -31425,9 +34751,9 @@
       <w:ind/>
     </w:pPr>
   </w:style>
-  <w:style w:type="paragraph" w:styleId="890">
+  <w:style w:type="paragraph" w:styleId="898">
     <w:name w:val="List Paragraph"/>
-    <w:basedOn w:val="886"/>
+    <w:basedOn w:val="894"/>
     <w:uiPriority w:val="34"/>
     <w:qFormat/>
     <w:pPr>
